--- a/docs/master/doc/02_FUNCTIONAL_REQUIREMENTS_AND_PROGRAMS.docx
+++ b/docs/master/doc/02_FUNCTIONAL_REQUIREMENTS_AND_PROGRAMS.docx
@@ -653,7 +653,7 @@
     </w:p>
     <w:bookmarkEnd w:id="29"/>
     <w:bookmarkEnd w:id="30"/>
-    <w:bookmarkStart w:id="35" w:name="oreview"/>
+    <w:bookmarkStart w:id="36" w:name="oreview"/>
     <w:p>
       <w:pPr>
         <w:pStyle w:val="Heading2"/>
@@ -710,6 +710,18 @@
         <w:pStyle w:val="Compact"/>
       </w:pPr>
       <w:r>
+        <w:t xml:space="preserve">역방향 Traceability: 어떤 요구사항에도 연결되지 않은 신규 코드(고아 코드·과잉 생성)를 별도 탐지</w:t>
+      </w:r>
+    </w:p>
+    <w:p>
+      <w:pPr>
+        <w:numPr>
+          <w:ilvl w:val="0"/>
+          <w:numId w:val="1006"/>
+        </w:numPr>
+        <w:pStyle w:val="Compact"/>
+      </w:pPr>
+      <w:r>
         <w:t xml:space="preserve">설계규칙·Dependency Boundary 검토</w:t>
       </w:r>
     </w:p>
@@ -782,6 +794,18 @@
         <w:pStyle w:val="Compact"/>
       </w:pPr>
       <w:r>
+        <w:t xml:space="preserve">AI 자기주장 검증(Self-Claim Verification): Commit/PR/Chat 응답에서 AI가 스스로 밝힌 구현·수정·테스트통과 주장을 추출해 실제 Evidence와 대조하고 불일치 시 Finding 생성</w:t>
+      </w:r>
+    </w:p>
+    <w:p>
+      <w:pPr>
+        <w:numPr>
+          <w:ilvl w:val="0"/>
+          <w:numId w:val="1006"/>
+        </w:numPr>
+        <w:pStyle w:val="Compact"/>
+      </w:pPr>
+      <w:r>
         <w:t xml:space="preserve">PR 단위 Inline Comment, Summary, Decision 생성</w:t>
       </w:r>
     </w:p>
@@ -794,7 +818,7 @@
         <w:pStyle w:val="Compact"/>
       </w:pPr>
       <w:r>
-        <w:t xml:space="preserve">독립 Review Pass 지원</w:t>
+        <w:t xml:space="preserve">독립 Review Pass 지원(가능한 경우 원 구현에 사용된 모델과 다른 계열의 모델로 수행)</w:t>
       </w:r>
     </w:p>
     <w:bookmarkEnd w:id="32"/>
@@ -816,7 +840,7 @@
       </w:r>
     </w:p>
     <w:bookmarkEnd w:id="33"/>
-    <w:bookmarkStart w:id="34" w:name="수용기준-1"/>
+    <w:bookmarkStart w:id="35" w:name="수용기준-1"/>
     <w:p>
       <w:pPr>
         <w:pStyle w:val="Heading3"/>
@@ -873,430 +897,18 @@
         <w:t xml:space="preserve">Critical/High Finding은 근거 없는 자동 승인 금지</w:t>
       </w:r>
     </w:p>
-    <w:bookmarkEnd w:id="34"/>
-    <w:bookmarkEnd w:id="35"/>
-    <w:bookmarkStart w:id="39" w:name="overification"/>
-    <w:p>
-      <w:pPr>
-        <w:pStyle w:val="Heading2"/>
-      </w:pPr>
-      <w:r>
-        <w:t xml:space="preserve">6. OVerification</w:t>
-      </w:r>
-    </w:p>
-    <w:bookmarkStart w:id="36" w:name="기능-3"/>
-    <w:p>
-      <w:pPr>
-        <w:pStyle w:val="Heading3"/>
-      </w:pPr>
-      <w:r>
-        <w:t xml:space="preserve">기능</w:t>
-      </w:r>
-    </w:p>
-    <w:p>
-      <w:pPr>
-        <w:numPr>
-          <w:ilvl w:val="0"/>
-          <w:numId w:val="1008"/>
-        </w:numPr>
-        <w:pStyle w:val="Compact"/>
-      </w:pPr>
-      <w:r>
-        <w:t xml:space="preserve">Static, Build, Unit, Integration, Scenario, Adversarial, Performance, Recovery, License 검증</w:t>
-      </w:r>
-    </w:p>
-    <w:p>
-      <w:pPr>
-        <w:numPr>
-          <w:ilvl w:val="0"/>
-          <w:numId w:val="1008"/>
-        </w:numPr>
-        <w:pStyle w:val="Compact"/>
-      </w:pPr>
-      <w:r>
-        <w:t xml:space="preserve">ProgramProfile 또는 (Verify 단독 상품의 경우) 고객 제공 ScopeManifest를 구조 정보 입력으로 사용</w:t>
-      </w:r>
-    </w:p>
-    <w:p>
-      <w:pPr>
-        <w:numPr>
-          <w:ilvl w:val="0"/>
-          <w:numId w:val="1008"/>
-        </w:numPr>
-        <w:pStyle w:val="Compact"/>
-      </w:pPr>
-      <w:r>
-        <w:t xml:space="preserve">요구사항별 Test Claim 생성</w:t>
-      </w:r>
-    </w:p>
-    <w:p>
-      <w:pPr>
-        <w:numPr>
-          <w:ilvl w:val="0"/>
-          <w:numId w:val="1008"/>
-        </w:numPr>
-        <w:pStyle w:val="Compact"/>
-      </w:pPr>
-      <w:r>
-        <w:t xml:space="preserve">실제 실행결과와 Expected 결과 비교</w:t>
-      </w:r>
-    </w:p>
-    <w:p>
-      <w:pPr>
-        <w:numPr>
-          <w:ilvl w:val="0"/>
-          <w:numId w:val="1008"/>
-        </w:numPr>
-        <w:pStyle w:val="Compact"/>
-      </w:pPr>
-      <w:r>
-        <w:t xml:space="preserve">Negative Test와 Fail-closed 확인</w:t>
-      </w:r>
-    </w:p>
-    <w:p>
-      <w:pPr>
-        <w:numPr>
-          <w:ilvl w:val="0"/>
-          <w:numId w:val="1008"/>
-        </w:numPr>
-        <w:pStyle w:val="Compact"/>
-      </w:pPr>
-      <w:r>
-        <w:t xml:space="preserve">Regression Set 구성</w:t>
-      </w:r>
-    </w:p>
-    <w:p>
-      <w:pPr>
-        <w:numPr>
-          <w:ilvl w:val="0"/>
-          <w:numId w:val="1008"/>
-        </w:numPr>
-        <w:pStyle w:val="Compact"/>
-      </w:pPr>
-      <w:r>
-        <w:t xml:space="preserve">결과 재실행과 Flaky 분리</w:t>
-      </w:r>
-    </w:p>
-    <w:p>
-      <w:pPr>
-        <w:numPr>
-          <w:ilvl w:val="0"/>
-          <w:numId w:val="1008"/>
-        </w:numPr>
-        <w:pStyle w:val="Compact"/>
-      </w:pPr>
-      <w:r>
-        <w:t xml:space="preserve">독립 OTester/OAudit 판정 지원</w:t>
-      </w:r>
-    </w:p>
-    <w:bookmarkEnd w:id="36"/>
-    <w:bookmarkStart w:id="37" w:name="decision-1"/>
-    <w:p>
-      <w:pPr>
-        <w:pStyle w:val="Heading3"/>
-      </w:pPr>
-      <w:r>
-        <w:t xml:space="preserve">Decision</w:t>
-      </w:r>
-    </w:p>
-    <w:p>
-      <w:pPr>
-        <w:pStyle w:val="FirstParagraph"/>
-      </w:pPr>
-      <w:r>
-        <w:t xml:space="preserve">PASS, FAIL, BLOCKED, NOT_RUN, INCONCLUSIVE, NON_FINAL</w:t>
-      </w:r>
-    </w:p>
-    <w:bookmarkEnd w:id="37"/>
-    <w:bookmarkStart w:id="38" w:name="수용기준-2"/>
-    <w:p>
-      <w:pPr>
-        <w:pStyle w:val="Heading3"/>
-      </w:pPr>
-      <w:r>
-        <w:t xml:space="preserve">수용기준</w:t>
-      </w:r>
-    </w:p>
-    <w:p>
-      <w:pPr>
-        <w:pStyle w:val="FirstParagraph"/>
-      </w:pPr>
-      <w:r>
-        <w:t xml:space="preserve">PASS는 실행 증거 없이 생성할 수 없다. BLOCKED와 NOT_RUN은 FAIL과 분리한다.</w:t>
-      </w:r>
-    </w:p>
-    <w:bookmarkEnd w:id="38"/>
-    <w:bookmarkEnd w:id="39"/>
-    <w:bookmarkStart w:id="42" w:name="oimprovement"/>
-    <w:p>
-      <w:pPr>
-        <w:pStyle w:val="Heading2"/>
-      </w:pPr>
-      <w:r>
-        <w:t xml:space="preserve">7. OImprovement</w:t>
-      </w:r>
-    </w:p>
-    <w:bookmarkStart w:id="40" w:name="기능-4"/>
-    <w:p>
-      <w:pPr>
-        <w:pStyle w:val="Heading3"/>
-      </w:pPr>
-      <w:r>
-        <w:t xml:space="preserve">기능</w:t>
-      </w:r>
-    </w:p>
-    <w:p>
-      <w:pPr>
-        <w:numPr>
-          <w:ilvl w:val="0"/>
-          <w:numId w:val="1009"/>
-        </w:numPr>
-        <w:pStyle w:val="Compact"/>
-      </w:pPr>
-      <w:r>
-        <w:t xml:space="preserve">승인된 Finding만 입력</w:t>
-      </w:r>
-    </w:p>
-    <w:p>
-      <w:pPr>
-        <w:numPr>
-          <w:ilvl w:val="0"/>
-          <w:numId w:val="1009"/>
-        </w:numPr>
-        <w:pStyle w:val="Compact"/>
-      </w:pPr>
-      <w:r>
-        <w:t xml:space="preserve">Root Cause 후보와 영향범위 생성</w:t>
-      </w:r>
-    </w:p>
-    <w:p>
-      <w:pPr>
-        <w:numPr>
-          <w:ilvl w:val="0"/>
-          <w:numId w:val="1009"/>
-        </w:numPr>
-        <w:pStyle w:val="Compact"/>
-      </w:pPr>
-      <w:r>
-        <w:t xml:space="preserve">Patch Plan과 예상 변경파일 제시</w:t>
-      </w:r>
-    </w:p>
-    <w:p>
-      <w:pPr>
-        <w:numPr>
-          <w:ilvl w:val="0"/>
-          <w:numId w:val="1009"/>
-        </w:numPr>
-        <w:pStyle w:val="Compact"/>
-      </w:pPr>
-      <w:r>
-        <w:t xml:space="preserve">Worktree·Branch 생성</w:t>
-      </w:r>
-    </w:p>
-    <w:p>
-      <w:pPr>
-        <w:numPr>
-          <w:ilvl w:val="0"/>
-          <w:numId w:val="1009"/>
-        </w:numPr>
-        <w:pStyle w:val="Compact"/>
-      </w:pPr>
-      <w:r>
-        <w:t xml:space="preserve">최소 변경 원칙 Patch</w:t>
-      </w:r>
-    </w:p>
-    <w:p>
-      <w:pPr>
-        <w:numPr>
-          <w:ilvl w:val="0"/>
-          <w:numId w:val="1009"/>
-        </w:numPr>
-        <w:pStyle w:val="Compact"/>
-      </w:pPr>
-      <w:r>
-        <w:t xml:space="preserve">관련 Test 추가 또는 수정</w:t>
-      </w:r>
-    </w:p>
-    <w:p>
-      <w:pPr>
-        <w:numPr>
-          <w:ilvl w:val="0"/>
-          <w:numId w:val="1009"/>
-        </w:numPr>
-        <w:pStyle w:val="Compact"/>
-      </w:pPr>
-      <w:r>
-        <w:t xml:space="preserve">전체 회귀검증</w:t>
-      </w:r>
-    </w:p>
-    <w:p>
-      <w:pPr>
-        <w:numPr>
-          <w:ilvl w:val="0"/>
-          <w:numId w:val="1009"/>
-        </w:numPr>
-        <w:pStyle w:val="Compact"/>
-      </w:pPr>
-      <w:r>
-        <w:t xml:space="preserve">Before/After Evidence</w:t>
-      </w:r>
-    </w:p>
-    <w:p>
-      <w:pPr>
-        <w:numPr>
-          <w:ilvl w:val="0"/>
-          <w:numId w:val="1009"/>
-        </w:numPr>
-        <w:pStyle w:val="Compact"/>
-      </w:pPr>
-      <w:r>
-        <w:t xml:space="preserve">Rollback 또는 Abandon</w:t>
-      </w:r>
-    </w:p>
-    <w:bookmarkEnd w:id="40"/>
-    <w:bookmarkStart w:id="41" w:name="금지"/>
-    <w:p>
-      <w:pPr>
-        <w:pStyle w:val="Heading3"/>
-      </w:pPr>
-      <w:r>
-        <w:t xml:space="preserve">금지</w:t>
-      </w:r>
-    </w:p>
-    <w:p>
-      <w:pPr>
-        <w:numPr>
-          <w:ilvl w:val="0"/>
-          <w:numId w:val="1010"/>
-        </w:numPr>
-        <w:pStyle w:val="Compact"/>
-      </w:pPr>
-      <w:r>
-        <w:t xml:space="preserve">검증과 무관한 기능 추가</w:t>
-      </w:r>
-    </w:p>
-    <w:p>
-      <w:pPr>
-        <w:numPr>
-          <w:ilvl w:val="0"/>
-          <w:numId w:val="1010"/>
-        </w:numPr>
-        <w:pStyle w:val="Compact"/>
-      </w:pPr>
-      <w:r>
-        <w:t xml:space="preserve">고객 승인 없는 대규모 Refactoring</w:t>
-      </w:r>
-    </w:p>
-    <w:p>
-      <w:pPr>
-        <w:numPr>
-          <w:ilvl w:val="0"/>
-          <w:numId w:val="1010"/>
-        </w:numPr>
-        <w:pStyle w:val="Compact"/>
-      </w:pPr>
-      <w:r>
-        <w:t xml:space="preserve">Main 직접 Commit</w:t>
-      </w:r>
-    </w:p>
-    <w:p>
-      <w:pPr>
-        <w:numPr>
-          <w:ilvl w:val="0"/>
-          <w:numId w:val="1010"/>
-        </w:numPr>
-        <w:pStyle w:val="Compact"/>
-      </w:pPr>
-      <w:r>
-        <w:t xml:space="preserve">실패 Test 삭제로 PASS 조작</w:t>
-      </w:r>
-    </w:p>
-    <w:p>
-      <w:pPr>
-        <w:numPr>
-          <w:ilvl w:val="0"/>
-          <w:numId w:val="1010"/>
-        </w:numPr>
-        <w:pStyle w:val="Compact"/>
-      </w:pPr>
-      <w:r>
-        <w:t xml:space="preserve">정책 Gate 우회</w:t>
-      </w:r>
-    </w:p>
-    <w:bookmarkEnd w:id="41"/>
-    <w:bookmarkEnd w:id="42"/>
-    <w:bookmarkStart w:id="49" w:name="omemory"/>
-    <w:p>
-      <w:pPr>
-        <w:pStyle w:val="Heading2"/>
-      </w:pPr>
-      <w:r>
-        <w:t xml:space="preserve">7-1. OMemory</w:t>
-      </w:r>
-    </w:p>
-    <w:bookmarkStart w:id="43" w:name="책임-2"/>
-    <w:p>
-      <w:pPr>
-        <w:pStyle w:val="Heading3"/>
-      </w:pPr>
-      <w:r>
-        <w:t xml:space="preserve">책임</w:t>
-      </w:r>
-    </w:p>
-    <w:p>
-      <w:pPr>
-        <w:pStyle w:val="FirstParagraph"/>
-      </w:pPr>
-      <w:r>
-        <w:t xml:space="preserve">OReview, OVerification, OImprovement의 실행 결과와 Before/After Evidence에서 재사용 가능한 지식을 추출·검증하여 이후 Learning, Planning, Review, Verification, Improvement에 근거 있는 신호로 제공한다. 자동 판정이 놓친 결함을 재귀학습으로 흡수해 탐지 능력을 지속적으로 보강한다.</w:t>
-      </w:r>
-    </w:p>
-    <w:bookmarkEnd w:id="43"/>
-    <w:bookmarkStart w:id="45" w:name="기능-지식-축적"/>
-    <w:p>
-      <w:pPr>
-        <w:pStyle w:val="Heading3"/>
-      </w:pPr>
-      <w:r>
-        <w:t xml:space="preserve">기능 — 지식 축적</w:t>
-      </w:r>
-    </w:p>
-    <w:p>
-      <w:pPr>
-        <w:numPr>
-          <w:ilvl w:val="0"/>
-          <w:numId w:val="1011"/>
-        </w:numPr>
-        <w:pStyle w:val="Compact"/>
-      </w:pPr>
-      <w:r>
-        <w:t xml:space="preserve">Fix Pattern 추출: 승인된 ImprovementRequest의 RCA와 Patch에서 재발 방지 가능한 패턴 후보 생성</w:t>
-      </w:r>
-    </w:p>
-    <w:p>
-      <w:pPr>
-        <w:numPr>
-          <w:ilvl w:val="0"/>
-          <w:numId w:val="1011"/>
-        </w:numPr>
-        <w:pStyle w:val="Compact"/>
-      </w:pPr>
-      <w:r>
-        <w:t xml:space="preserve">Failure Pattern 추출: REJECT/REQUEST_CHANGE로 종료된 Review와 FAIL로 종료된 Verification에서 실패 유형 추출</w:t>
-      </w:r>
-    </w:p>
-    <w:p>
-      <w:pPr>
-        <w:numPr>
-          <w:ilvl w:val="0"/>
-          <w:numId w:val="1011"/>
-        </w:numPr>
-        <w:pStyle w:val="Compact"/>
-      </w:pPr>
-      <w:r>
-        <w:t xml:space="preserve">AI/바이브 코딩 특유 패턴 별도 태깅: Hallucinated Dependency, Prompt Injection 방어 누락, 과잉 생성, Silent Error Swallowing, Test 없는 대량 커밋 등 (</w:t>
-      </w:r>
-      <w:hyperlink r:id="rId44">
+    <w:p>
+      <w:pPr>
+        <w:numPr>
+          <w:ilvl w:val="0"/>
+          <w:numId w:val="1007"/>
+        </w:numPr>
+        <w:pStyle w:val="Compact"/>
+      </w:pPr>
+      <w:r>
+        <w:t xml:space="preserve">Critical Finding은 원 구현/1차 판정과 다른 모델 계열의 Cross-Model Verification을 거친 뒤에만 최종 확정한다(</w:t>
+      </w:r>
+      <w:hyperlink r:id="rId34">
         <w:r>
           <w:rPr>
             <w:rStyle w:val="Hyperlink"/>
@@ -1305,6 +917,510 @@
         </w:r>
       </w:hyperlink>
       <w:r>
+        <w:t xml:space="preserve"> </w:t>
+      </w:r>
+      <w:r>
+        <w:t xml:space="preserve">§10-1)</w:t>
+      </w:r>
+    </w:p>
+    <w:p>
+      <w:pPr>
+        <w:numPr>
+          <w:ilvl w:val="0"/>
+          <w:numId w:val="1007"/>
+        </w:numPr>
+        <w:pStyle w:val="Compact"/>
+      </w:pPr>
+      <w:r>
+        <w:t xml:space="preserve">AI 생성 비중이 높은 Component에서 Critical/High 판정의 Confidence가 조직 임계치 미만이면 자동 승인·자동 반려 없이 Human 또는 Professional Reviewer에게 강제 회부한다(OVerification의 동급 판정에도 동일 원칙 적용)</w:t>
+      </w:r>
+    </w:p>
+    <w:bookmarkEnd w:id="35"/>
+    <w:bookmarkEnd w:id="36"/>
+    <w:bookmarkStart w:id="40" w:name="overification"/>
+    <w:p>
+      <w:pPr>
+        <w:pStyle w:val="Heading2"/>
+      </w:pPr>
+      <w:r>
+        <w:t xml:space="preserve">6. OVerification</w:t>
+      </w:r>
+    </w:p>
+    <w:bookmarkStart w:id="37" w:name="기능-3"/>
+    <w:p>
+      <w:pPr>
+        <w:pStyle w:val="Heading3"/>
+      </w:pPr>
+      <w:r>
+        <w:t xml:space="preserve">기능</w:t>
+      </w:r>
+    </w:p>
+    <w:p>
+      <w:pPr>
+        <w:numPr>
+          <w:ilvl w:val="0"/>
+          <w:numId w:val="1008"/>
+        </w:numPr>
+        <w:pStyle w:val="Compact"/>
+      </w:pPr>
+      <w:r>
+        <w:t xml:space="preserve">Static, Build, Unit, Integration, Scenario, Adversarial, Performance, Recovery, License 검증</w:t>
+      </w:r>
+    </w:p>
+    <w:p>
+      <w:pPr>
+        <w:numPr>
+          <w:ilvl w:val="0"/>
+          <w:numId w:val="1008"/>
+        </w:numPr>
+        <w:pStyle w:val="Compact"/>
+      </w:pPr>
+      <w:r>
+        <w:t xml:space="preserve">ProgramProfile 또는 (Verify 단독 상품의 경우) 고객 제공 ScopeManifest를 구조 정보 입력으로 사용</w:t>
+      </w:r>
+    </w:p>
+    <w:p>
+      <w:pPr>
+        <w:numPr>
+          <w:ilvl w:val="0"/>
+          <w:numId w:val="1008"/>
+        </w:numPr>
+        <w:pStyle w:val="Compact"/>
+      </w:pPr>
+      <w:r>
+        <w:t xml:space="preserve">요구사항별 Test Claim 생성</w:t>
+      </w:r>
+    </w:p>
+    <w:p>
+      <w:pPr>
+        <w:numPr>
+          <w:ilvl w:val="0"/>
+          <w:numId w:val="1008"/>
+        </w:numPr>
+        <w:pStyle w:val="Compact"/>
+      </w:pPr>
+      <w:r>
+        <w:t xml:space="preserve">실제 실행결과와 Expected 결과 비교</w:t>
+      </w:r>
+    </w:p>
+    <w:p>
+      <w:pPr>
+        <w:numPr>
+          <w:ilvl w:val="0"/>
+          <w:numId w:val="1008"/>
+        </w:numPr>
+        <w:pStyle w:val="Compact"/>
+      </w:pPr>
+      <w:r>
+        <w:t xml:space="preserve">Mutation Testing: 대상 코드에 결함을 의도적으로 주입해 기존 Test Suite가 실제로 탐지하는지 측정(Mutation Score)하여</w:t>
+      </w:r>
+      <w:r>
+        <w:t xml:space="preserve"> </w:t>
+      </w:r>
+      <w:r>
+        <w:t xml:space="preserve">“</w:t>
+      </w:r>
+      <w:r>
+        <w:t xml:space="preserve">테스트 존재</w:t>
+      </w:r>
+      <w:r>
+        <w:t xml:space="preserve">”</w:t>
+      </w:r>
+      <w:r>
+        <w:t xml:space="preserve">와</w:t>
+      </w:r>
+      <w:r>
+        <w:t xml:space="preserve"> </w:t>
+      </w:r>
+      <w:r>
+        <w:t xml:space="preserve">“</w:t>
+      </w:r>
+      <w:r>
+        <w:t xml:space="preserve">테스트 실효성</w:t>
+      </w:r>
+      <w:r>
+        <w:t xml:space="preserve">”</w:t>
+      </w:r>
+      <w:r>
+        <w:t xml:space="preserve">을 구분</w:t>
+      </w:r>
+    </w:p>
+    <w:p>
+      <w:pPr>
+        <w:numPr>
+          <w:ilvl w:val="0"/>
+          <w:numId w:val="1008"/>
+        </w:numPr>
+        <w:pStyle w:val="Compact"/>
+      </w:pPr>
+      <w:r>
+        <w:t xml:space="preserve">Negative Test와 Fail-closed 확인</w:t>
+      </w:r>
+    </w:p>
+    <w:p>
+      <w:pPr>
+        <w:numPr>
+          <w:ilvl w:val="0"/>
+          <w:numId w:val="1008"/>
+        </w:numPr>
+        <w:pStyle w:val="Compact"/>
+      </w:pPr>
+      <w:r>
+        <w:t xml:space="preserve">Regression Set 구성</w:t>
+      </w:r>
+    </w:p>
+    <w:p>
+      <w:pPr>
+        <w:numPr>
+          <w:ilvl w:val="0"/>
+          <w:numId w:val="1008"/>
+        </w:numPr>
+        <w:pStyle w:val="Compact"/>
+      </w:pPr>
+      <w:r>
+        <w:t xml:space="preserve">결과 재실행과 Flaky 분리</w:t>
+      </w:r>
+    </w:p>
+    <w:p>
+      <w:pPr>
+        <w:numPr>
+          <w:ilvl w:val="0"/>
+          <w:numId w:val="1008"/>
+        </w:numPr>
+        <w:pStyle w:val="Compact"/>
+      </w:pPr>
+      <w:r>
+        <w:t xml:space="preserve">독립 OTester/OAudit 판정 지원</w:t>
+      </w:r>
+    </w:p>
+    <w:bookmarkEnd w:id="37"/>
+    <w:bookmarkStart w:id="38" w:name="decision-1"/>
+    <w:p>
+      <w:pPr>
+        <w:pStyle w:val="Heading3"/>
+      </w:pPr>
+      <w:r>
+        <w:t xml:space="preserve">Decision</w:t>
+      </w:r>
+    </w:p>
+    <w:p>
+      <w:pPr>
+        <w:pStyle w:val="FirstParagraph"/>
+      </w:pPr>
+      <w:r>
+        <w:t xml:space="preserve">PASS, FAIL, BLOCKED, NOT_RUN, INCONCLUSIVE, NON_FINAL</w:t>
+      </w:r>
+    </w:p>
+    <w:bookmarkEnd w:id="38"/>
+    <w:bookmarkStart w:id="39" w:name="수용기준-2"/>
+    <w:p>
+      <w:pPr>
+        <w:pStyle w:val="Heading3"/>
+      </w:pPr>
+      <w:r>
+        <w:t xml:space="preserve">수용기준</w:t>
+      </w:r>
+    </w:p>
+    <w:p>
+      <w:pPr>
+        <w:pStyle w:val="FirstParagraph"/>
+      </w:pPr>
+      <w:r>
+        <w:t xml:space="preserve">PASS는 실행 증거 없이 생성할 수 없다. BLOCKED와 NOT_RUN은 FAIL과 분리한다.</w:t>
+      </w:r>
+    </w:p>
+    <w:bookmarkEnd w:id="39"/>
+    <w:bookmarkEnd w:id="40"/>
+    <w:bookmarkStart w:id="43" w:name="oimprovement"/>
+    <w:p>
+      <w:pPr>
+        <w:pStyle w:val="Heading2"/>
+      </w:pPr>
+      <w:r>
+        <w:t xml:space="preserve">7. OImprovement</w:t>
+      </w:r>
+    </w:p>
+    <w:bookmarkStart w:id="41" w:name="기능-4"/>
+    <w:p>
+      <w:pPr>
+        <w:pStyle w:val="Heading3"/>
+      </w:pPr>
+      <w:r>
+        <w:t xml:space="preserve">기능</w:t>
+      </w:r>
+    </w:p>
+    <w:p>
+      <w:pPr>
+        <w:numPr>
+          <w:ilvl w:val="0"/>
+          <w:numId w:val="1009"/>
+        </w:numPr>
+        <w:pStyle w:val="Compact"/>
+      </w:pPr>
+      <w:r>
+        <w:t xml:space="preserve">승인된 Finding만 입력</w:t>
+      </w:r>
+    </w:p>
+    <w:p>
+      <w:pPr>
+        <w:numPr>
+          <w:ilvl w:val="0"/>
+          <w:numId w:val="1009"/>
+        </w:numPr>
+        <w:pStyle w:val="Compact"/>
+      </w:pPr>
+      <w:r>
+        <w:t xml:space="preserve">Root Cause 후보와 영향범위 생성</w:t>
+      </w:r>
+    </w:p>
+    <w:p>
+      <w:pPr>
+        <w:numPr>
+          <w:ilvl w:val="0"/>
+          <w:numId w:val="1009"/>
+        </w:numPr>
+        <w:pStyle w:val="Compact"/>
+      </w:pPr>
+      <w:r>
+        <w:t xml:space="preserve">Patch Plan과 예상 변경파일 제시</w:t>
+      </w:r>
+    </w:p>
+    <w:p>
+      <w:pPr>
+        <w:numPr>
+          <w:ilvl w:val="0"/>
+          <w:numId w:val="1009"/>
+        </w:numPr>
+        <w:pStyle w:val="Compact"/>
+      </w:pPr>
+      <w:r>
+        <w:t xml:space="preserve">Blast Radius 드라이런: Patch를 실제 적용하기 전 영향받는 파일·Component·의존 Program을 시뮬레이션으로 제시하고 사용자 승인 대상에 포함</w:t>
+      </w:r>
+    </w:p>
+    <w:p>
+      <w:pPr>
+        <w:numPr>
+          <w:ilvl w:val="0"/>
+          <w:numId w:val="1009"/>
+        </w:numPr>
+        <w:pStyle w:val="Compact"/>
+      </w:pPr>
+      <w:r>
+        <w:t xml:space="preserve">Worktree·Branch 생성</w:t>
+      </w:r>
+    </w:p>
+    <w:p>
+      <w:pPr>
+        <w:numPr>
+          <w:ilvl w:val="0"/>
+          <w:numId w:val="1009"/>
+        </w:numPr>
+        <w:pStyle w:val="Compact"/>
+      </w:pPr>
+      <w:r>
+        <w:t xml:space="preserve">최소 변경 원칙 Patch</w:t>
+      </w:r>
+    </w:p>
+    <w:p>
+      <w:pPr>
+        <w:numPr>
+          <w:ilvl w:val="0"/>
+          <w:numId w:val="1009"/>
+        </w:numPr>
+        <w:pStyle w:val="Compact"/>
+      </w:pPr>
+      <w:r>
+        <w:t xml:space="preserve">관련 Test 추가 또는 수정(수정된 결함마다 재발 방지용 회귀 Test 필수)</w:t>
+      </w:r>
+    </w:p>
+    <w:p>
+      <w:pPr>
+        <w:numPr>
+          <w:ilvl w:val="0"/>
+          <w:numId w:val="1009"/>
+        </w:numPr>
+        <w:pStyle w:val="Compact"/>
+      </w:pPr>
+      <w:r>
+        <w:t xml:space="preserve">전체 회귀검증</w:t>
+      </w:r>
+    </w:p>
+    <w:p>
+      <w:pPr>
+        <w:numPr>
+          <w:ilvl w:val="0"/>
+          <w:numId w:val="1009"/>
+        </w:numPr>
+        <w:pStyle w:val="Compact"/>
+      </w:pPr>
+      <w:r>
+        <w:t xml:space="preserve">Before/After Evidence: 대상 결함의 해소 여부뿐 아니라 관련 없는 기능의 동작 Diff와 성능 지표(응답시간·자원사용) 변화를 함께 비교해 의도치 않은 부작용을 확인</w:t>
+      </w:r>
+    </w:p>
+    <w:p>
+      <w:pPr>
+        <w:numPr>
+          <w:ilvl w:val="0"/>
+          <w:numId w:val="1009"/>
+        </w:numPr>
+        <w:pStyle w:val="Compact"/>
+      </w:pPr>
+      <w:r>
+        <w:t xml:space="preserve">Rollback 또는 Abandon</w:t>
+      </w:r>
+    </w:p>
+    <w:bookmarkEnd w:id="41"/>
+    <w:bookmarkStart w:id="42" w:name="금지"/>
+    <w:p>
+      <w:pPr>
+        <w:pStyle w:val="Heading3"/>
+      </w:pPr>
+      <w:r>
+        <w:t xml:space="preserve">금지</w:t>
+      </w:r>
+    </w:p>
+    <w:p>
+      <w:pPr>
+        <w:numPr>
+          <w:ilvl w:val="0"/>
+          <w:numId w:val="1010"/>
+        </w:numPr>
+        <w:pStyle w:val="Compact"/>
+      </w:pPr>
+      <w:r>
+        <w:t xml:space="preserve">검증과 무관한 기능 추가</w:t>
+      </w:r>
+    </w:p>
+    <w:p>
+      <w:pPr>
+        <w:numPr>
+          <w:ilvl w:val="0"/>
+          <w:numId w:val="1010"/>
+        </w:numPr>
+        <w:pStyle w:val="Compact"/>
+      </w:pPr>
+      <w:r>
+        <w:t xml:space="preserve">고객 승인 없는 대규모 Refactoring</w:t>
+      </w:r>
+    </w:p>
+    <w:p>
+      <w:pPr>
+        <w:numPr>
+          <w:ilvl w:val="0"/>
+          <w:numId w:val="1010"/>
+        </w:numPr>
+        <w:pStyle w:val="Compact"/>
+      </w:pPr>
+      <w:r>
+        <w:t xml:space="preserve">Main 직접 Commit</w:t>
+      </w:r>
+    </w:p>
+    <w:p>
+      <w:pPr>
+        <w:numPr>
+          <w:ilvl w:val="0"/>
+          <w:numId w:val="1010"/>
+        </w:numPr>
+        <w:pStyle w:val="Compact"/>
+      </w:pPr>
+      <w:r>
+        <w:t xml:space="preserve">실패 Test 삭제로 PASS 조작</w:t>
+      </w:r>
+    </w:p>
+    <w:p>
+      <w:pPr>
+        <w:numPr>
+          <w:ilvl w:val="0"/>
+          <w:numId w:val="1010"/>
+        </w:numPr>
+        <w:pStyle w:val="Compact"/>
+      </w:pPr>
+      <w:r>
+        <w:t xml:space="preserve">정책 Gate 우회</w:t>
+      </w:r>
+    </w:p>
+    <w:bookmarkEnd w:id="42"/>
+    <w:bookmarkEnd w:id="43"/>
+    <w:bookmarkStart w:id="49" w:name="omemory"/>
+    <w:p>
+      <w:pPr>
+        <w:pStyle w:val="Heading2"/>
+      </w:pPr>
+      <w:r>
+        <w:t xml:space="preserve">7-1. OMemory</w:t>
+      </w:r>
+    </w:p>
+    <w:bookmarkStart w:id="44" w:name="책임-2"/>
+    <w:p>
+      <w:pPr>
+        <w:pStyle w:val="Heading3"/>
+      </w:pPr>
+      <w:r>
+        <w:t xml:space="preserve">책임</w:t>
+      </w:r>
+    </w:p>
+    <w:p>
+      <w:pPr>
+        <w:pStyle w:val="FirstParagraph"/>
+      </w:pPr>
+      <w:r>
+        <w:t xml:space="preserve">OReview, OVerification, OImprovement의 실행 결과와 Before/After Evidence에서 재사용 가능한 지식을 추출·검증하여 이후 Learning, Planning, Review, Verification, Improvement에 근거 있는 신호로 제공한다. 자동 판정이 놓친 결함을 재귀학습으로 흡수해 탐지 능력을 지속적으로 보강한다.</w:t>
+      </w:r>
+    </w:p>
+    <w:bookmarkEnd w:id="44"/>
+    <w:bookmarkStart w:id="45" w:name="기능-지식-축적"/>
+    <w:p>
+      <w:pPr>
+        <w:pStyle w:val="Heading3"/>
+      </w:pPr>
+      <w:r>
+        <w:t xml:space="preserve">기능 — 지식 축적</w:t>
+      </w:r>
+    </w:p>
+    <w:p>
+      <w:pPr>
+        <w:numPr>
+          <w:ilvl w:val="0"/>
+          <w:numId w:val="1011"/>
+        </w:numPr>
+        <w:pStyle w:val="Compact"/>
+      </w:pPr>
+      <w:r>
+        <w:t xml:space="preserve">Fix Pattern 추출: 승인된 ImprovementRequest의 RCA와 Patch에서 재발 방지 가능한 패턴 후보 생성</w:t>
+      </w:r>
+    </w:p>
+    <w:p>
+      <w:pPr>
+        <w:numPr>
+          <w:ilvl w:val="0"/>
+          <w:numId w:val="1011"/>
+        </w:numPr>
+        <w:pStyle w:val="Compact"/>
+      </w:pPr>
+      <w:r>
+        <w:t xml:space="preserve">Failure Pattern 추출: REJECT/REQUEST_CHANGE로 종료된 Review와 FAIL로 종료된 Verification에서 실패 유형 추출</w:t>
+      </w:r>
+    </w:p>
+    <w:p>
+      <w:pPr>
+        <w:numPr>
+          <w:ilvl w:val="0"/>
+          <w:numId w:val="1011"/>
+        </w:numPr>
+        <w:pStyle w:val="Compact"/>
+      </w:pPr>
+      <w:r>
+        <w:t xml:space="preserve">AI/바이브 코딩 특유 패턴 별도 태깅: Hallucinated Dependency, Prompt Injection 방어 누락, 과잉 생성, Silent Error Swallowing, Test 없는 대량 커밋 등 (</w:t>
+      </w:r>
+      <w:hyperlink r:id="rId34">
+        <w:r>
+          <w:rPr>
+            <w:rStyle w:val="Hyperlink"/>
+          </w:rPr>
+          <w:t xml:space="preserve">03_OREVIEW_CODE_REVIEW_SPECIFICATION.md</w:t>
+        </w:r>
+      </w:hyperlink>
+      <w:r>
         <w:t xml:space="preserve">의 AI/Vibe-coding 진단 절과 연동)</w:t>
       </w:r>
     </w:p>
@@ -1919,6 +2035,18 @@
       </w:pPr>
       <w:r>
         <w:t xml:space="preserve">Findings CSV/JSON/SARIF(GitHub/GitLab Code Scanning 연동용 표준 포맷)</w:t>
+      </w:r>
+    </w:p>
+    <w:p>
+      <w:pPr>
+        <w:numPr>
+          <w:ilvl w:val="0"/>
+          <w:numId w:val="1016"/>
+        </w:numPr>
+        <w:pStyle w:val="Compact"/>
+      </w:pPr>
+      <w:r>
+        <w:t xml:space="preserve">SBOM(CycloneDX/SPDX 포맷, 의존성 공급망 투명성 증빙)</w:t>
       </w:r>
     </w:p>
     <w:p>

--- a/docs/master/doc/02_FUNCTIONAL_REQUIREMENTS_AND_PROGRAMS.docx
+++ b/docs/master/doc/02_FUNCTIONAL_REQUIREMENTS_AND_PROGRAMS.docx
@@ -433,6 +433,18 @@
       </w:pPr>
       <w:r>
         <w:t xml:space="preserve">증분 학습과 Profile Revision 관리</w:t>
+      </w:r>
+    </w:p>
+    <w:p>
+      <w:pPr>
+        <w:numPr>
+          <w:ilvl w:val="0"/>
+          <w:numId w:val="1003"/>
+        </w:numPr>
+        <w:pStyle w:val="Compact"/>
+      </w:pPr>
+      <w:r>
+        <w:t xml:space="preserve">AI 구성 Drift 탐지: 이전 Baseline의 AIProfile 대비 Prompt/Agent/Tool 권한·RAG 구성 변화를 비교하고, 특히 권한 확대·신규 외부 연동처럼 위험이 커지는 변화는 별도 표시</w:t>
       </w:r>
     </w:p>
     <w:bookmarkEnd w:id="23"/>
@@ -935,6 +947,18 @@
         <w:t xml:space="preserve">AI 생성 비중이 높은 Component에서 Critical/High 판정의 Confidence가 조직 임계치 미만이면 자동 승인·자동 반려 없이 Human 또는 Professional Reviewer에게 강제 회부한다(OVerification의 동급 판정에도 동일 원칙 적용)</w:t>
       </w:r>
     </w:p>
+    <w:p>
+      <w:pPr>
+        <w:numPr>
+          <w:ilvl w:val="0"/>
+          <w:numId w:val="1007"/>
+        </w:numPr>
+        <w:pStyle w:val="Compact"/>
+      </w:pPr>
+      <w:r>
+        <w:t xml:space="preserve">Human/Professional Reviewer의 판정도 자동판정과 동등하게 품질관리 대상이다. Golden Review Fixture에 대한 Reviewer 판정 정확도를 주기적으로 측정하고, 특정 Reviewer의 정확도가 지속적으로 기준 미달이면 배정을 제한한다</w:t>
+      </w:r>
+    </w:p>
     <w:bookmarkEnd w:id="35"/>
     <w:bookmarkEnd w:id="36"/>
     <w:bookmarkStart w:id="40" w:name="overification"/>
@@ -1977,6 +2001,18 @@
       </w:pPr>
       <w:r>
         <w:t xml:space="preserve">Rollback 정보 제공</w:t>
+      </w:r>
+    </w:p>
+    <w:p>
+      <w:pPr>
+        <w:numPr>
+          <w:ilvl w:val="0"/>
+          <w:numId w:val="1015"/>
+        </w:numPr>
+        <w:pStyle w:val="Compact"/>
+      </w:pPr>
+      <w:r>
+        <w:t xml:space="preserve">Rollback 검증: Rollback 실행 후 대상 Baseline이 실제로 직전 정상 상태(마지막 PASS Verification 시점)와 동일한지 자동 비교하고, 불일치 시 단순 실패가 아닌 Critical Incident로 승격</w:t>
       </w:r>
     </w:p>
     <w:p>

--- a/docs/master/doc/02_FUNCTIONAL_REQUIREMENTS_AND_PROGRAMS.docx
+++ b/docs/master/doc/02_FUNCTIONAL_REQUIREMENTS_AND_PROGRAMS.docx
@@ -607,6 +607,18 @@
       </w:pPr>
       <w:r>
         <w:t xml:space="preserve">시나리오·Fixture·환경 요구사항 생성</w:t>
+      </w:r>
+    </w:p>
+    <w:p>
+      <w:pPr>
+        <w:numPr>
+          <w:ilvl w:val="0"/>
+          <w:numId w:val="1005"/>
+        </w:numPr>
+        <w:pStyle w:val="Compact"/>
+      </w:pPr>
+      <w:r>
+        <w:t xml:space="preserve">Verification Scenario용 테스트 데이터는 프로덕션 데이터 직접 사용을 금지하고 Masking 또는 Synthetic 생성을 원칙으로 하며, 고객이 명시 승인한 범위에서만 마스킹된 샘플을 제한적으로 허용</w:t>
       </w:r>
     </w:p>
     <w:p>
@@ -1150,7 +1162,37 @@
         <w:pStyle w:val="FirstParagraph"/>
       </w:pPr>
       <w:r>
-        <w:t xml:space="preserve">PASS는 실행 증거 없이 생성할 수 없다. BLOCKED와 NOT_RUN은 FAIL과 분리한다.</w:t>
+        <w:t xml:space="preserve">PASS는 실행 증거 없이 생성할 수 없다. BLOCKED와 NOT_RUN은 FAIL과 분리한다. 기존 테스트가 전무한 대상은 OPlanning이 최소 Smoke/Golden Path Test를 자동 제안해 실행하며, 이 경우 PASS는</w:t>
+      </w:r>
+      <w:r>
+        <w:t xml:space="preserve"> </w:t>
+      </w:r>
+      <w:r>
+        <w:t xml:space="preserve">“</w:t>
+      </w:r>
+      <w:r>
+        <w:t xml:space="preserve">기존 테스트로 확인됨</w:t>
+      </w:r>
+      <w:r>
+        <w:t xml:space="preserve">”</w:t>
+      </w:r>
+      <w:r>
+        <w:t xml:space="preserve">과</w:t>
+      </w:r>
+      <w:r>
+        <w:t xml:space="preserve"> </w:t>
+      </w:r>
+      <w:r>
+        <w:t xml:space="preserve">“</w:t>
+      </w:r>
+      <w:r>
+        <w:t xml:space="preserve">신규 최소 테스트로만 확인됨</w:t>
+      </w:r>
+      <w:r>
+        <w:t xml:space="preserve">”</w:t>
+      </w:r>
+      <w:r>
+        <w:t xml:space="preserve">을 구분해 표기한다(테스트가 없어서 통과한 것을 테스트가 충분해서 통과한 것처럼 보이지 않게 한다).</w:t>
       </w:r>
     </w:p>
     <w:bookmarkEnd w:id="39"/>
@@ -2025,6 +2067,18 @@
       </w:pPr>
       <w:r>
         <w:t xml:space="preserve">Post-merge Incident 대응: Merge 이후 발견된 결함은 Draft PR 흐름과 분리된 Hotfix Worktree로 처리하며, 원인이 된 Merge Commit과 새 MissedFinding/ImprovementRequest를 상호 링크한다</w:t>
+      </w:r>
+    </w:p>
+    <w:p>
+      <w:pPr>
+        <w:numPr>
+          <w:ilvl w:val="0"/>
+          <w:numId w:val="1015"/>
+        </w:numPr>
+        <w:pStyle w:val="Compact"/>
+      </w:pPr>
+      <w:r>
+        <w:t xml:space="preserve">Multi-PR Integration Risk Scan: 동시에 열려있는 여러 Draft PR이 각각은 통과해도 함께 병합될 때 같은 Component를 상충되게 변경하는지 예측하고, 위험이 있으면 관련 PR 담당자에게 상호 링크된 경고를 표시</w:t>
       </w:r>
     </w:p>
     <w:bookmarkEnd w:id="51"/>

--- a/docs/master/doc/02_FUNCTIONAL_REQUIREMENTS_AND_PROGRAMS.docx
+++ b/docs/master/doc/02_FUNCTIONAL_REQUIREMENTS_AND_PROGRAMS.docx
@@ -10,7 +10,7 @@
         <w:t xml:space="preserve">02_FUNCTIONAL_REQUIREMENTS_AND_PROGRAMS</w:t>
       </w:r>
     </w:p>
-    <w:bookmarkStart w:id="60" w:name="onsure-기능-요구사항-및-프로그램-명세"/>
+    <w:bookmarkStart w:id="61" w:name="onsure-기능-요구사항-및-프로그램-명세"/>
     <w:p>
       <w:pPr>
         <w:pStyle w:val="Heading1"/>
@@ -525,7 +525,7 @@
     </w:p>
     <w:bookmarkEnd w:id="25"/>
     <w:bookmarkEnd w:id="26"/>
-    <w:bookmarkStart w:id="30" w:name="oplanning"/>
+    <w:bookmarkStart w:id="31" w:name="oplanning"/>
     <w:p>
       <w:pPr>
         <w:pStyle w:val="Heading2"/>
@@ -657,6 +657,18 @@
         <w:t xml:space="preserve">사용자 승인용 Plan Diff 제공</w:t>
       </w:r>
     </w:p>
+    <w:p>
+      <w:pPr>
+        <w:numPr>
+          <w:ilvl w:val="0"/>
+          <w:numId w:val="1005"/>
+        </w:numPr>
+        <w:pStyle w:val="Compact"/>
+      </w:pPr>
+      <w:r>
+        <w:t xml:space="preserve">위험 기반으로 범위를 좁힐 때 무엇을 이번 Review/Verification 대상에서 제외했는지와 제외 사유를 명시적으로 기록(Coverage Report)</w:t>
+      </w:r>
+    </w:p>
     <w:bookmarkEnd w:id="28"/>
     <w:bookmarkStart w:id="29" w:name="산출물-1"/>
     <w:p>
@@ -672,12 +684,49 @@
         <w:pStyle w:val="FirstParagraph"/>
       </w:pPr>
       <w:r>
-        <w:t xml:space="preserve">ExecutionPlan, ScopeManifest, ScenarioPlan, ResourceEstimate, ApprovalReceipt</w:t>
+        <w:t xml:space="preserve">ExecutionPlan, ScopeManifest, ScenarioPlan, ResourceEstimate, ApprovalReceipt, CoverageReport</w:t>
       </w:r>
     </w:p>
     <w:bookmarkEnd w:id="29"/>
+    <w:bookmarkStart w:id="30" w:name="수용기준-1"/>
+    <w:p>
+      <w:pPr>
+        <w:pStyle w:val="Heading3"/>
+      </w:pPr>
+      <w:r>
+        <w:t xml:space="preserve">수용기준</w:t>
+      </w:r>
+    </w:p>
+    <w:p>
+      <w:pPr>
+        <w:numPr>
+          <w:ilvl w:val="0"/>
+          <w:numId w:val="1006"/>
+        </w:numPr>
+        <w:pStyle w:val="Compact"/>
+      </w:pPr>
+      <w:r>
+        <w:t xml:space="preserve">CoverageReport 없이</w:t>
+      </w:r>
+      <w:r>
+        <w:t xml:space="preserve"> </w:t>
+      </w:r>
+      <w:r>
+        <w:t xml:space="preserve">“</w:t>
+      </w:r>
+      <w:r>
+        <w:t xml:space="preserve">전체 검토 완료</w:t>
+      </w:r>
+      <w:r>
+        <w:t xml:space="preserve">”</w:t>
+      </w:r>
+      <w:r>
+        <w:t xml:space="preserve">로 표현하지 않는다. 제외된 Component가 있으면 Case Dashboard와 Delivery에 항상 노출한다</w:t>
+      </w:r>
+    </w:p>
     <w:bookmarkEnd w:id="30"/>
-    <w:bookmarkStart w:id="36" w:name="oreview"/>
+    <w:bookmarkEnd w:id="31"/>
+    <w:bookmarkStart w:id="37" w:name="oreview"/>
     <w:p>
       <w:pPr>
         <w:pStyle w:val="Heading2"/>
@@ -686,7 +735,7 @@
         <w:t xml:space="preserve">5. OReview</w:t>
       </w:r>
     </w:p>
-    <w:bookmarkStart w:id="31" w:name="review-영역"/>
+    <w:bookmarkStart w:id="32" w:name="review-영역"/>
     <w:p>
       <w:pPr>
         <w:pStyle w:val="Heading3"/>
@@ -703,8 +752,8 @@
         <w:t xml:space="preserve">Requirement, Architecture, Design, Policy, Code, AI, Security, Performance, Test, Quality, Merge</w:t>
       </w:r>
     </w:p>
-    <w:bookmarkEnd w:id="31"/>
-    <w:bookmarkStart w:id="32" w:name="기능-2"/>
+    <w:bookmarkEnd w:id="32"/>
+    <w:bookmarkStart w:id="33" w:name="기능-2"/>
     <w:p>
       <w:pPr>
         <w:pStyle w:val="Heading3"/>
@@ -717,7 +766,7 @@
       <w:pPr>
         <w:numPr>
           <w:ilvl w:val="0"/>
-          <w:numId w:val="1006"/>
+          <w:numId w:val="1007"/>
         </w:numPr>
         <w:pStyle w:val="Compact"/>
       </w:pPr>
@@ -729,7 +778,7 @@
       <w:pPr>
         <w:numPr>
           <w:ilvl w:val="0"/>
-          <w:numId w:val="1006"/>
+          <w:numId w:val="1007"/>
         </w:numPr>
         <w:pStyle w:val="Compact"/>
       </w:pPr>
@@ -741,7 +790,7 @@
       <w:pPr>
         <w:numPr>
           <w:ilvl w:val="0"/>
-          <w:numId w:val="1006"/>
+          <w:numId w:val="1007"/>
         </w:numPr>
         <w:pStyle w:val="Compact"/>
       </w:pPr>
@@ -753,7 +802,7 @@
       <w:pPr>
         <w:numPr>
           <w:ilvl w:val="0"/>
-          <w:numId w:val="1006"/>
+          <w:numId w:val="1007"/>
         </w:numPr>
         <w:pStyle w:val="Compact"/>
       </w:pPr>
@@ -765,7 +814,7 @@
       <w:pPr>
         <w:numPr>
           <w:ilvl w:val="0"/>
-          <w:numId w:val="1006"/>
+          <w:numId w:val="1007"/>
         </w:numPr>
         <w:pStyle w:val="Compact"/>
       </w:pPr>
@@ -777,7 +826,7 @@
       <w:pPr>
         <w:numPr>
           <w:ilvl w:val="0"/>
-          <w:numId w:val="1006"/>
+          <w:numId w:val="1007"/>
         </w:numPr>
         <w:pStyle w:val="Compact"/>
       </w:pPr>
@@ -789,7 +838,7 @@
       <w:pPr>
         <w:numPr>
           <w:ilvl w:val="0"/>
-          <w:numId w:val="1006"/>
+          <w:numId w:val="1007"/>
         </w:numPr>
         <w:pStyle w:val="Compact"/>
       </w:pPr>
@@ -801,7 +850,7 @@
       <w:pPr>
         <w:numPr>
           <w:ilvl w:val="0"/>
-          <w:numId w:val="1006"/>
+          <w:numId w:val="1007"/>
         </w:numPr>
         <w:pStyle w:val="Compact"/>
       </w:pPr>
@@ -813,7 +862,7 @@
       <w:pPr>
         <w:numPr>
           <w:ilvl w:val="0"/>
-          <w:numId w:val="1006"/>
+          <w:numId w:val="1007"/>
         </w:numPr>
         <w:pStyle w:val="Compact"/>
       </w:pPr>
@@ -825,7 +874,7 @@
       <w:pPr>
         <w:numPr>
           <w:ilvl w:val="0"/>
-          <w:numId w:val="1006"/>
+          <w:numId w:val="1007"/>
         </w:numPr>
         <w:pStyle w:val="Compact"/>
       </w:pPr>
@@ -837,7 +886,7 @@
       <w:pPr>
         <w:numPr>
           <w:ilvl w:val="0"/>
-          <w:numId w:val="1006"/>
+          <w:numId w:val="1007"/>
         </w:numPr>
         <w:pStyle w:val="Compact"/>
       </w:pPr>
@@ -845,8 +894,8 @@
         <w:t xml:space="preserve">독립 Review Pass 지원(가능한 경우 원 구현에 사용된 모델과 다른 계열의 모델로 수행)</w:t>
       </w:r>
     </w:p>
-    <w:bookmarkEnd w:id="32"/>
-    <w:bookmarkStart w:id="33" w:name="decision"/>
+    <w:bookmarkEnd w:id="33"/>
+    <w:bookmarkStart w:id="34" w:name="decision"/>
     <w:p>
       <w:pPr>
         <w:pStyle w:val="Heading3"/>
@@ -863,8 +912,8 @@
         <w:t xml:space="preserve">APPROVE, COMMENT, REQUEST_CHANGE, REJECT, NOT_APPLICABLE, INCONCLUSIVE</w:t>
       </w:r>
     </w:p>
-    <w:bookmarkEnd w:id="33"/>
-    <w:bookmarkStart w:id="35" w:name="수용기준-1"/>
+    <w:bookmarkEnd w:id="34"/>
+    <w:bookmarkStart w:id="36" w:name="수용기준-2"/>
     <w:p>
       <w:pPr>
         <w:pStyle w:val="Heading3"/>
@@ -877,7 +926,7 @@
       <w:pPr>
         <w:numPr>
           <w:ilvl w:val="0"/>
-          <w:numId w:val="1007"/>
+          <w:numId w:val="1008"/>
         </w:numPr>
         <w:pStyle w:val="Compact"/>
       </w:pPr>
@@ -889,7 +938,7 @@
       <w:pPr>
         <w:numPr>
           <w:ilvl w:val="0"/>
-          <w:numId w:val="1007"/>
+          <w:numId w:val="1008"/>
         </w:numPr>
         <w:pStyle w:val="Compact"/>
       </w:pPr>
@@ -901,7 +950,7 @@
       <w:pPr>
         <w:numPr>
           <w:ilvl w:val="0"/>
-          <w:numId w:val="1007"/>
+          <w:numId w:val="1008"/>
         </w:numPr>
         <w:pStyle w:val="Compact"/>
       </w:pPr>
@@ -913,7 +962,7 @@
       <w:pPr>
         <w:numPr>
           <w:ilvl w:val="0"/>
-          <w:numId w:val="1007"/>
+          <w:numId w:val="1008"/>
         </w:numPr>
         <w:pStyle w:val="Compact"/>
       </w:pPr>
@@ -925,14 +974,14 @@
       <w:pPr>
         <w:numPr>
           <w:ilvl w:val="0"/>
-          <w:numId w:val="1007"/>
+          <w:numId w:val="1008"/>
         </w:numPr>
         <w:pStyle w:val="Compact"/>
       </w:pPr>
       <w:r>
         <w:t xml:space="preserve">Critical Finding은 원 구현/1차 판정과 다른 모델 계열의 Cross-Model Verification을 거친 뒤에만 최종 확정한다(</w:t>
       </w:r>
-      <w:hyperlink r:id="rId34">
+      <w:hyperlink r:id="rId35">
         <w:r>
           <w:rPr>
             <w:rStyle w:val="Hyperlink"/>
@@ -951,7 +1000,7 @@
       <w:pPr>
         <w:numPr>
           <w:ilvl w:val="0"/>
-          <w:numId w:val="1007"/>
+          <w:numId w:val="1008"/>
         </w:numPr>
         <w:pStyle w:val="Compact"/>
       </w:pPr>
@@ -963,7 +1012,7 @@
       <w:pPr>
         <w:numPr>
           <w:ilvl w:val="0"/>
-          <w:numId w:val="1007"/>
+          <w:numId w:val="1008"/>
         </w:numPr>
         <w:pStyle w:val="Compact"/>
       </w:pPr>
@@ -971,9 +1020,9 @@
         <w:t xml:space="preserve">Human/Professional Reviewer의 판정도 자동판정과 동등하게 품질관리 대상이다. Golden Review Fixture에 대한 Reviewer 판정 정확도를 주기적으로 측정하고, 특정 Reviewer의 정확도가 지속적으로 기준 미달이면 배정을 제한한다</w:t>
       </w:r>
     </w:p>
-    <w:bookmarkEnd w:id="35"/>
     <w:bookmarkEnd w:id="36"/>
-    <w:bookmarkStart w:id="40" w:name="overification"/>
+    <w:bookmarkEnd w:id="37"/>
+    <w:bookmarkStart w:id="41" w:name="overification"/>
     <w:p>
       <w:pPr>
         <w:pStyle w:val="Heading2"/>
@@ -982,7 +1031,7 @@
         <w:t xml:space="preserve">6. OVerification</w:t>
       </w:r>
     </w:p>
-    <w:bookmarkStart w:id="37" w:name="기능-3"/>
+    <w:bookmarkStart w:id="38" w:name="기능-3"/>
     <w:p>
       <w:pPr>
         <w:pStyle w:val="Heading3"/>
@@ -995,7 +1044,7 @@
       <w:pPr>
         <w:numPr>
           <w:ilvl w:val="0"/>
-          <w:numId w:val="1008"/>
+          <w:numId w:val="1009"/>
         </w:numPr>
         <w:pStyle w:val="Compact"/>
       </w:pPr>
@@ -1007,7 +1056,7 @@
       <w:pPr>
         <w:numPr>
           <w:ilvl w:val="0"/>
-          <w:numId w:val="1008"/>
+          <w:numId w:val="1009"/>
         </w:numPr>
         <w:pStyle w:val="Compact"/>
       </w:pPr>
@@ -1019,7 +1068,7 @@
       <w:pPr>
         <w:numPr>
           <w:ilvl w:val="0"/>
-          <w:numId w:val="1008"/>
+          <w:numId w:val="1009"/>
         </w:numPr>
         <w:pStyle w:val="Compact"/>
       </w:pPr>
@@ -1031,7 +1080,7 @@
       <w:pPr>
         <w:numPr>
           <w:ilvl w:val="0"/>
-          <w:numId w:val="1008"/>
+          <w:numId w:val="1009"/>
         </w:numPr>
         <w:pStyle w:val="Compact"/>
       </w:pPr>
@@ -1043,7 +1092,7 @@
       <w:pPr>
         <w:numPr>
           <w:ilvl w:val="0"/>
-          <w:numId w:val="1008"/>
+          <w:numId w:val="1009"/>
         </w:numPr>
         <w:pStyle w:val="Compact"/>
       </w:pPr>
@@ -1085,7 +1134,7 @@
       <w:pPr>
         <w:numPr>
           <w:ilvl w:val="0"/>
-          <w:numId w:val="1008"/>
+          <w:numId w:val="1009"/>
         </w:numPr>
         <w:pStyle w:val="Compact"/>
       </w:pPr>
@@ -1097,7 +1146,7 @@
       <w:pPr>
         <w:numPr>
           <w:ilvl w:val="0"/>
-          <w:numId w:val="1008"/>
+          <w:numId w:val="1009"/>
         </w:numPr>
         <w:pStyle w:val="Compact"/>
       </w:pPr>
@@ -1109,7 +1158,7 @@
       <w:pPr>
         <w:numPr>
           <w:ilvl w:val="0"/>
-          <w:numId w:val="1008"/>
+          <w:numId w:val="1009"/>
         </w:numPr>
         <w:pStyle w:val="Compact"/>
       </w:pPr>
@@ -1121,7 +1170,7 @@
       <w:pPr>
         <w:numPr>
           <w:ilvl w:val="0"/>
-          <w:numId w:val="1008"/>
+          <w:numId w:val="1009"/>
         </w:numPr>
         <w:pStyle w:val="Compact"/>
       </w:pPr>
@@ -1129,8 +1178,8 @@
         <w:t xml:space="preserve">독립 OTester/OAudit 판정 지원</w:t>
       </w:r>
     </w:p>
-    <w:bookmarkEnd w:id="37"/>
-    <w:bookmarkStart w:id="38" w:name="decision-1"/>
+    <w:bookmarkEnd w:id="38"/>
+    <w:bookmarkStart w:id="39" w:name="decision-1"/>
     <w:p>
       <w:pPr>
         <w:pStyle w:val="Heading3"/>
@@ -1147,8 +1196,8 @@
         <w:t xml:space="preserve">PASS, FAIL, BLOCKED, NOT_RUN, INCONCLUSIVE, NON_FINAL</w:t>
       </w:r>
     </w:p>
-    <w:bookmarkEnd w:id="38"/>
-    <w:bookmarkStart w:id="39" w:name="수용기준-2"/>
+    <w:bookmarkEnd w:id="39"/>
+    <w:bookmarkStart w:id="40" w:name="수용기준-3"/>
     <w:p>
       <w:pPr>
         <w:pStyle w:val="Heading3"/>
@@ -1195,9 +1244,9 @@
         <w:t xml:space="preserve">을 구분해 표기한다(테스트가 없어서 통과한 것을 테스트가 충분해서 통과한 것처럼 보이지 않게 한다).</w:t>
       </w:r>
     </w:p>
-    <w:bookmarkEnd w:id="39"/>
     <w:bookmarkEnd w:id="40"/>
-    <w:bookmarkStart w:id="43" w:name="oimprovement"/>
+    <w:bookmarkEnd w:id="41"/>
+    <w:bookmarkStart w:id="44" w:name="oimprovement"/>
     <w:p>
       <w:pPr>
         <w:pStyle w:val="Heading2"/>
@@ -1206,7 +1255,7 @@
         <w:t xml:space="preserve">7. OImprovement</w:t>
       </w:r>
     </w:p>
-    <w:bookmarkStart w:id="41" w:name="기능-4"/>
+    <w:bookmarkStart w:id="42" w:name="기능-4"/>
     <w:p>
       <w:pPr>
         <w:pStyle w:val="Heading3"/>
@@ -1219,7 +1268,7 @@
       <w:pPr>
         <w:numPr>
           <w:ilvl w:val="0"/>
-          <w:numId w:val="1009"/>
+          <w:numId w:val="1010"/>
         </w:numPr>
         <w:pStyle w:val="Compact"/>
       </w:pPr>
@@ -1231,7 +1280,7 @@
       <w:pPr>
         <w:numPr>
           <w:ilvl w:val="0"/>
-          <w:numId w:val="1009"/>
+          <w:numId w:val="1010"/>
         </w:numPr>
         <w:pStyle w:val="Compact"/>
       </w:pPr>
@@ -1243,7 +1292,7 @@
       <w:pPr>
         <w:numPr>
           <w:ilvl w:val="0"/>
-          <w:numId w:val="1009"/>
+          <w:numId w:val="1010"/>
         </w:numPr>
         <w:pStyle w:val="Compact"/>
       </w:pPr>
@@ -1255,7 +1304,7 @@
       <w:pPr>
         <w:numPr>
           <w:ilvl w:val="0"/>
-          <w:numId w:val="1009"/>
+          <w:numId w:val="1010"/>
         </w:numPr>
         <w:pStyle w:val="Compact"/>
       </w:pPr>
@@ -1267,7 +1316,7 @@
       <w:pPr>
         <w:numPr>
           <w:ilvl w:val="0"/>
-          <w:numId w:val="1009"/>
+          <w:numId w:val="1010"/>
         </w:numPr>
         <w:pStyle w:val="Compact"/>
       </w:pPr>
@@ -1279,7 +1328,7 @@
       <w:pPr>
         <w:numPr>
           <w:ilvl w:val="0"/>
-          <w:numId w:val="1009"/>
+          <w:numId w:val="1010"/>
         </w:numPr>
         <w:pStyle w:val="Compact"/>
       </w:pPr>
@@ -1291,7 +1340,7 @@
       <w:pPr>
         <w:numPr>
           <w:ilvl w:val="0"/>
-          <w:numId w:val="1009"/>
+          <w:numId w:val="1010"/>
         </w:numPr>
         <w:pStyle w:val="Compact"/>
       </w:pPr>
@@ -1303,7 +1352,7 @@
       <w:pPr>
         <w:numPr>
           <w:ilvl w:val="0"/>
-          <w:numId w:val="1009"/>
+          <w:numId w:val="1010"/>
         </w:numPr>
         <w:pStyle w:val="Compact"/>
       </w:pPr>
@@ -1315,7 +1364,7 @@
       <w:pPr>
         <w:numPr>
           <w:ilvl w:val="0"/>
-          <w:numId w:val="1009"/>
+          <w:numId w:val="1010"/>
         </w:numPr>
         <w:pStyle w:val="Compact"/>
       </w:pPr>
@@ -1327,7 +1376,7 @@
       <w:pPr>
         <w:numPr>
           <w:ilvl w:val="0"/>
-          <w:numId w:val="1009"/>
+          <w:numId w:val="1010"/>
         </w:numPr>
         <w:pStyle w:val="Compact"/>
       </w:pPr>
@@ -1335,8 +1384,8 @@
         <w:t xml:space="preserve">Rollback 또는 Abandon</w:t>
       </w:r>
     </w:p>
-    <w:bookmarkEnd w:id="41"/>
-    <w:bookmarkStart w:id="42" w:name="금지"/>
+    <w:bookmarkEnd w:id="42"/>
+    <w:bookmarkStart w:id="43" w:name="금지"/>
     <w:p>
       <w:pPr>
         <w:pStyle w:val="Heading3"/>
@@ -1349,7 +1398,7 @@
       <w:pPr>
         <w:numPr>
           <w:ilvl w:val="0"/>
-          <w:numId w:val="1010"/>
+          <w:numId w:val="1011"/>
         </w:numPr>
         <w:pStyle w:val="Compact"/>
       </w:pPr>
@@ -1361,7 +1410,7 @@
       <w:pPr>
         <w:numPr>
           <w:ilvl w:val="0"/>
-          <w:numId w:val="1010"/>
+          <w:numId w:val="1011"/>
         </w:numPr>
         <w:pStyle w:val="Compact"/>
       </w:pPr>
@@ -1373,7 +1422,7 @@
       <w:pPr>
         <w:numPr>
           <w:ilvl w:val="0"/>
-          <w:numId w:val="1010"/>
+          <w:numId w:val="1011"/>
         </w:numPr>
         <w:pStyle w:val="Compact"/>
       </w:pPr>
@@ -1385,7 +1434,7 @@
       <w:pPr>
         <w:numPr>
           <w:ilvl w:val="0"/>
-          <w:numId w:val="1010"/>
+          <w:numId w:val="1011"/>
         </w:numPr>
         <w:pStyle w:val="Compact"/>
       </w:pPr>
@@ -1397,7 +1446,7 @@
       <w:pPr>
         <w:numPr>
           <w:ilvl w:val="0"/>
-          <w:numId w:val="1010"/>
+          <w:numId w:val="1011"/>
         </w:numPr>
         <w:pStyle w:val="Compact"/>
       </w:pPr>
@@ -1405,9 +1454,9 @@
         <w:t xml:space="preserve">정책 Gate 우회</w:t>
       </w:r>
     </w:p>
-    <w:bookmarkEnd w:id="42"/>
     <w:bookmarkEnd w:id="43"/>
-    <w:bookmarkStart w:id="49" w:name="omemory"/>
+    <w:bookmarkEnd w:id="44"/>
+    <w:bookmarkStart w:id="50" w:name="omemory"/>
     <w:p>
       <w:pPr>
         <w:pStyle w:val="Heading2"/>
@@ -1416,7 +1465,7 @@
         <w:t xml:space="preserve">7-1. OMemory</w:t>
       </w:r>
     </w:p>
-    <w:bookmarkStart w:id="44" w:name="책임-2"/>
+    <w:bookmarkStart w:id="45" w:name="책임-2"/>
     <w:p>
       <w:pPr>
         <w:pStyle w:val="Heading3"/>
@@ -1433,8 +1482,8 @@
         <w:t xml:space="preserve">OReview, OVerification, OImprovement의 실행 결과와 Before/After Evidence에서 재사용 가능한 지식을 추출·검증하여 이후 Learning, Planning, Review, Verification, Improvement에 근거 있는 신호로 제공한다. 자동 판정이 놓친 결함을 재귀학습으로 흡수해 탐지 능력을 지속적으로 보강한다.</w:t>
       </w:r>
     </w:p>
-    <w:bookmarkEnd w:id="44"/>
-    <w:bookmarkStart w:id="45" w:name="기능-지식-축적"/>
+    <w:bookmarkEnd w:id="45"/>
+    <w:bookmarkStart w:id="46" w:name="기능-지식-축적"/>
     <w:p>
       <w:pPr>
         <w:pStyle w:val="Heading3"/>
@@ -1447,7 +1496,7 @@
       <w:pPr>
         <w:numPr>
           <w:ilvl w:val="0"/>
-          <w:numId w:val="1011"/>
+          <w:numId w:val="1012"/>
         </w:numPr>
         <w:pStyle w:val="Compact"/>
       </w:pPr>
@@ -1459,7 +1508,7 @@
       <w:pPr>
         <w:numPr>
           <w:ilvl w:val="0"/>
-          <w:numId w:val="1011"/>
+          <w:numId w:val="1012"/>
         </w:numPr>
         <w:pStyle w:val="Compact"/>
       </w:pPr>
@@ -1471,14 +1520,14 @@
       <w:pPr>
         <w:numPr>
           <w:ilvl w:val="0"/>
-          <w:numId w:val="1011"/>
+          <w:numId w:val="1012"/>
         </w:numPr>
         <w:pStyle w:val="Compact"/>
       </w:pPr>
       <w:r>
         <w:t xml:space="preserve">AI/바이브 코딩 특유 패턴 별도 태깅: Hallucinated Dependency, Prompt Injection 방어 누락, 과잉 생성, Silent Error Swallowing, Test 없는 대량 커밋 등 (</w:t>
       </w:r>
-      <w:hyperlink r:id="rId34">
+      <w:hyperlink r:id="rId35">
         <w:r>
           <w:rPr>
             <w:rStyle w:val="Hyperlink"/>
@@ -1494,7 +1543,7 @@
       <w:pPr>
         <w:numPr>
           <w:ilvl w:val="0"/>
-          <w:numId w:val="1011"/>
+          <w:numId w:val="1012"/>
         </w:numPr>
         <w:pStyle w:val="Compact"/>
       </w:pPr>
@@ -1506,7 +1555,7 @@
       <w:pPr>
         <w:numPr>
           <w:ilvl w:val="0"/>
-          <w:numId w:val="1011"/>
+          <w:numId w:val="1012"/>
         </w:numPr>
         <w:pStyle w:val="Compact"/>
       </w:pPr>
@@ -1518,7 +1567,7 @@
       <w:pPr>
         <w:numPr>
           <w:ilvl w:val="0"/>
-          <w:numId w:val="1011"/>
+          <w:numId w:val="1012"/>
         </w:numPr>
         <w:pStyle w:val="Compact"/>
       </w:pPr>
@@ -1530,7 +1579,7 @@
       <w:pPr>
         <w:numPr>
           <w:ilvl w:val="0"/>
-          <w:numId w:val="1011"/>
+          <w:numId w:val="1012"/>
         </w:numPr>
         <w:pStyle w:val="Compact"/>
       </w:pPr>
@@ -1538,8 +1587,8 @@
         <w:t xml:space="preserve">재현 3회 이상 실패(False Positive)한 Pattern은 자동 강등</w:t>
       </w:r>
     </w:p>
-    <w:bookmarkEnd w:id="45"/>
-    <w:bookmarkStart w:id="46" w:name="기능-재귀학습recursive-detection-learning"/>
+    <w:bookmarkEnd w:id="46"/>
+    <w:bookmarkStart w:id="47" w:name="기능-재귀학습recursive-detection-learning"/>
     <w:p>
       <w:pPr>
         <w:pStyle w:val="Heading3"/>
@@ -1560,7 +1609,7 @@
       <w:pPr>
         <w:numPr>
           <w:ilvl w:val="0"/>
-          <w:numId w:val="1012"/>
+          <w:numId w:val="1013"/>
         </w:numPr>
         <w:pStyle w:val="Compact"/>
       </w:pPr>
@@ -1572,7 +1621,7 @@
       <w:pPr>
         <w:numPr>
           <w:ilvl w:val="0"/>
-          <w:numId w:val="1012"/>
+          <w:numId w:val="1013"/>
         </w:numPr>
         <w:pStyle w:val="Compact"/>
       </w:pPr>
@@ -1584,7 +1633,7 @@
       <w:pPr>
         <w:numPr>
           <w:ilvl w:val="0"/>
-          <w:numId w:val="1012"/>
+          <w:numId w:val="1013"/>
         </w:numPr>
         <w:pStyle w:val="Compact"/>
       </w:pPr>
@@ -1596,7 +1645,7 @@
       <w:pPr>
         <w:numPr>
           <w:ilvl w:val="0"/>
-          <w:numId w:val="1012"/>
+          <w:numId w:val="1013"/>
         </w:numPr>
         <w:pStyle w:val="Compact"/>
       </w:pPr>
@@ -1608,7 +1657,7 @@
       <w:pPr>
         <w:numPr>
           <w:ilvl w:val="0"/>
-          <w:numId w:val="1012"/>
+          <w:numId w:val="1013"/>
         </w:numPr>
         <w:pStyle w:val="Compact"/>
       </w:pPr>
@@ -1624,8 +1673,8 @@
         <w:t xml:space="preserve">이 루프는 사람이 승인한 개정만 프로덕션에 반영하며, 탐지 결과를 스스로 무비판 재학습해 자기 자신을 검증하지 않는다(자기 참조 승인 금지). Cycle마다 Recall(놓친 결함 비율 감소)과 False Positive율 변화를 함께 추적해 개선/퇴보를 판정한다.</w:t>
       </w:r>
     </w:p>
-    <w:bookmarkEnd w:id="46"/>
-    <w:bookmarkStart w:id="47" w:name="산출물-2"/>
+    <w:bookmarkEnd w:id="47"/>
+    <w:bookmarkStart w:id="48" w:name="산출물-2"/>
     <w:p>
       <w:pPr>
         <w:pStyle w:val="Heading3"/>
@@ -1642,8 +1691,8 @@
         <w:t xml:space="preserve">KnowledgePattern, MissedFinding, PatternApplicationReceipt, PatternLibraryRevision, DetectionCapabilityChangeReport</w:t>
       </w:r>
     </w:p>
-    <w:bookmarkEnd w:id="47"/>
-    <w:bookmarkStart w:id="48" w:name="수용기준-3"/>
+    <w:bookmarkEnd w:id="48"/>
+    <w:bookmarkStart w:id="49" w:name="수용기준-4"/>
     <w:p>
       <w:pPr>
         <w:pStyle w:val="Heading3"/>
@@ -1656,7 +1705,7 @@
       <w:pPr>
         <w:numPr>
           <w:ilvl w:val="0"/>
-          <w:numId w:val="1013"/>
+          <w:numId w:val="1014"/>
         </w:numPr>
         <w:pStyle w:val="Compact"/>
       </w:pPr>
@@ -1668,7 +1717,7 @@
       <w:pPr>
         <w:numPr>
           <w:ilvl w:val="0"/>
-          <w:numId w:val="1013"/>
+          <w:numId w:val="1014"/>
         </w:numPr>
         <w:pStyle w:val="Compact"/>
       </w:pPr>
@@ -1680,7 +1729,7 @@
       <w:pPr>
         <w:numPr>
           <w:ilvl w:val="0"/>
-          <w:numId w:val="1013"/>
+          <w:numId w:val="1014"/>
         </w:numPr>
         <w:pStyle w:val="Compact"/>
       </w:pPr>
@@ -1692,7 +1741,7 @@
       <w:pPr>
         <w:numPr>
           <w:ilvl w:val="0"/>
-          <w:numId w:val="1013"/>
+          <w:numId w:val="1014"/>
         </w:numPr>
         <w:pStyle w:val="Compact"/>
       </w:pPr>
@@ -1704,7 +1753,7 @@
       <w:pPr>
         <w:numPr>
           <w:ilvl w:val="0"/>
-          <w:numId w:val="1013"/>
+          <w:numId w:val="1014"/>
         </w:numPr>
         <w:pStyle w:val="Compact"/>
       </w:pPr>
@@ -1716,7 +1765,7 @@
       <w:pPr>
         <w:numPr>
           <w:ilvl w:val="0"/>
-          <w:numId w:val="1013"/>
+          <w:numId w:val="1014"/>
         </w:numPr>
         <w:pStyle w:val="Compact"/>
       </w:pPr>
@@ -1724,9 +1773,9 @@
         <w:t xml:space="preserve">MissedFinding은 발견 경로(Independent Review/Human Override/Incident/고객신고/지연 Regression)를 구분해 기록한다</w:t>
       </w:r>
     </w:p>
-    <w:bookmarkEnd w:id="48"/>
     <w:bookmarkEnd w:id="49"/>
-    <w:bookmarkStart w:id="50" w:name="oevidence"/>
+    <w:bookmarkEnd w:id="50"/>
+    <w:bookmarkStart w:id="51" w:name="oevidence"/>
     <w:p>
       <w:pPr>
         <w:pStyle w:val="Heading2"/>
@@ -1739,7 +1788,7 @@
       <w:pPr>
         <w:numPr>
           <w:ilvl w:val="0"/>
-          <w:numId w:val="1014"/>
+          <w:numId w:val="1015"/>
         </w:numPr>
         <w:pStyle w:val="Compact"/>
       </w:pPr>
@@ -1751,7 +1800,7 @@
       <w:pPr>
         <w:numPr>
           <w:ilvl w:val="0"/>
-          <w:numId w:val="1014"/>
+          <w:numId w:val="1015"/>
         </w:numPr>
         <w:pStyle w:val="Compact"/>
       </w:pPr>
@@ -1763,7 +1812,7 @@
       <w:pPr>
         <w:numPr>
           <w:ilvl w:val="0"/>
-          <w:numId w:val="1014"/>
+          <w:numId w:val="1015"/>
         </w:numPr>
         <w:pStyle w:val="Compact"/>
       </w:pPr>
@@ -1775,7 +1824,7 @@
       <w:pPr>
         <w:numPr>
           <w:ilvl w:val="0"/>
-          <w:numId w:val="1014"/>
+          <w:numId w:val="1015"/>
         </w:numPr>
         <w:pStyle w:val="Compact"/>
       </w:pPr>
@@ -1787,7 +1836,7 @@
       <w:pPr>
         <w:numPr>
           <w:ilvl w:val="0"/>
-          <w:numId w:val="1014"/>
+          <w:numId w:val="1015"/>
         </w:numPr>
         <w:pStyle w:val="Compact"/>
       </w:pPr>
@@ -1799,7 +1848,7 @@
       <w:pPr>
         <w:numPr>
           <w:ilvl w:val="0"/>
-          <w:numId w:val="1014"/>
+          <w:numId w:val="1015"/>
         </w:numPr>
         <w:pStyle w:val="Compact"/>
       </w:pPr>
@@ -1811,7 +1860,7 @@
       <w:pPr>
         <w:numPr>
           <w:ilvl w:val="0"/>
-          <w:numId w:val="1014"/>
+          <w:numId w:val="1015"/>
         </w:numPr>
         <w:pStyle w:val="Compact"/>
       </w:pPr>
@@ -1823,7 +1872,7 @@
       <w:pPr>
         <w:numPr>
           <w:ilvl w:val="0"/>
-          <w:numId w:val="1014"/>
+          <w:numId w:val="1015"/>
         </w:numPr>
         <w:pStyle w:val="Compact"/>
       </w:pPr>
@@ -1835,7 +1884,7 @@
       <w:pPr>
         <w:numPr>
           <w:ilvl w:val="0"/>
-          <w:numId w:val="1014"/>
+          <w:numId w:val="1015"/>
         </w:numPr>
         <w:pStyle w:val="Compact"/>
       </w:pPr>
@@ -1847,7 +1896,7 @@
       <w:pPr>
         <w:numPr>
           <w:ilvl w:val="0"/>
-          <w:numId w:val="1014"/>
+          <w:numId w:val="1015"/>
         </w:numPr>
         <w:pStyle w:val="Compact"/>
       </w:pPr>
@@ -1859,7 +1908,7 @@
       <w:pPr>
         <w:numPr>
           <w:ilvl w:val="0"/>
-          <w:numId w:val="1014"/>
+          <w:numId w:val="1015"/>
         </w:numPr>
         <w:pStyle w:val="Compact"/>
       </w:pPr>
@@ -1871,7 +1920,7 @@
       <w:pPr>
         <w:numPr>
           <w:ilvl w:val="0"/>
-          <w:numId w:val="1014"/>
+          <w:numId w:val="1015"/>
         </w:numPr>
         <w:pStyle w:val="Compact"/>
       </w:pPr>
@@ -1879,8 +1928,20 @@
         <w:t xml:space="preserve">Retention/Deletion Receipt</w:t>
       </w:r>
     </w:p>
-    <w:bookmarkEnd w:id="50"/>
-    <w:bookmarkStart w:id="51" w:name="ogit"/>
+    <w:p>
+      <w:pPr>
+        <w:numPr>
+          <w:ilvl w:val="0"/>
+          <w:numId w:val="1015"/>
+        </w:numPr>
+        <w:pStyle w:val="Compact"/>
+      </w:pPr>
+      <w:r>
+        <w:t xml:space="preserve">Evidence Schema Version 결속: 모든 Evidence Metadata는 schema_version을 가지며, 계약된 보존기간 동안에는 과거 schema_version의 Evidence도 검증할 수 있는 도구를 유지한다(하위호환 검증도구 없는 Schema 폐기 금지)</w:t>
+      </w:r>
+    </w:p>
+    <w:bookmarkEnd w:id="51"/>
+    <w:bookmarkStart w:id="52" w:name="ogit"/>
     <w:p>
       <w:pPr>
         <w:pStyle w:val="Heading2"/>
@@ -1893,7 +1954,7 @@
       <w:pPr>
         <w:numPr>
           <w:ilvl w:val="0"/>
-          <w:numId w:val="1015"/>
+          <w:numId w:val="1016"/>
         </w:numPr>
         <w:pStyle w:val="Compact"/>
       </w:pPr>
@@ -1905,7 +1966,7 @@
       <w:pPr>
         <w:numPr>
           <w:ilvl w:val="0"/>
-          <w:numId w:val="1015"/>
+          <w:numId w:val="1016"/>
         </w:numPr>
         <w:pStyle w:val="Compact"/>
       </w:pPr>
@@ -1917,7 +1978,7 @@
       <w:pPr>
         <w:numPr>
           <w:ilvl w:val="0"/>
-          <w:numId w:val="1015"/>
+          <w:numId w:val="1016"/>
         </w:numPr>
         <w:pStyle w:val="Compact"/>
       </w:pPr>
@@ -1929,7 +1990,7 @@
       <w:pPr>
         <w:numPr>
           <w:ilvl w:val="0"/>
-          <w:numId w:val="1015"/>
+          <w:numId w:val="1016"/>
         </w:numPr>
         <w:pStyle w:val="Compact"/>
       </w:pPr>
@@ -1941,7 +2002,7 @@
       <w:pPr>
         <w:numPr>
           <w:ilvl w:val="0"/>
-          <w:numId w:val="1015"/>
+          <w:numId w:val="1016"/>
         </w:numPr>
         <w:pStyle w:val="Compact"/>
       </w:pPr>
@@ -1953,7 +2014,7 @@
       <w:pPr>
         <w:numPr>
           <w:ilvl w:val="0"/>
-          <w:numId w:val="1015"/>
+          <w:numId w:val="1016"/>
         </w:numPr>
         <w:pStyle w:val="Compact"/>
       </w:pPr>
@@ -1965,7 +2026,7 @@
       <w:pPr>
         <w:numPr>
           <w:ilvl w:val="0"/>
-          <w:numId w:val="1015"/>
+          <w:numId w:val="1016"/>
         </w:numPr>
         <w:pStyle w:val="Compact"/>
       </w:pPr>
@@ -1977,7 +2038,7 @@
       <w:pPr>
         <w:numPr>
           <w:ilvl w:val="0"/>
-          <w:numId w:val="1015"/>
+          <w:numId w:val="1016"/>
         </w:numPr>
         <w:pStyle w:val="Compact"/>
       </w:pPr>
@@ -1989,7 +2050,7 @@
       <w:pPr>
         <w:numPr>
           <w:ilvl w:val="0"/>
-          <w:numId w:val="1015"/>
+          <w:numId w:val="1016"/>
         </w:numPr>
         <w:pStyle w:val="Compact"/>
       </w:pPr>
@@ -2001,7 +2062,7 @@
       <w:pPr>
         <w:numPr>
           <w:ilvl w:val="0"/>
-          <w:numId w:val="1015"/>
+          <w:numId w:val="1016"/>
         </w:numPr>
         <w:pStyle w:val="Compact"/>
       </w:pPr>
@@ -2013,7 +2074,7 @@
       <w:pPr>
         <w:numPr>
           <w:ilvl w:val="0"/>
-          <w:numId w:val="1015"/>
+          <w:numId w:val="1016"/>
         </w:numPr>
         <w:pStyle w:val="Compact"/>
       </w:pPr>
@@ -2025,7 +2086,7 @@
       <w:pPr>
         <w:numPr>
           <w:ilvl w:val="0"/>
-          <w:numId w:val="1015"/>
+          <w:numId w:val="1016"/>
         </w:numPr>
         <w:pStyle w:val="Compact"/>
       </w:pPr>
@@ -2037,7 +2098,7 @@
       <w:pPr>
         <w:numPr>
           <w:ilvl w:val="0"/>
-          <w:numId w:val="1015"/>
+          <w:numId w:val="1016"/>
         </w:numPr>
         <w:pStyle w:val="Compact"/>
       </w:pPr>
@@ -2049,7 +2110,7 @@
       <w:pPr>
         <w:numPr>
           <w:ilvl w:val="0"/>
-          <w:numId w:val="1015"/>
+          <w:numId w:val="1016"/>
         </w:numPr>
         <w:pStyle w:val="Compact"/>
       </w:pPr>
@@ -2061,7 +2122,7 @@
       <w:pPr>
         <w:numPr>
           <w:ilvl w:val="0"/>
-          <w:numId w:val="1015"/>
+          <w:numId w:val="1016"/>
         </w:numPr>
         <w:pStyle w:val="Compact"/>
       </w:pPr>
@@ -2073,7 +2134,7 @@
       <w:pPr>
         <w:numPr>
           <w:ilvl w:val="0"/>
-          <w:numId w:val="1015"/>
+          <w:numId w:val="1016"/>
         </w:numPr>
         <w:pStyle w:val="Compact"/>
       </w:pPr>
@@ -2081,8 +2142,8 @@
         <w:t xml:space="preserve">Multi-PR Integration Risk Scan: 동시에 열려있는 여러 Draft PR이 각각은 통과해도 함께 병합될 때 같은 Component를 상충되게 변경하는지 예측하고, 위험이 있으면 관련 PR 담당자에게 상호 링크된 경고를 표시</w:t>
       </w:r>
     </w:p>
-    <w:bookmarkEnd w:id="51"/>
-    <w:bookmarkStart w:id="52" w:name="odelivery"/>
+    <w:bookmarkEnd w:id="52"/>
+    <w:bookmarkStart w:id="53" w:name="odelivery"/>
     <w:p>
       <w:pPr>
         <w:pStyle w:val="Heading2"/>
@@ -2095,7 +2156,7 @@
       <w:pPr>
         <w:numPr>
           <w:ilvl w:val="0"/>
-          <w:numId w:val="1016"/>
+          <w:numId w:val="1017"/>
         </w:numPr>
         <w:pStyle w:val="Compact"/>
       </w:pPr>
@@ -2107,7 +2168,7 @@
       <w:pPr>
         <w:numPr>
           <w:ilvl w:val="0"/>
-          <w:numId w:val="1016"/>
+          <w:numId w:val="1017"/>
         </w:numPr>
         <w:pStyle w:val="Compact"/>
       </w:pPr>
@@ -2119,7 +2180,7 @@
       <w:pPr>
         <w:numPr>
           <w:ilvl w:val="0"/>
-          <w:numId w:val="1016"/>
+          <w:numId w:val="1017"/>
         </w:numPr>
         <w:pStyle w:val="Compact"/>
       </w:pPr>
@@ -2131,7 +2192,7 @@
       <w:pPr>
         <w:numPr>
           <w:ilvl w:val="0"/>
-          <w:numId w:val="1016"/>
+          <w:numId w:val="1017"/>
         </w:numPr>
         <w:pStyle w:val="Compact"/>
       </w:pPr>
@@ -2143,7 +2204,19 @@
       <w:pPr>
         <w:numPr>
           <w:ilvl w:val="0"/>
-          <w:numId w:val="1016"/>
+          <w:numId w:val="1017"/>
+        </w:numPr>
+        <w:pStyle w:val="Compact"/>
+      </w:pPr>
+      <w:r>
+        <w:t xml:space="preserve">CoverageReport(검토·검증 범위 포함/제외 내역)</w:t>
+      </w:r>
+    </w:p>
+    <w:p>
+      <w:pPr>
+        <w:numPr>
+          <w:ilvl w:val="0"/>
+          <w:numId w:val="1017"/>
         </w:numPr>
         <w:pStyle w:val="Compact"/>
       </w:pPr>
@@ -2155,7 +2228,7 @@
       <w:pPr>
         <w:numPr>
           <w:ilvl w:val="0"/>
-          <w:numId w:val="1016"/>
+          <w:numId w:val="1017"/>
         </w:numPr>
         <w:pStyle w:val="Compact"/>
       </w:pPr>
@@ -2167,7 +2240,7 @@
       <w:pPr>
         <w:numPr>
           <w:ilvl w:val="0"/>
-          <w:numId w:val="1016"/>
+          <w:numId w:val="1017"/>
         </w:numPr>
         <w:pStyle w:val="Compact"/>
       </w:pPr>
@@ -2179,7 +2252,7 @@
       <w:pPr>
         <w:numPr>
           <w:ilvl w:val="0"/>
-          <w:numId w:val="1016"/>
+          <w:numId w:val="1017"/>
         </w:numPr>
         <w:pStyle w:val="Compact"/>
       </w:pPr>
@@ -2191,7 +2264,7 @@
       <w:pPr>
         <w:numPr>
           <w:ilvl w:val="0"/>
-          <w:numId w:val="1016"/>
+          <w:numId w:val="1017"/>
         </w:numPr>
         <w:pStyle w:val="Compact"/>
       </w:pPr>
@@ -2203,7 +2276,7 @@
       <w:pPr>
         <w:numPr>
           <w:ilvl w:val="0"/>
-          <w:numId w:val="1016"/>
+          <w:numId w:val="1017"/>
         </w:numPr>
         <w:pStyle w:val="Compact"/>
       </w:pPr>
@@ -2211,8 +2284,8 @@
         <w:t xml:space="preserve">Deletion Receipt</w:t>
       </w:r>
     </w:p>
-    <w:bookmarkEnd w:id="52"/>
-    <w:bookmarkStart w:id="57" w:name="onotify"/>
+    <w:bookmarkEnd w:id="53"/>
+    <w:bookmarkStart w:id="58" w:name="onotify"/>
     <w:p>
       <w:pPr>
         <w:pStyle w:val="Heading2"/>
@@ -2221,7 +2294,7 @@
         <w:t xml:space="preserve">10-1. ONotify</w:t>
       </w:r>
     </w:p>
-    <w:bookmarkStart w:id="53" w:name="책임-3"/>
+    <w:bookmarkStart w:id="54" w:name="책임-3"/>
     <w:p>
       <w:pPr>
         <w:pStyle w:val="Heading3"/>
@@ -2238,8 +2311,8 @@
         <w:t xml:space="preserve">Case, Finding, License의 중요 상태 변화를 구독 채널로 능동 통지한다(FR-COM-011).</w:t>
       </w:r>
     </w:p>
-    <w:bookmarkEnd w:id="53"/>
-    <w:bookmarkStart w:id="54" w:name="기능-5"/>
+    <w:bookmarkEnd w:id="54"/>
+    <w:bookmarkStart w:id="55" w:name="기능-5"/>
     <w:p>
       <w:pPr>
         <w:pStyle w:val="Heading3"/>
@@ -2252,7 +2325,7 @@
       <w:pPr>
         <w:numPr>
           <w:ilvl w:val="0"/>
-          <w:numId w:val="1017"/>
+          <w:numId w:val="1018"/>
         </w:numPr>
         <w:pStyle w:val="Compact"/>
       </w:pPr>
@@ -2264,7 +2337,7 @@
       <w:pPr>
         <w:numPr>
           <w:ilvl w:val="0"/>
-          <w:numId w:val="1017"/>
+          <w:numId w:val="1018"/>
         </w:numPr>
         <w:pStyle w:val="Compact"/>
       </w:pPr>
@@ -2276,7 +2349,7 @@
       <w:pPr>
         <w:numPr>
           <w:ilvl w:val="0"/>
-          <w:numId w:val="1017"/>
+          <w:numId w:val="1018"/>
         </w:numPr>
         <w:pStyle w:val="Compact"/>
       </w:pPr>
@@ -2288,7 +2361,7 @@
       <w:pPr>
         <w:numPr>
           <w:ilvl w:val="0"/>
-          <w:numId w:val="1017"/>
+          <w:numId w:val="1018"/>
         </w:numPr>
         <w:pStyle w:val="Compact"/>
       </w:pPr>
@@ -2300,7 +2373,7 @@
       <w:pPr>
         <w:numPr>
           <w:ilvl w:val="0"/>
-          <w:numId w:val="1017"/>
+          <w:numId w:val="1018"/>
         </w:numPr>
         <w:pStyle w:val="Compact"/>
       </w:pPr>
@@ -2323,8 +2396,8 @@
         <w:t xml:space="preserve">을 감사 가능하게 함</w:t>
       </w:r>
     </w:p>
-    <w:bookmarkEnd w:id="54"/>
-    <w:bookmarkStart w:id="55" w:name="산출물-3"/>
+    <w:bookmarkEnd w:id="55"/>
+    <w:bookmarkStart w:id="56" w:name="산출물-3"/>
     <w:p>
       <w:pPr>
         <w:pStyle w:val="Heading3"/>
@@ -2341,8 +2414,8 @@
         <w:t xml:space="preserve">NotificationRule, NotificationEvent, NotificationDeliveryReceipt</w:t>
       </w:r>
     </w:p>
-    <w:bookmarkEnd w:id="55"/>
-    <w:bookmarkStart w:id="56" w:name="수용기준-4"/>
+    <w:bookmarkEnd w:id="56"/>
+    <w:bookmarkStart w:id="57" w:name="수용기준-5"/>
     <w:p>
       <w:pPr>
         <w:pStyle w:val="Heading3"/>
@@ -2355,7 +2428,7 @@
       <w:pPr>
         <w:numPr>
           <w:ilvl w:val="0"/>
-          <w:numId w:val="1018"/>
+          <w:numId w:val="1019"/>
         </w:numPr>
         <w:pStyle w:val="Compact"/>
       </w:pPr>
@@ -2367,7 +2440,7 @@
       <w:pPr>
         <w:numPr>
           <w:ilvl w:val="0"/>
-          <w:numId w:val="1018"/>
+          <w:numId w:val="1019"/>
         </w:numPr>
         <w:pStyle w:val="Compact"/>
       </w:pPr>
@@ -2379,7 +2452,7 @@
       <w:pPr>
         <w:numPr>
           <w:ilvl w:val="0"/>
-          <w:numId w:val="1018"/>
+          <w:numId w:val="1019"/>
         </w:numPr>
         <w:pStyle w:val="Compact"/>
       </w:pPr>
@@ -2387,9 +2460,9 @@
         <w:t xml:space="preserve">고객이 구독하지 않은 채널로는 발송하지 않는다(Opt-in 채널만 사용)</w:t>
       </w:r>
     </w:p>
-    <w:bookmarkEnd w:id="56"/>
     <w:bookmarkEnd w:id="57"/>
-    <w:bookmarkStart w:id="58" w:name="비기능-요구사항"/>
+    <w:bookmarkEnd w:id="58"/>
+    <w:bookmarkStart w:id="59" w:name="비기능-요구사항"/>
     <w:p>
       <w:pPr>
         <w:pStyle w:val="Heading2"/>
@@ -2402,7 +2475,7 @@
       <w:pPr>
         <w:numPr>
           <w:ilvl w:val="0"/>
-          <w:numId w:val="1019"/>
+          <w:numId w:val="1020"/>
         </w:numPr>
         <w:pStyle w:val="Compact"/>
       </w:pPr>
@@ -2414,7 +2487,7 @@
       <w:pPr>
         <w:numPr>
           <w:ilvl w:val="0"/>
-          <w:numId w:val="1019"/>
+          <w:numId w:val="1020"/>
         </w:numPr>
         <w:pStyle w:val="Compact"/>
       </w:pPr>
@@ -2426,7 +2499,7 @@
       <w:pPr>
         <w:numPr>
           <w:ilvl w:val="0"/>
-          <w:numId w:val="1019"/>
+          <w:numId w:val="1020"/>
         </w:numPr>
         <w:pStyle w:val="Compact"/>
       </w:pPr>
@@ -2438,95 +2511,95 @@
       <w:pPr>
         <w:numPr>
           <w:ilvl w:val="1"/>
+          <w:numId w:val="1021"/>
+        </w:numPr>
+        <w:pStyle w:val="Compact"/>
+      </w:pPr>
+      <w:r>
+        <w:t xml:space="preserve">Learning: 100만 LOC 기준 8시간 이내 최초 완료, 이후 증분 학습은 변경분 10만 LOC 기준 30분 이내</w:t>
+      </w:r>
+    </w:p>
+    <w:p>
+      <w:pPr>
+        <w:numPr>
+          <w:ilvl w:val="1"/>
+          <w:numId w:val="1021"/>
+        </w:numPr>
+        <w:pStyle w:val="Compact"/>
+      </w:pPr>
+      <w:r>
+        <w:t xml:space="preserve">Continuous Review(VS Code Fast Review): Diff 저장 후 5초 이내 1차 결과</w:t>
+      </w:r>
+    </w:p>
+    <w:p>
+      <w:pPr>
+        <w:numPr>
+          <w:ilvl w:val="1"/>
+          <w:numId w:val="1021"/>
+        </w:numPr>
+        <w:pStyle w:val="Compact"/>
+      </w:pPr>
+      <w:r>
+        <w:t xml:space="preserve">Verification Scenario 실행: Verification Pack 1개당 평균 15분 이내, 병렬 실행 시 Case당 동시 Scenario 20개 이상 지원</w:t>
+      </w:r>
+    </w:p>
+    <w:p>
+      <w:pPr>
+        <w:numPr>
+          <w:ilvl w:val="1"/>
+          <w:numId w:val="1021"/>
+        </w:numPr>
+        <w:pStyle w:val="Compact"/>
+      </w:pPr>
+      <w:r>
+        <w:t xml:space="preserve">Preflight 예상량 응답: 대상 Repository 접근 후 10분 이내</w:t>
+      </w:r>
+    </w:p>
+    <w:p>
+      <w:pPr>
+        <w:numPr>
+          <w:ilvl w:val="0"/>
           <w:numId w:val="1020"/>
         </w:numPr>
         <w:pStyle w:val="Compact"/>
       </w:pPr>
       <w:r>
-        <w:t xml:space="preserve">Learning: 100만 LOC 기준 8시간 이내 최초 완료, 이후 증분 학습은 변경분 10만 LOC 기준 30분 이내</w:t>
-      </w:r>
-    </w:p>
-    <w:p>
-      <w:pPr>
-        <w:numPr>
-          <w:ilvl w:val="1"/>
+        <w:t xml:space="preserve">NFR-AVAIL: SaaS Control Plane 월간 가용성 99.9%, API 요청 기준 Rate Limit과 Tenant별 동시 실행 상한을 적용해 특정 고객의 폭주가 다른 Tenant에 영향을 주지 않는다</w:t>
+      </w:r>
+    </w:p>
+    <w:p>
+      <w:pPr>
+        <w:numPr>
+          <w:ilvl w:val="0"/>
           <w:numId w:val="1020"/>
         </w:numPr>
         <w:pStyle w:val="Compact"/>
       </w:pPr>
       <w:r>
-        <w:t xml:space="preserve">Continuous Review(VS Code Fast Review): Diff 저장 후 5초 이내 1차 결과</w:t>
-      </w:r>
-    </w:p>
-    <w:p>
-      <w:pPr>
-        <w:numPr>
-          <w:ilvl w:val="1"/>
+        <w:t xml:space="preserve">NFR-AUDIT: 모든 권한·실행·변경 감사</w:t>
+      </w:r>
+    </w:p>
+    <w:p>
+      <w:pPr>
+        <w:numPr>
+          <w:ilvl w:val="0"/>
           <w:numId w:val="1020"/>
         </w:numPr>
         <w:pStyle w:val="Compact"/>
       </w:pPr>
       <w:r>
-        <w:t xml:space="preserve">Verification Scenario 실행: Verification Pack 1개당 평균 15분 이내, 병렬 실행 시 Case당 동시 Scenario 20개 이상 지원</w:t>
-      </w:r>
-    </w:p>
-    <w:p>
-      <w:pPr>
-        <w:numPr>
-          <w:ilvl w:val="1"/>
+        <w:t xml:space="preserve">NFR-PORT: SaaS, Local Runtime, 폐쇄망 배포 가능</w:t>
+      </w:r>
+    </w:p>
+    <w:p>
+      <w:pPr>
+        <w:numPr>
+          <w:ilvl w:val="0"/>
           <w:numId w:val="1020"/>
         </w:numPr>
         <w:pStyle w:val="Compact"/>
       </w:pPr>
       <w:r>
-        <w:t xml:space="preserve">Preflight 예상량 응답: 대상 Repository 접근 후 10분 이내</w:t>
-      </w:r>
-    </w:p>
-    <w:p>
-      <w:pPr>
-        <w:numPr>
-          <w:ilvl w:val="0"/>
-          <w:numId w:val="1019"/>
-        </w:numPr>
-        <w:pStyle w:val="Compact"/>
-      </w:pPr>
-      <w:r>
-        <w:t xml:space="preserve">NFR-AVAIL: SaaS Control Plane 월간 가용성 99.9%, API 요청 기준 Rate Limit과 Tenant별 동시 실행 상한을 적용해 특정 고객의 폭주가 다른 Tenant에 영향을 주지 않는다</w:t>
-      </w:r>
-    </w:p>
-    <w:p>
-      <w:pPr>
-        <w:numPr>
-          <w:ilvl w:val="0"/>
-          <w:numId w:val="1019"/>
-        </w:numPr>
-        <w:pStyle w:val="Compact"/>
-      </w:pPr>
-      <w:r>
-        <w:t xml:space="preserve">NFR-AUDIT: 모든 권한·실행·변경 감사</w:t>
-      </w:r>
-    </w:p>
-    <w:p>
-      <w:pPr>
-        <w:numPr>
-          <w:ilvl w:val="0"/>
-          <w:numId w:val="1019"/>
-        </w:numPr>
-        <w:pStyle w:val="Compact"/>
-      </w:pPr>
-      <w:r>
-        <w:t xml:space="preserve">NFR-PORT: SaaS, Local Runtime, 폐쇄망 배포 가능</w:t>
-      </w:r>
-    </w:p>
-    <w:p>
-      <w:pPr>
-        <w:numPr>
-          <w:ilvl w:val="0"/>
-          <w:numId w:val="1019"/>
-        </w:numPr>
-        <w:pStyle w:val="Compact"/>
-      </w:pPr>
-      <w:r>
         <w:t xml:space="preserve">NFR-PRIV: 고객별 보존기간과 완전 삭제 증명</w:t>
       </w:r>
     </w:p>
@@ -2534,7 +2607,7 @@
       <w:pPr>
         <w:numPr>
           <w:ilvl w:val="0"/>
-          <w:numId w:val="1019"/>
+          <w:numId w:val="1020"/>
         </w:numPr>
         <w:pStyle w:val="Compact"/>
       </w:pPr>
@@ -2546,7 +2619,7 @@
       <w:pPr>
         <w:numPr>
           <w:ilvl w:val="0"/>
-          <w:numId w:val="1019"/>
+          <w:numId w:val="1020"/>
         </w:numPr>
         <w:pStyle w:val="Compact"/>
       </w:pPr>
@@ -2554,8 +2627,8 @@
         <w:t xml:space="preserve">NFR-ACCESS: 관리자·개발자·감사자 역할 분리</w:t>
       </w:r>
     </w:p>
-    <w:bookmarkEnd w:id="58"/>
-    <w:bookmarkStart w:id="59" w:name="추적성"/>
+    <w:bookmarkEnd w:id="59"/>
+    <w:bookmarkStart w:id="60" w:name="추적성"/>
     <w:p>
       <w:pPr>
         <w:pStyle w:val="Heading2"/>
@@ -2572,8 +2645,8 @@
         <w:t xml:space="preserve">Requirement → Design Component → Code Module → Test Case → Evidence → Release를 단일 ID 체계로 연결한다.</w:t>
       </w:r>
     </w:p>
-    <w:bookmarkEnd w:id="59"/>
     <w:bookmarkEnd w:id="60"/>
+    <w:bookmarkEnd w:id="61"/>
     <w:sectPr/>
   </w:body>
 </w:document>
@@ -2878,6 +2951,9 @@
     <w:abstractNumId w:val="991"/>
   </w:num>
   <w:num w:numId="1012">
+    <w:abstractNumId w:val="991"/>
+  </w:num>
+  <w:num w:numId="1013">
     <w:abstractNumId w:val="99411"/>
     <w:lvlOverride w:ilvl="0">
       <w:startOverride w:val="1"/>
@@ -2907,9 +2983,6 @@
       <w:startOverride w:val="1"/>
     </w:lvlOverride>
   </w:num>
-  <w:num w:numId="1013">
-    <w:abstractNumId w:val="991"/>
-  </w:num>
   <w:num w:numId="1014">
     <w:abstractNumId w:val="991"/>
   </w:num>
@@ -2929,6 +3002,9 @@
     <w:abstractNumId w:val="991"/>
   </w:num>
   <w:num w:numId="1020">
+    <w:abstractNumId w:val="991"/>
+  </w:num>
+  <w:num w:numId="1021">
     <w:abstractNumId w:val="991"/>
   </w:num>
 </w:numbering>

--- a/docs/master/doc/02_FUNCTIONAL_REQUIREMENTS_AND_PROGRAMS.docx
+++ b/docs/master/doc/02_FUNCTIONAL_REQUIREMENTS_AND_PROGRAMS.docx
@@ -121,6 +121,18 @@
         <w:pStyle w:val="Compact"/>
       </w:pPr>
       <w:r>
+        <w:t xml:space="preserve">External Acceptor: 고객 소프트웨어를 인수·검수하는 발주기관 등 제3자. Customer Owner가 초대한 범위에서 Delivery와 Acceptance Certificate만 읽기 전용으로 열람하며 ONSure 유료 계정이 없어도 됨</w:t>
+      </w:r>
+    </w:p>
+    <w:p>
+      <w:pPr>
+        <w:numPr>
+          <w:ilvl w:val="0"/>
+          <w:numId w:val="1001"/>
+        </w:numPr>
+        <w:pStyle w:val="Compact"/>
+      </w:pPr>
+      <w:r>
         <w:t xml:space="preserve">OLicense: 라이선스·Entitlement·Credit 권위</w:t>
       </w:r>
     </w:p>
@@ -251,7 +263,7 @@
         <w:pStyle w:val="Compact"/>
       </w:pPr>
       <w:r>
-        <w:t xml:space="preserve">FR-COM-009 Organization은 자신의 Pattern/Fixture가 익명화된 공유 Corpus에 기여할지 여부를 명시적으로 선택(Opt-in/Opt-out)하며 기본값은 Opt-out이다. 규제산업 Enterprise Edition은 공유 Corpus 기여를 계약으로 원천 차단할 수 있다.</w:t>
+        <w:t xml:space="preserve">FR-COM-009 Organization은 자신의 Pattern/Fixture가 익명화된 공유 Corpus에 기여할지 여부를 명시적으로 선택(Opt-in/Opt-out)하며 기본값은 Opt-out이다. 규제산업 Enterprise Edition은 공유 Corpus 기여를 계약으로 원천 차단할 수 있다. 단, 공개 CVE/취약점 DB 등 이미 공개된 정보에서 유래한 Pattern(고객 코드의 행위·구조를 관찰해 만든 Pattern이 아닌 것)은 고객 코드 관찰과 무관하므로 이 Opt-out 대상에서 제외하고 항상 최신으로 유지한다.</w:t>
       </w:r>
     </w:p>
     <w:p>
@@ -2210,6 +2222,33 @@
       </w:pPr>
       <w:r>
         <w:t xml:space="preserve">CoverageReport(검토·검증 범위 포함/제외 내역)</w:t>
+      </w:r>
+    </w:p>
+    <w:p>
+      <w:pPr>
+        <w:numPr>
+          <w:ilvl w:val="0"/>
+          <w:numId w:val="1017"/>
+        </w:numPr>
+        <w:pStyle w:val="Compact"/>
+      </w:pPr>
+      <w:r>
+        <w:t xml:space="preserve">Acceptance Certificate: 발주기관 등 제3자(External Acceptor)가 소스나 Finding 상세 없이도 서명 검증만으로</w:t>
+      </w:r>
+      <w:r>
+        <w:t xml:space="preserve"> </w:t>
+      </w:r>
+      <w:r>
+        <w:t xml:space="preserve">“</w:t>
+      </w:r>
+      <w:r>
+        <w:t xml:space="preserve">이 Baseline이 이 시점에 이런 정책·기준으로 이런 결과를 받았다</w:t>
+      </w:r>
+      <w:r>
+        <w:t xml:space="preserve">”</w:t>
+      </w:r>
+      <w:r>
+        <w:t xml:space="preserve">를 확인할 수 있는 요약 증명서. 공개 검증 엔드포인트로 인증 없이 서명 유효성만 확인 가능하며, Evidence Pack 전체 열람은 권한자만 가능</w:t>
       </w:r>
     </w:p>
     <w:p>

--- a/docs/master/doc/02_FUNCTIONAL_REQUIREMENTS_AND_PROGRAMS.docx
+++ b/docs/master/doc/02_FUNCTIONAL_REQUIREMENTS_AND_PROGRAMS.docx
@@ -10,7 +10,7 @@
         <w:t xml:space="preserve">02_FUNCTIONAL_REQUIREMENTS_AND_PROGRAMS</w:t>
       </w:r>
     </w:p>
-    <w:bookmarkStart w:id="61" w:name="onsure-기능-요구사항-및-프로그램-명세"/>
+    <w:bookmarkStart w:id="62" w:name="onsure-기능-요구사항-및-프로그램-명세"/>
     <w:p>
       <w:pPr>
         <w:pStyle w:val="Heading1"/>
@@ -1787,7 +1787,7 @@
     </w:p>
     <w:bookmarkEnd w:id="49"/>
     <w:bookmarkEnd w:id="50"/>
-    <w:bookmarkStart w:id="51" w:name="oevidence"/>
+    <w:bookmarkStart w:id="52" w:name="oevidence"/>
     <w:p>
       <w:pPr>
         <w:pStyle w:val="Heading2"/>
@@ -1952,8 +1952,52 @@
         <w:t xml:space="preserve">Evidence Schema Version 결속: 모든 Evidence Metadata는 schema_version을 가지며, 계약된 보존기간 동안에는 과거 schema_version의 Evidence도 검증할 수 있는 도구를 유지한다(하위호환 검증도구 없는 Schema 폐기 금지)</w:t>
       </w:r>
     </w:p>
-    <w:bookmarkEnd w:id="51"/>
-    <w:bookmarkStart w:id="52" w:name="ogit"/>
+    <w:p>
+      <w:pPr>
+        <w:numPr>
+          <w:ilvl w:val="0"/>
+          <w:numId w:val="1015"/>
+        </w:numPr>
+        <w:pStyle w:val="Compact"/>
+      </w:pPr>
+      <w:r>
+        <w:t xml:space="preserve">정기 Evidence 재현성 감사: 표본 추출한 과거 Evidence의 입력·정책·도구 버전으로 재실행해 동일 판정이 재현되는지 주기적으로 확인하고,</w:t>
+      </w:r>
+      <w:r>
+        <w:t xml:space="preserve"> </w:t>
+      </w:r>
+      <w:hyperlink r:id="rId51">
+        <w:r>
+          <w:rPr>
+            <w:rStyle w:val="Hyperlink"/>
+          </w:rPr>
+          <w:t xml:space="preserve">01_BUSINESS_PRODUCT_SERVICE_PLAN.md</w:t>
+        </w:r>
+      </w:hyperlink>
+      <w:r>
+        <w:t xml:space="preserve"> </w:t>
+      </w:r>
+      <w:r>
+        <w:t xml:space="preserve">KPI</w:t>
+      </w:r>
+      <w:r>
+        <w:t xml:space="preserve"> </w:t>
+      </w:r>
+      <w:r>
+        <w:t xml:space="preserve">“</w:t>
+      </w:r>
+      <w:r>
+        <w:t xml:space="preserve">Evidence 재현 성공률</w:t>
+      </w:r>
+      <w:r>
+        <w:t xml:space="preserve">”</w:t>
+      </w:r>
+      <w:r>
+        <w:t xml:space="preserve">의 실측 근거로 삼는다(FR-COM-005가 실제로 지켜지고 있는지 스스로 검증)</w:t>
+      </w:r>
+    </w:p>
+    <w:bookmarkEnd w:id="52"/>
+    <w:bookmarkStart w:id="53" w:name="ogit"/>
     <w:p>
       <w:pPr>
         <w:pStyle w:val="Heading2"/>
@@ -2154,8 +2198,8 @@
         <w:t xml:space="preserve">Multi-PR Integration Risk Scan: 동시에 열려있는 여러 Draft PR이 각각은 통과해도 함께 병합될 때 같은 Component를 상충되게 변경하는지 예측하고, 위험이 있으면 관련 PR 담당자에게 상호 링크된 경고를 표시</w:t>
       </w:r>
     </w:p>
-    <w:bookmarkEnd w:id="52"/>
-    <w:bookmarkStart w:id="53" w:name="odelivery"/>
+    <w:bookmarkEnd w:id="53"/>
+    <w:bookmarkStart w:id="54" w:name="odelivery"/>
     <w:p>
       <w:pPr>
         <w:pStyle w:val="Heading2"/>
@@ -2323,8 +2367,8 @@
         <w:t xml:space="preserve">Deletion Receipt</w:t>
       </w:r>
     </w:p>
-    <w:bookmarkEnd w:id="53"/>
-    <w:bookmarkStart w:id="58" w:name="onotify"/>
+    <w:bookmarkEnd w:id="54"/>
+    <w:bookmarkStart w:id="59" w:name="onotify"/>
     <w:p>
       <w:pPr>
         <w:pStyle w:val="Heading2"/>
@@ -2333,7 +2377,7 @@
         <w:t xml:space="preserve">10-1. ONotify</w:t>
       </w:r>
     </w:p>
-    <w:bookmarkStart w:id="54" w:name="책임-3"/>
+    <w:bookmarkStart w:id="55" w:name="책임-3"/>
     <w:p>
       <w:pPr>
         <w:pStyle w:val="Heading3"/>
@@ -2350,8 +2394,8 @@
         <w:t xml:space="preserve">Case, Finding, License의 중요 상태 변화를 구독 채널로 능동 통지한다(FR-COM-011).</w:t>
       </w:r>
     </w:p>
-    <w:bookmarkEnd w:id="54"/>
-    <w:bookmarkStart w:id="55" w:name="기능-5"/>
+    <w:bookmarkEnd w:id="55"/>
+    <w:bookmarkStart w:id="56" w:name="기능-5"/>
     <w:p>
       <w:pPr>
         <w:pStyle w:val="Heading3"/>
@@ -2435,8 +2479,8 @@
         <w:t xml:space="preserve">을 감사 가능하게 함</w:t>
       </w:r>
     </w:p>
-    <w:bookmarkEnd w:id="55"/>
-    <w:bookmarkStart w:id="56" w:name="산출물-3"/>
+    <w:bookmarkEnd w:id="56"/>
+    <w:bookmarkStart w:id="57" w:name="산출물-3"/>
     <w:p>
       <w:pPr>
         <w:pStyle w:val="Heading3"/>
@@ -2453,8 +2497,8 @@
         <w:t xml:space="preserve">NotificationRule, NotificationEvent, NotificationDeliveryReceipt</w:t>
       </w:r>
     </w:p>
-    <w:bookmarkEnd w:id="56"/>
-    <w:bookmarkStart w:id="57" w:name="수용기준-5"/>
+    <w:bookmarkEnd w:id="57"/>
+    <w:bookmarkStart w:id="58" w:name="수용기준-5"/>
     <w:p>
       <w:pPr>
         <w:pStyle w:val="Heading3"/>
@@ -2499,9 +2543,9 @@
         <w:t xml:space="preserve">고객이 구독하지 않은 채널로는 발송하지 않는다(Opt-in 채널만 사용)</w:t>
       </w:r>
     </w:p>
-    <w:bookmarkEnd w:id="57"/>
     <w:bookmarkEnd w:id="58"/>
-    <w:bookmarkStart w:id="59" w:name="비기능-요구사항"/>
+    <w:bookmarkEnd w:id="59"/>
+    <w:bookmarkStart w:id="60" w:name="비기능-요구사항"/>
     <w:p>
       <w:pPr>
         <w:pStyle w:val="Heading2"/>
@@ -2666,8 +2710,8 @@
         <w:t xml:space="preserve">NFR-ACCESS: 관리자·개발자·감사자 역할 분리</w:t>
       </w:r>
     </w:p>
-    <w:bookmarkEnd w:id="59"/>
-    <w:bookmarkStart w:id="60" w:name="추적성"/>
+    <w:bookmarkEnd w:id="60"/>
+    <w:bookmarkStart w:id="61" w:name="추적성"/>
     <w:p>
       <w:pPr>
         <w:pStyle w:val="Heading2"/>
@@ -2684,8 +2728,8 @@
         <w:t xml:space="preserve">Requirement → Design Component → Code Module → Test Case → Evidence → Release를 단일 ID 체계로 연결한다.</w:t>
       </w:r>
     </w:p>
-    <w:bookmarkEnd w:id="60"/>
     <w:bookmarkEnd w:id="61"/>
+    <w:bookmarkEnd w:id="62"/>
     <w:sectPr/>
   </w:body>
 </w:document>

--- a/docs/master/doc/02_FUNCTIONAL_REQUIREMENTS_AND_PROGRAMS.docx
+++ b/docs/master/doc/02_FUNCTIONAL_REQUIREMENTS_AND_PROGRAMS.docx
@@ -133,6 +133,18 @@
         <w:pStyle w:val="Compact"/>
       </w:pPr>
       <w:r>
+        <w:t xml:space="preserve">Compliance Officer: 규제산업 Enterprise에서 정책·규제 프레임워크 버전 관리와 최종 승인을 담당(Reviewer와 겸직 불가)</w:t>
+      </w:r>
+    </w:p>
+    <w:p>
+      <w:pPr>
+        <w:numPr>
+          <w:ilvl w:val="0"/>
+          <w:numId w:val="1001"/>
+        </w:numPr>
+        <w:pStyle w:val="Compact"/>
+      </w:pPr>
+      <w:r>
         <w:t xml:space="preserve">OLicense: 라이선스·Entitlement·Credit 권위</w:t>
       </w:r>
     </w:p>
@@ -300,6 +312,18 @@
       </w:pPr>
       <w:r>
         <w:t xml:space="preserve">FR-COM-012 Seat는 담당자 변경 시 Customer Admin이 즉시 회수·재배정할 수 있으며, 회수된 Seat의 이전 담당자 Access Token은 즉시 무효화한다.</w:t>
+      </w:r>
+    </w:p>
+    <w:p>
+      <w:pPr>
+        <w:numPr>
+          <w:ilvl w:val="0"/>
+          <w:numId w:val="1002"/>
+        </w:numPr>
+        <w:pStyle w:val="Compact"/>
+      </w:pPr>
+      <w:r>
+        <w:t xml:space="preserve">FR-COM-013 규제산업 Enterprise Edition은 직무분리(SoD)를 강제한다: 동일 사용자가 같은 ImprovementRequest의 개발(Patch 작성)과 검증(Re-verify 승인)과 최종 인수(Delivery 승인)를 모두 수행할 수 없다. 일반 Plan은 권고만 하고 강제하지 않는다.</w:t>
       </w:r>
     </w:p>
     <w:bookmarkEnd w:id="21"/>
@@ -1223,7 +1247,7 @@
         <w:pStyle w:val="FirstParagraph"/>
       </w:pPr>
       <w:r>
-        <w:t xml:space="preserve">PASS는 실행 증거 없이 생성할 수 없다. BLOCKED와 NOT_RUN은 FAIL과 분리한다. 기존 테스트가 전무한 대상은 OPlanning이 최소 Smoke/Golden Path Test를 자동 제안해 실행하며, 이 경우 PASS는</w:t>
+        <w:t xml:space="preserve">PASS는 실행 증거 없이 생성할 수 없다. BLOCKED와 NOT_RUN은 FAIL과 분리한다. 실행된 Test/Scenario가 0건이거나 전부 Skip되었거나 도구·환경 오류로 결과를 얻지 못한 경우는 PASS로 표기할 수 없으며 NOT_RUN 또는 BLOCKED로만 판정한다. 기존 테스트가 전무한 대상은 OPlanning이 최소 Smoke/Golden Path Test를 자동 제안해 실행하며, 이 경우 PASS는</w:t>
       </w:r>
       <w:r>
         <w:t xml:space="preserve"> </w:t>
@@ -1297,7 +1321,7 @@
         <w:pStyle w:val="Compact"/>
       </w:pPr>
       <w:r>
-        <w:t xml:space="preserve">Root Cause 후보와 영향범위 생성</w:t>
+        <w:t xml:space="preserve">Root Cause 후보와 영향범위 생성: 재현 가능한 실패를 기준으로 최초 실패 지점(First Failure Point), 원인 후보, 신뢰도, 미확인 사항을 분리해 생성한다. 재현되지 않는 실패는 RCA_CANDIDATE 상태를 벗어나 확정 RCA로 표기하지 않는다</w:t>
       </w:r>
     </w:p>
     <w:p>

--- a/docs/master/doc/02_FUNCTIONAL_REQUIREMENTS_AND_PROGRAMS.docx
+++ b/docs/master/doc/02_FUNCTIONAL_REQUIREMENTS_AND_PROGRAMS.docx
@@ -30,136 +30,511 @@
     </w:p>
     <w:p>
       <w:pPr>
-        <w:numPr>
-          <w:ilvl w:val="0"/>
-          <w:numId w:val="1001"/>
-        </w:numPr>
-        <w:pStyle w:val="Compact"/>
-      </w:pPr>
-      <w:r>
-        <w:t xml:space="preserve">Customer Owner: 계약, 결제, 범위 승인, 최종 인수</w:t>
-      </w:r>
-    </w:p>
-    <w:p>
-      <w:pPr>
-        <w:numPr>
-          <w:ilvl w:val="0"/>
-          <w:numId w:val="1001"/>
-        </w:numPr>
-        <w:pStyle w:val="Compact"/>
-      </w:pPr>
-      <w:r>
-        <w:t xml:space="preserve">Customer Admin: 조직, 사용자, 시스템, 정책 관리</w:t>
-      </w:r>
-    </w:p>
-    <w:p>
-      <w:pPr>
-        <w:numPr>
-          <w:ilvl w:val="0"/>
-          <w:numId w:val="1001"/>
-        </w:numPr>
-        <w:pStyle w:val="Compact"/>
-      </w:pPr>
-      <w:r>
-        <w:t xml:space="preserve">Developer: VS Code에서 학습·리뷰·검증·개선 수행</w:t>
-      </w:r>
-    </w:p>
-    <w:p>
-      <w:pPr>
-        <w:numPr>
-          <w:ilvl w:val="0"/>
-          <w:numId w:val="1001"/>
-        </w:numPr>
-        <w:pStyle w:val="Compact"/>
-      </w:pPr>
-      <w:r>
-        <w:t xml:space="preserve">Reviewer: Finding과 Patch 승인 또는 반려</w:t>
-      </w:r>
-    </w:p>
-    <w:p>
-      <w:pPr>
-        <w:numPr>
-          <w:ilvl w:val="0"/>
-          <w:numId w:val="1001"/>
-        </w:numPr>
-        <w:pStyle w:val="Compact"/>
-      </w:pPr>
-      <w:r>
-        <w:t xml:space="preserve">Professional Reviewer: 유료 전문가 검토</w:t>
-      </w:r>
-    </w:p>
-    <w:p>
-      <w:pPr>
-        <w:numPr>
-          <w:ilvl w:val="0"/>
-          <w:numId w:val="1001"/>
-        </w:numPr>
-        <w:pStyle w:val="Compact"/>
-      </w:pPr>
-      <w:r>
-        <w:t xml:space="preserve">ONSure Operator: Case와 실행환경 운영</w:t>
-      </w:r>
-    </w:p>
-    <w:p>
-      <w:pPr>
-        <w:numPr>
-          <w:ilvl w:val="0"/>
-          <w:numId w:val="1001"/>
-        </w:numPr>
-        <w:pStyle w:val="Compact"/>
-      </w:pPr>
-      <w:r>
-        <w:t xml:space="preserve">Security Auditor: Evidence와 감사로그 열람</w:t>
-      </w:r>
-    </w:p>
-    <w:p>
-      <w:pPr>
-        <w:numPr>
-          <w:ilvl w:val="0"/>
-          <w:numId w:val="1001"/>
-        </w:numPr>
-        <w:pStyle w:val="Compact"/>
-      </w:pPr>
-      <w:r>
-        <w:t xml:space="preserve">External Acceptor: 고객 소프트웨어를 인수·검수하는 발주기관 등 제3자. Customer Owner가 초대한 범위에서 Delivery와 Acceptance Certificate만 읽기 전용으로 열람하며 ONSure 유료 계정이 없어도 됨</w:t>
-      </w:r>
-    </w:p>
-    <w:p>
-      <w:pPr>
-        <w:numPr>
-          <w:ilvl w:val="0"/>
-          <w:numId w:val="1001"/>
-        </w:numPr>
-        <w:pStyle w:val="Compact"/>
-      </w:pPr>
-      <w:r>
-        <w:t xml:space="preserve">Compliance Officer: 규제산업 Enterprise에서 정책·규제 프레임워크 버전 관리와 최종 승인을 담당(Reviewer와 겸직 불가)</w:t>
-      </w:r>
-    </w:p>
-    <w:p>
-      <w:pPr>
-        <w:numPr>
-          <w:ilvl w:val="0"/>
-          <w:numId w:val="1001"/>
-        </w:numPr>
-        <w:pStyle w:val="Compact"/>
-      </w:pPr>
-      <w:r>
-        <w:t xml:space="preserve">OLicense: 라이선스·Entitlement·Credit 권위</w:t>
-      </w:r>
-    </w:p>
-    <w:p>
-      <w:pPr>
-        <w:numPr>
-          <w:ilvl w:val="0"/>
-          <w:numId w:val="1001"/>
-        </w:numPr>
-        <w:pStyle w:val="Compact"/>
-      </w:pPr>
-      <w:r>
-        <w:t xml:space="preserve">Payment Provider: 결제 승인·취소·환불 이벤트 제공</w:t>
-      </w:r>
-    </w:p>
+        <w:pStyle w:val="FirstParagraph"/>
+      </w:pPr>
+      <w:r>
+        <w:t xml:space="preserve">실제</w:t>
+      </w:r>
+      <w:r>
+        <w:t xml:space="preserve"> </w:t>
+      </w:r>
+      <w:r>
+        <w:rPr>
+          <w:rStyle w:val="VerbatimChar"/>
+        </w:rPr>
+        <w:t xml:space="preserve">contracts/tenant-context.v1.schema.json</w:t>
+      </w:r>
+      <w:r>
+        <w:t xml:space="preserve">은 5개 RBAC 역할(VIEWER, OPERATOR, APPROVER, AUDITOR, ADMIN)만 정의한다. 아래 업무 Actor는 그보다 세분화된 설계 개념이며, 계약의 5개 역할 중 하나로 매핑되어야 접근제어가 실제로 동작한다. 매핑은 아직 계약화되지 않은</w:t>
+      </w:r>
+      <w:r>
+        <w:t xml:space="preserve"> </w:t>
+      </w:r>
+      <w:r>
+        <w:rPr>
+          <w:rStyle w:val="VerbatimChar"/>
+        </w:rPr>
+        <w:t xml:space="preserve">DESIGN_ONLY</w:t>
+      </w:r>
+      <w:r>
+        <w:t xml:space="preserve"> </w:t>
+      </w:r>
+      <w:r>
+        <w:t xml:space="preserve">제안이다.</w:t>
+      </w:r>
+    </w:p>
+    <w:tbl>
+      <w:tblPr>
+        <w:tblStyle w:val="Table"/>
+        <w:tblW w:type="pct" w:w="5000"/>
+        <w:tblLook w:firstRow="1" w:lastRow="0" w:firstColumn="0" w:lastColumn="0" w:noHBand="0" w:noVBand="0" w:val="0020"/>
+        <w:jc w:val="start"/>
+      </w:tblPr>
+      <w:tblGrid>
+        <w:gridCol w:w="2640"/>
+        <w:gridCol w:w="2640"/>
+        <w:gridCol w:w="2640"/>
+      </w:tblGrid>
+      <w:tr>
+        <w:trPr>
+          <w:tblHeader w:val="true"/>
+        </w:trPr>
+        <w:tc>
+          <w:tcPr/>
+          <w:p>
+            <w:pPr>
+              <w:pStyle w:val="Compact"/>
+              <w:jc w:val="left"/>
+            </w:pPr>
+            <w:r>
+              <w:t xml:space="preserve">업무 Actor</w:t>
+            </w:r>
+          </w:p>
+        </w:tc>
+        <w:tc>
+          <w:tcPr/>
+          <w:p>
+            <w:pPr>
+              <w:pStyle w:val="Compact"/>
+              <w:jc w:val="left"/>
+            </w:pPr>
+            <w:r>
+              <w:t xml:space="preserve">책임</w:t>
+            </w:r>
+          </w:p>
+        </w:tc>
+        <w:tc>
+          <w:tcPr/>
+          <w:p>
+            <w:pPr>
+              <w:pStyle w:val="Compact"/>
+              <w:jc w:val="left"/>
+            </w:pPr>
+            <w:r>
+              <w:t xml:space="preserve">RBAC 매핑(제안)</w:t>
+            </w:r>
+          </w:p>
+        </w:tc>
+      </w:tr>
+      <w:tr>
+        <w:tc>
+          <w:tcPr/>
+          <w:p>
+            <w:pPr>
+              <w:pStyle w:val="Compact"/>
+              <w:jc w:val="left"/>
+            </w:pPr>
+            <w:r>
+              <w:t xml:space="preserve">Customer Owner</w:t>
+            </w:r>
+          </w:p>
+        </w:tc>
+        <w:tc>
+          <w:tcPr/>
+          <w:p>
+            <w:pPr>
+              <w:pStyle w:val="Compact"/>
+              <w:jc w:val="left"/>
+            </w:pPr>
+            <w:r>
+              <w:t xml:space="preserve">계약, 결제, 범위 승인, 최종 인수</w:t>
+            </w:r>
+          </w:p>
+        </w:tc>
+        <w:tc>
+          <w:tcPr/>
+          <w:p>
+            <w:pPr>
+              <w:pStyle w:val="Compact"/>
+              <w:jc w:val="left"/>
+            </w:pPr>
+            <w:r>
+              <w:t xml:space="preserve">ADMIN</w:t>
+            </w:r>
+          </w:p>
+        </w:tc>
+      </w:tr>
+      <w:tr>
+        <w:tc>
+          <w:tcPr/>
+          <w:p>
+            <w:pPr>
+              <w:pStyle w:val="Compact"/>
+              <w:jc w:val="left"/>
+            </w:pPr>
+            <w:r>
+              <w:t xml:space="preserve">Customer Admin</w:t>
+            </w:r>
+          </w:p>
+        </w:tc>
+        <w:tc>
+          <w:tcPr/>
+          <w:p>
+            <w:pPr>
+              <w:pStyle w:val="Compact"/>
+              <w:jc w:val="left"/>
+            </w:pPr>
+            <w:r>
+              <w:t xml:space="preserve">조직, 사용자, 시스템, 정책 관리</w:t>
+            </w:r>
+          </w:p>
+        </w:tc>
+        <w:tc>
+          <w:tcPr/>
+          <w:p>
+            <w:pPr>
+              <w:pStyle w:val="Compact"/>
+              <w:jc w:val="left"/>
+            </w:pPr>
+            <w:r>
+              <w:t xml:space="preserve">ADMIN</w:t>
+            </w:r>
+          </w:p>
+        </w:tc>
+      </w:tr>
+      <w:tr>
+        <w:tc>
+          <w:tcPr/>
+          <w:p>
+            <w:pPr>
+              <w:pStyle w:val="Compact"/>
+              <w:jc w:val="left"/>
+            </w:pPr>
+            <w:r>
+              <w:t xml:space="preserve">Developer</w:t>
+            </w:r>
+          </w:p>
+        </w:tc>
+        <w:tc>
+          <w:tcPr/>
+          <w:p>
+            <w:pPr>
+              <w:pStyle w:val="Compact"/>
+              <w:jc w:val="left"/>
+            </w:pPr>
+            <w:r>
+              <w:t xml:space="preserve">VS Code에서 학습·리뷰·검증·개선 수행</w:t>
+            </w:r>
+          </w:p>
+        </w:tc>
+        <w:tc>
+          <w:tcPr/>
+          <w:p>
+            <w:pPr>
+              <w:pStyle w:val="Compact"/>
+              <w:jc w:val="left"/>
+            </w:pPr>
+            <w:r>
+              <w:t xml:space="preserve">OPERATOR</w:t>
+            </w:r>
+          </w:p>
+        </w:tc>
+      </w:tr>
+      <w:tr>
+        <w:tc>
+          <w:tcPr/>
+          <w:p>
+            <w:pPr>
+              <w:pStyle w:val="Compact"/>
+              <w:jc w:val="left"/>
+            </w:pPr>
+            <w:r>
+              <w:t xml:space="preserve">Reviewer</w:t>
+            </w:r>
+          </w:p>
+        </w:tc>
+        <w:tc>
+          <w:tcPr/>
+          <w:p>
+            <w:pPr>
+              <w:pStyle w:val="Compact"/>
+              <w:jc w:val="left"/>
+            </w:pPr>
+            <w:r>
+              <w:t xml:space="preserve">Finding과 Patch 승인 또는 반려</w:t>
+            </w:r>
+          </w:p>
+        </w:tc>
+        <w:tc>
+          <w:tcPr/>
+          <w:p>
+            <w:pPr>
+              <w:pStyle w:val="Compact"/>
+              <w:jc w:val="left"/>
+            </w:pPr>
+            <w:r>
+              <w:t xml:space="preserve">APPROVER</w:t>
+            </w:r>
+          </w:p>
+        </w:tc>
+      </w:tr>
+      <w:tr>
+        <w:tc>
+          <w:tcPr/>
+          <w:p>
+            <w:pPr>
+              <w:pStyle w:val="Compact"/>
+              <w:jc w:val="left"/>
+            </w:pPr>
+            <w:r>
+              <w:t xml:space="preserve">Professional Reviewer</w:t>
+            </w:r>
+          </w:p>
+        </w:tc>
+        <w:tc>
+          <w:tcPr/>
+          <w:p>
+            <w:pPr>
+              <w:pStyle w:val="Compact"/>
+              <w:jc w:val="left"/>
+            </w:pPr>
+            <w:r>
+              <w:t xml:space="preserve">유료 전문가 검토</w:t>
+            </w:r>
+          </w:p>
+        </w:tc>
+        <w:tc>
+          <w:tcPr/>
+          <w:p>
+            <w:pPr>
+              <w:pStyle w:val="Compact"/>
+              <w:jc w:val="left"/>
+            </w:pPr>
+            <w:r>
+              <w:t xml:space="preserve">APPROVER</w:t>
+            </w:r>
+          </w:p>
+        </w:tc>
+      </w:tr>
+      <w:tr>
+        <w:tc>
+          <w:tcPr/>
+          <w:p>
+            <w:pPr>
+              <w:pStyle w:val="Compact"/>
+              <w:jc w:val="left"/>
+            </w:pPr>
+            <w:r>
+              <w:t xml:space="preserve">ONSure Operator</w:t>
+            </w:r>
+          </w:p>
+        </w:tc>
+        <w:tc>
+          <w:tcPr/>
+          <w:p>
+            <w:pPr>
+              <w:pStyle w:val="Compact"/>
+              <w:jc w:val="left"/>
+            </w:pPr>
+            <w:r>
+              <w:t xml:space="preserve">Case와 실행환경 운영</w:t>
+            </w:r>
+          </w:p>
+        </w:tc>
+        <w:tc>
+          <w:tcPr/>
+          <w:p>
+            <w:pPr>
+              <w:pStyle w:val="Compact"/>
+              <w:jc w:val="left"/>
+            </w:pPr>
+            <w:r>
+              <w:t xml:space="preserve">OPERATOR</w:t>
+            </w:r>
+          </w:p>
+        </w:tc>
+      </w:tr>
+      <w:tr>
+        <w:tc>
+          <w:tcPr/>
+          <w:p>
+            <w:pPr>
+              <w:pStyle w:val="Compact"/>
+              <w:jc w:val="left"/>
+            </w:pPr>
+            <w:r>
+              <w:t xml:space="preserve">Security Auditor</w:t>
+            </w:r>
+          </w:p>
+        </w:tc>
+        <w:tc>
+          <w:tcPr/>
+          <w:p>
+            <w:pPr>
+              <w:pStyle w:val="Compact"/>
+              <w:jc w:val="left"/>
+            </w:pPr>
+            <w:r>
+              <w:t xml:space="preserve">Evidence와 감사로그 열람</w:t>
+            </w:r>
+          </w:p>
+        </w:tc>
+        <w:tc>
+          <w:tcPr/>
+          <w:p>
+            <w:pPr>
+              <w:pStyle w:val="Compact"/>
+              <w:jc w:val="left"/>
+            </w:pPr>
+            <w:r>
+              <w:t xml:space="preserve">AUDITOR</w:t>
+            </w:r>
+          </w:p>
+        </w:tc>
+      </w:tr>
+      <w:tr>
+        <w:tc>
+          <w:tcPr/>
+          <w:p>
+            <w:pPr>
+              <w:pStyle w:val="Compact"/>
+              <w:jc w:val="left"/>
+            </w:pPr>
+            <w:r>
+              <w:t xml:space="preserve">External Acceptor</w:t>
+            </w:r>
+          </w:p>
+        </w:tc>
+        <w:tc>
+          <w:tcPr/>
+          <w:p>
+            <w:pPr>
+              <w:pStyle w:val="Compact"/>
+              <w:jc w:val="left"/>
+            </w:pPr>
+            <w:r>
+              <w:t xml:space="preserve">고객 소프트웨어를 인수·검수하는 발주기관 등 제3자. Customer Owner가 초대한 범위에서 Delivery와 Acceptance Certificate만 읽기 전용으로 열람하며 ONSure 유료 계정이 없어도 됨</w:t>
+            </w:r>
+          </w:p>
+        </w:tc>
+        <w:tc>
+          <w:tcPr/>
+          <w:p>
+            <w:pPr>
+              <w:pStyle w:val="Compact"/>
+              <w:jc w:val="left"/>
+            </w:pPr>
+            <w:r>
+              <w:t xml:space="preserve">VIEWER</w:t>
+            </w:r>
+          </w:p>
+        </w:tc>
+      </w:tr>
+      <w:tr>
+        <w:tc>
+          <w:tcPr/>
+          <w:p>
+            <w:pPr>
+              <w:pStyle w:val="Compact"/>
+              <w:jc w:val="left"/>
+            </w:pPr>
+            <w:r>
+              <w:t xml:space="preserve">Compliance Officer</w:t>
+            </w:r>
+          </w:p>
+        </w:tc>
+        <w:tc>
+          <w:tcPr/>
+          <w:p>
+            <w:pPr>
+              <w:pStyle w:val="Compact"/>
+              <w:jc w:val="left"/>
+            </w:pPr>
+            <w:r>
+              <w:t xml:space="preserve">규제산업 Enterprise에서 정책·규제 프레임워크 버전 관리와 최종 승인을 담당(Reviewer와 겸직 불가)</w:t>
+            </w:r>
+          </w:p>
+        </w:tc>
+        <w:tc>
+          <w:tcPr/>
+          <w:p>
+            <w:pPr>
+              <w:pStyle w:val="Compact"/>
+              <w:jc w:val="left"/>
+            </w:pPr>
+            <w:r>
+              <w:t xml:space="preserve">APPROVER</w:t>
+            </w:r>
+          </w:p>
+        </w:tc>
+      </w:tr>
+      <w:tr>
+        <w:tc>
+          <w:tcPr/>
+          <w:p>
+            <w:pPr>
+              <w:pStyle w:val="Compact"/>
+              <w:jc w:val="left"/>
+            </w:pPr>
+            <w:r>
+              <w:t xml:space="preserve">OLicense</w:t>
+            </w:r>
+          </w:p>
+        </w:tc>
+        <w:tc>
+          <w:tcPr/>
+          <w:p>
+            <w:pPr>
+              <w:pStyle w:val="Compact"/>
+              <w:jc w:val="left"/>
+            </w:pPr>
+            <w:r>
+              <w:t xml:space="preserve">라이선스·Entitlement·Credit 권위</w:t>
+            </w:r>
+          </w:p>
+        </w:tc>
+        <w:tc>
+          <w:tcPr/>
+          <w:p>
+            <w:pPr>
+              <w:pStyle w:val="Compact"/>
+              <w:jc w:val="left"/>
+            </w:pPr>
+            <w:r>
+              <w:t xml:space="preserve">시스템 주체(RBAC 대상 아님)</w:t>
+            </w:r>
+          </w:p>
+        </w:tc>
+      </w:tr>
+      <w:tr>
+        <w:tc>
+          <w:tcPr/>
+          <w:p>
+            <w:pPr>
+              <w:pStyle w:val="Compact"/>
+              <w:jc w:val="left"/>
+            </w:pPr>
+            <w:r>
+              <w:t xml:space="preserve">Payment Provider</w:t>
+            </w:r>
+          </w:p>
+        </w:tc>
+        <w:tc>
+          <w:tcPr/>
+          <w:p>
+            <w:pPr>
+              <w:pStyle w:val="Compact"/>
+              <w:jc w:val="left"/>
+            </w:pPr>
+            <w:r>
+              <w:t xml:space="preserve">결제 승인·취소·환불 이벤트 제공</w:t>
+            </w:r>
+          </w:p>
+        </w:tc>
+        <w:tc>
+          <w:tcPr/>
+          <w:p>
+            <w:pPr>
+              <w:pStyle w:val="Compact"/>
+              <w:jc w:val="left"/>
+            </w:pPr>
+            <w:r>
+              <w:t xml:space="preserve">시스템 주체(RBAC 대상 아님)</w:t>
+            </w:r>
+          </w:p>
+        </w:tc>
+      </w:tr>
+    </w:tbl>
     <w:bookmarkEnd w:id="20"/>
     <w:bookmarkStart w:id="21" w:name="공통-기능-요구사항"/>
     <w:p>
@@ -174,7 +549,7 @@
       <w:pPr>
         <w:numPr>
           <w:ilvl w:val="0"/>
-          <w:numId w:val="1002"/>
+          <w:numId w:val="1001"/>
         </w:numPr>
         <w:pStyle w:val="Compact"/>
       </w:pPr>
@@ -186,7 +561,7 @@
       <w:pPr>
         <w:numPr>
           <w:ilvl w:val="0"/>
-          <w:numId w:val="1002"/>
+          <w:numId w:val="1001"/>
         </w:numPr>
         <w:pStyle w:val="Compact"/>
       </w:pPr>
@@ -198,7 +573,7 @@
       <w:pPr>
         <w:numPr>
           <w:ilvl w:val="0"/>
-          <w:numId w:val="1002"/>
+          <w:numId w:val="1001"/>
         </w:numPr>
         <w:pStyle w:val="Compact"/>
       </w:pPr>
@@ -210,7 +585,7 @@
       <w:pPr>
         <w:numPr>
           <w:ilvl w:val="0"/>
-          <w:numId w:val="1002"/>
+          <w:numId w:val="1001"/>
         </w:numPr>
         <w:pStyle w:val="Compact"/>
       </w:pPr>
@@ -222,7 +597,7 @@
       <w:pPr>
         <w:numPr>
           <w:ilvl w:val="0"/>
-          <w:numId w:val="1002"/>
+          <w:numId w:val="1001"/>
         </w:numPr>
         <w:pStyle w:val="Compact"/>
       </w:pPr>
@@ -234,7 +609,7 @@
       <w:pPr>
         <w:numPr>
           <w:ilvl w:val="0"/>
-          <w:numId w:val="1002"/>
+          <w:numId w:val="1001"/>
         </w:numPr>
         <w:pStyle w:val="Compact"/>
       </w:pPr>
@@ -246,7 +621,7 @@
       <w:pPr>
         <w:numPr>
           <w:ilvl w:val="0"/>
-          <w:numId w:val="1002"/>
+          <w:numId w:val="1001"/>
         </w:numPr>
         <w:pStyle w:val="Compact"/>
       </w:pPr>
@@ -258,7 +633,7 @@
       <w:pPr>
         <w:numPr>
           <w:ilvl w:val="0"/>
-          <w:numId w:val="1002"/>
+          <w:numId w:val="1001"/>
         </w:numPr>
         <w:pStyle w:val="Compact"/>
       </w:pPr>
@@ -270,7 +645,7 @@
       <w:pPr>
         <w:numPr>
           <w:ilvl w:val="0"/>
-          <w:numId w:val="1002"/>
+          <w:numId w:val="1001"/>
         </w:numPr>
         <w:pStyle w:val="Compact"/>
       </w:pPr>
@@ -282,7 +657,7 @@
       <w:pPr>
         <w:numPr>
           <w:ilvl w:val="0"/>
-          <w:numId w:val="1002"/>
+          <w:numId w:val="1001"/>
         </w:numPr>
         <w:pStyle w:val="Compact"/>
       </w:pPr>
@@ -294,7 +669,7 @@
       <w:pPr>
         <w:numPr>
           <w:ilvl w:val="0"/>
-          <w:numId w:val="1002"/>
+          <w:numId w:val="1001"/>
         </w:numPr>
         <w:pStyle w:val="Compact"/>
       </w:pPr>
@@ -306,7 +681,7 @@
       <w:pPr>
         <w:numPr>
           <w:ilvl w:val="0"/>
-          <w:numId w:val="1002"/>
+          <w:numId w:val="1001"/>
         </w:numPr>
         <w:pStyle w:val="Compact"/>
       </w:pPr>
@@ -318,7 +693,7 @@
       <w:pPr>
         <w:numPr>
           <w:ilvl w:val="0"/>
-          <w:numId w:val="1002"/>
+          <w:numId w:val="1001"/>
         </w:numPr>
         <w:pStyle w:val="Compact"/>
       </w:pPr>
@@ -367,7 +742,7 @@
       <w:pPr>
         <w:numPr>
           <w:ilvl w:val="0"/>
-          <w:numId w:val="1003"/>
+          <w:numId w:val="1002"/>
         </w:numPr>
         <w:pStyle w:val="Compact"/>
       </w:pPr>
@@ -379,7 +754,7 @@
       <w:pPr>
         <w:numPr>
           <w:ilvl w:val="0"/>
-          <w:numId w:val="1003"/>
+          <w:numId w:val="1002"/>
         </w:numPr>
         <w:pStyle w:val="Compact"/>
       </w:pPr>
@@ -391,7 +766,7 @@
       <w:pPr>
         <w:numPr>
           <w:ilvl w:val="0"/>
-          <w:numId w:val="1003"/>
+          <w:numId w:val="1002"/>
         </w:numPr>
         <w:pStyle w:val="Compact"/>
       </w:pPr>
@@ -403,7 +778,7 @@
       <w:pPr>
         <w:numPr>
           <w:ilvl w:val="0"/>
-          <w:numId w:val="1003"/>
+          <w:numId w:val="1002"/>
         </w:numPr>
         <w:pStyle w:val="Compact"/>
       </w:pPr>
@@ -415,7 +790,7 @@
       <w:pPr>
         <w:numPr>
           <w:ilvl w:val="0"/>
-          <w:numId w:val="1003"/>
+          <w:numId w:val="1002"/>
         </w:numPr>
         <w:pStyle w:val="Compact"/>
       </w:pPr>
@@ -427,7 +802,7 @@
       <w:pPr>
         <w:numPr>
           <w:ilvl w:val="0"/>
-          <w:numId w:val="1003"/>
+          <w:numId w:val="1002"/>
         </w:numPr>
         <w:pStyle w:val="Compact"/>
       </w:pPr>
@@ -439,7 +814,7 @@
       <w:pPr>
         <w:numPr>
           <w:ilvl w:val="0"/>
-          <w:numId w:val="1003"/>
+          <w:numId w:val="1002"/>
         </w:numPr>
         <w:pStyle w:val="Compact"/>
       </w:pPr>
@@ -451,7 +826,7 @@
       <w:pPr>
         <w:numPr>
           <w:ilvl w:val="0"/>
-          <w:numId w:val="1003"/>
+          <w:numId w:val="1002"/>
         </w:numPr>
         <w:pStyle w:val="Compact"/>
       </w:pPr>
@@ -463,7 +838,7 @@
       <w:pPr>
         <w:numPr>
           <w:ilvl w:val="0"/>
-          <w:numId w:val="1003"/>
+          <w:numId w:val="1002"/>
         </w:numPr>
         <w:pStyle w:val="Compact"/>
       </w:pPr>
@@ -475,7 +850,7 @@
       <w:pPr>
         <w:numPr>
           <w:ilvl w:val="0"/>
-          <w:numId w:val="1003"/>
+          <w:numId w:val="1002"/>
         </w:numPr>
         <w:pStyle w:val="Compact"/>
       </w:pPr>
@@ -515,7 +890,7 @@
       <w:pPr>
         <w:numPr>
           <w:ilvl w:val="0"/>
-          <w:numId w:val="1004"/>
+          <w:numId w:val="1003"/>
         </w:numPr>
         <w:pStyle w:val="Compact"/>
       </w:pPr>
@@ -527,7 +902,7 @@
       <w:pPr>
         <w:numPr>
           <w:ilvl w:val="0"/>
-          <w:numId w:val="1004"/>
+          <w:numId w:val="1003"/>
         </w:numPr>
         <w:pStyle w:val="Compact"/>
       </w:pPr>
@@ -539,7 +914,7 @@
       <w:pPr>
         <w:numPr>
           <w:ilvl w:val="0"/>
-          <w:numId w:val="1004"/>
+          <w:numId w:val="1003"/>
         </w:numPr>
         <w:pStyle w:val="Compact"/>
       </w:pPr>
@@ -551,7 +926,7 @@
       <w:pPr>
         <w:numPr>
           <w:ilvl w:val="0"/>
-          <w:numId w:val="1004"/>
+          <w:numId w:val="1003"/>
         </w:numPr>
         <w:pStyle w:val="Compact"/>
       </w:pPr>
@@ -601,7 +976,7 @@
       <w:pPr>
         <w:numPr>
           <w:ilvl w:val="0"/>
-          <w:numId w:val="1005"/>
+          <w:numId w:val="1004"/>
         </w:numPr>
         <w:pStyle w:val="Compact"/>
       </w:pPr>
@@ -613,7 +988,7 @@
       <w:pPr>
         <w:numPr>
           <w:ilvl w:val="0"/>
-          <w:numId w:val="1005"/>
+          <w:numId w:val="1004"/>
         </w:numPr>
         <w:pStyle w:val="Compact"/>
       </w:pPr>
@@ -625,7 +1000,7 @@
       <w:pPr>
         <w:numPr>
           <w:ilvl w:val="0"/>
-          <w:numId w:val="1005"/>
+          <w:numId w:val="1004"/>
         </w:numPr>
         <w:pStyle w:val="Compact"/>
       </w:pPr>
@@ -637,7 +1012,7 @@
       <w:pPr>
         <w:numPr>
           <w:ilvl w:val="0"/>
-          <w:numId w:val="1005"/>
+          <w:numId w:val="1004"/>
         </w:numPr>
         <w:pStyle w:val="Compact"/>
       </w:pPr>
@@ -649,7 +1024,7 @@
       <w:pPr>
         <w:numPr>
           <w:ilvl w:val="0"/>
-          <w:numId w:val="1005"/>
+          <w:numId w:val="1004"/>
         </w:numPr>
         <w:pStyle w:val="Compact"/>
       </w:pPr>
@@ -661,7 +1036,7 @@
       <w:pPr>
         <w:numPr>
           <w:ilvl w:val="0"/>
-          <w:numId w:val="1005"/>
+          <w:numId w:val="1004"/>
         </w:numPr>
         <w:pStyle w:val="Compact"/>
       </w:pPr>
@@ -673,7 +1048,7 @@
       <w:pPr>
         <w:numPr>
           <w:ilvl w:val="0"/>
-          <w:numId w:val="1005"/>
+          <w:numId w:val="1004"/>
         </w:numPr>
         <w:pStyle w:val="Compact"/>
       </w:pPr>
@@ -685,7 +1060,7 @@
       <w:pPr>
         <w:numPr>
           <w:ilvl w:val="0"/>
-          <w:numId w:val="1005"/>
+          <w:numId w:val="1004"/>
         </w:numPr>
         <w:pStyle w:val="Compact"/>
       </w:pPr>
@@ -697,7 +1072,7 @@
       <w:pPr>
         <w:numPr>
           <w:ilvl w:val="0"/>
-          <w:numId w:val="1005"/>
+          <w:numId w:val="1004"/>
         </w:numPr>
         <w:pStyle w:val="Compact"/>
       </w:pPr>
@@ -737,7 +1112,7 @@
       <w:pPr>
         <w:numPr>
           <w:ilvl w:val="0"/>
-          <w:numId w:val="1006"/>
+          <w:numId w:val="1005"/>
         </w:numPr>
         <w:pStyle w:val="Compact"/>
       </w:pPr>
@@ -802,12 +1177,210 @@
       <w:pPr>
         <w:numPr>
           <w:ilvl w:val="0"/>
+          <w:numId w:val="1006"/>
+        </w:numPr>
+        <w:pStyle w:val="Compact"/>
+      </w:pPr>
+      <w:r>
+        <w:t xml:space="preserve">요구사항과 변경파일 Traceability</w:t>
+      </w:r>
+    </w:p>
+    <w:p>
+      <w:pPr>
+        <w:numPr>
+          <w:ilvl w:val="0"/>
+          <w:numId w:val="1006"/>
+        </w:numPr>
+        <w:pStyle w:val="Compact"/>
+      </w:pPr>
+      <w:r>
+        <w:t xml:space="preserve">역방향 Traceability: 어떤 요구사항에도 연결되지 않은 신규 코드(고아 코드·과잉 생성)를 별도 탐지</w:t>
+      </w:r>
+    </w:p>
+    <w:p>
+      <w:pPr>
+        <w:numPr>
+          <w:ilvl w:val="0"/>
+          <w:numId w:val="1006"/>
+        </w:numPr>
+        <w:pStyle w:val="Compact"/>
+      </w:pPr>
+      <w:r>
+        <w:t xml:space="preserve">설계규칙·Dependency Boundary 검토</w:t>
+      </w:r>
+    </w:p>
+    <w:p>
+      <w:pPr>
+        <w:numPr>
+          <w:ilvl w:val="0"/>
+          <w:numId w:val="1006"/>
+        </w:numPr>
+        <w:pStyle w:val="Compact"/>
+      </w:pPr>
+      <w:r>
+        <w:t xml:space="preserve">정책 위반 탐지</w:t>
+      </w:r>
+    </w:p>
+    <w:p>
+      <w:pPr>
+        <w:numPr>
+          <w:ilvl w:val="0"/>
+          <w:numId w:val="1006"/>
+        </w:numPr>
+        <w:pStyle w:val="Compact"/>
+      </w:pPr>
+      <w:r>
+        <w:t xml:space="preserve">버그·동시성·예외·자원누수·복잡도 검토</w:t>
+      </w:r>
+    </w:p>
+    <w:p>
+      <w:pPr>
+        <w:numPr>
+          <w:ilvl w:val="0"/>
+          <w:numId w:val="1006"/>
+        </w:numPr>
+        <w:pStyle w:val="Compact"/>
+      </w:pPr>
+      <w:r>
+        <w:t xml:space="preserve">Prompt Injection, Tool 권한, RAG 출처·오염 검토</w:t>
+      </w:r>
+    </w:p>
+    <w:p>
+      <w:pPr>
+        <w:numPr>
+          <w:ilvl w:val="0"/>
+          <w:numId w:val="1006"/>
+        </w:numPr>
+        <w:pStyle w:val="Compact"/>
+      </w:pPr>
+      <w:r>
+        <w:t xml:space="preserve">Secret, 취약 Dependency, 인증·인가 검토</w:t>
+      </w:r>
+    </w:p>
+    <w:p>
+      <w:pPr>
+        <w:numPr>
+          <w:ilvl w:val="0"/>
+          <w:numId w:val="1006"/>
+        </w:numPr>
+        <w:pStyle w:val="Compact"/>
+      </w:pPr>
+      <w:r>
+        <w:t xml:space="preserve">테스트 누락과 취약 Assertion 검토</w:t>
+      </w:r>
+    </w:p>
+    <w:p>
+      <w:pPr>
+        <w:numPr>
+          <w:ilvl w:val="0"/>
+          <w:numId w:val="1006"/>
+        </w:numPr>
+        <w:pStyle w:val="Compact"/>
+      </w:pPr>
+      <w:r>
+        <w:t xml:space="preserve">AI 자기주장 검증(Self-Claim Verification): Commit/PR/Chat 응답에서 AI가 스스로 밝힌 구현·수정·테스트통과 주장을 추출해 실제 Evidence와 대조하고 불일치 시 Finding 생성</w:t>
+      </w:r>
+    </w:p>
+    <w:p>
+      <w:pPr>
+        <w:numPr>
+          <w:ilvl w:val="0"/>
+          <w:numId w:val="1006"/>
+        </w:numPr>
+        <w:pStyle w:val="Compact"/>
+      </w:pPr>
+      <w:r>
+        <w:t xml:space="preserve">PR 단위 Inline Comment, Summary, Decision 생성</w:t>
+      </w:r>
+    </w:p>
+    <w:p>
+      <w:pPr>
+        <w:numPr>
+          <w:ilvl w:val="0"/>
+          <w:numId w:val="1006"/>
+        </w:numPr>
+        <w:pStyle w:val="Compact"/>
+      </w:pPr>
+      <w:r>
+        <w:t xml:space="preserve">독립 Review Pass 지원(가능한 경우 원 구현에 사용된 모델과 다른 계열의 모델로 수행)</w:t>
+      </w:r>
+    </w:p>
+    <w:bookmarkEnd w:id="33"/>
+    <w:bookmarkStart w:id="35" w:name="decision"/>
+    <w:p>
+      <w:pPr>
+        <w:pStyle w:val="Heading3"/>
+      </w:pPr>
+      <w:r>
+        <w:t xml:space="preserve">Decision</w:t>
+      </w:r>
+    </w:p>
+    <w:p>
+      <w:pPr>
+        <w:pStyle w:val="FirstParagraph"/>
+      </w:pPr>
+      <w:r>
+        <w:t xml:space="preserve">영역별: PASS, FAIL, HOLD, NOT_RUN, NOT_APPLICABLE. 종합(quality_decision): PASS, FAIL, HOLD.</w:t>
+      </w:r>
+      <w:r>
+        <w:t xml:space="preserve"> </w:t>
+      </w:r>
+      <w:r>
+        <w:rPr>
+          <w:rStyle w:val="VerbatimChar"/>
+        </w:rPr>
+        <w:t xml:space="preserve">merge_authorized</w:t>
+      </w:r>
+      <w:r>
+        <w:t xml:space="preserve">는 계약상 항상 false다(</w:t>
+      </w:r>
+      <w:hyperlink r:id="rId34">
+        <w:r>
+          <w:rPr>
+            <w:rStyle w:val="Hyperlink"/>
+          </w:rPr>
+          <w:t xml:space="preserve">03 §6</w:t>
+        </w:r>
+      </w:hyperlink>
+      <w:r>
+        <w:t xml:space="preserve"> </w:t>
+      </w:r>
+      <w:r>
+        <w:t xml:space="preserve">참조,</w:t>
+      </w:r>
+      <w:r>
+        <w:t xml:space="preserve"> </w:t>
+      </w:r>
+      <w:r>
+        <w:rPr>
+          <w:rStyle w:val="VerbatimChar"/>
+        </w:rPr>
+        <w:t xml:space="preserve">contracts/oreview-result.v1.schema.json</w:t>
+      </w:r>
+      <w:r>
+        <w:t xml:space="preserve">).</w:t>
+      </w:r>
+    </w:p>
+    <w:bookmarkEnd w:id="35"/>
+    <w:bookmarkStart w:id="36" w:name="수용기준-2"/>
+    <w:p>
+      <w:pPr>
+        <w:pStyle w:val="Heading3"/>
+      </w:pPr>
+      <w:r>
+        <w:t xml:space="preserve">수용기준</w:t>
+      </w:r>
+    </w:p>
+    <w:p>
+      <w:pPr>
+        <w:numPr>
+          <w:ilvl w:val="0"/>
           <w:numId w:val="1007"/>
         </w:numPr>
         <w:pStyle w:val="Compact"/>
       </w:pPr>
       <w:r>
-        <w:t xml:space="preserve">요구사항과 변경파일 Traceability</w:t>
+        <w:t xml:space="preserve">Finding마다 파일·라인 또는 구성요소·근거·정책·영향·제안 포함</w:t>
       </w:r>
     </w:p>
     <w:p>
@@ -819,7 +1392,7 @@
         <w:pStyle w:val="Compact"/>
       </w:pPr>
       <w:r>
-        <w:t xml:space="preserve">역방향 Traceability: 어떤 요구사항에도 연결되지 않은 신규 코드(고아 코드·과잉 생성)를 별도 탐지</w:t>
+        <w:t xml:space="preserve">중복 Finding 통합</w:t>
       </w:r>
     </w:p>
     <w:p>
@@ -831,7 +1404,7 @@
         <w:pStyle w:val="Compact"/>
       </w:pPr>
       <w:r>
-        <w:t xml:space="preserve">설계규칙·Dependency Boundary 검토</w:t>
+        <w:t xml:space="preserve">추측성 Finding은 Confidence와 확인방법 포함</w:t>
       </w:r>
     </w:p>
     <w:p>
@@ -843,7 +1416,7 @@
         <w:pStyle w:val="Compact"/>
       </w:pPr>
       <w:r>
-        <w:t xml:space="preserve">정책 위반 탐지</w:t>
+        <w:t xml:space="preserve">Critical/High Finding은 근거 없는 자동 승인 금지</w:t>
       </w:r>
     </w:p>
     <w:p>
@@ -855,169 +1428,9 @@
         <w:pStyle w:val="Compact"/>
       </w:pPr>
       <w:r>
-        <w:t xml:space="preserve">버그·동시성·예외·자원누수·복잡도 검토</w:t>
-      </w:r>
-    </w:p>
-    <w:p>
-      <w:pPr>
-        <w:numPr>
-          <w:ilvl w:val="0"/>
-          <w:numId w:val="1007"/>
-        </w:numPr>
-        <w:pStyle w:val="Compact"/>
-      </w:pPr>
-      <w:r>
-        <w:t xml:space="preserve">Prompt Injection, Tool 권한, RAG 출처·오염 검토</w:t>
-      </w:r>
-    </w:p>
-    <w:p>
-      <w:pPr>
-        <w:numPr>
-          <w:ilvl w:val="0"/>
-          <w:numId w:val="1007"/>
-        </w:numPr>
-        <w:pStyle w:val="Compact"/>
-      </w:pPr>
-      <w:r>
-        <w:t xml:space="preserve">Secret, 취약 Dependency, 인증·인가 검토</w:t>
-      </w:r>
-    </w:p>
-    <w:p>
-      <w:pPr>
-        <w:numPr>
-          <w:ilvl w:val="0"/>
-          <w:numId w:val="1007"/>
-        </w:numPr>
-        <w:pStyle w:val="Compact"/>
-      </w:pPr>
-      <w:r>
-        <w:t xml:space="preserve">테스트 누락과 취약 Assertion 검토</w:t>
-      </w:r>
-    </w:p>
-    <w:p>
-      <w:pPr>
-        <w:numPr>
-          <w:ilvl w:val="0"/>
-          <w:numId w:val="1007"/>
-        </w:numPr>
-        <w:pStyle w:val="Compact"/>
-      </w:pPr>
-      <w:r>
-        <w:t xml:space="preserve">AI 자기주장 검증(Self-Claim Verification): Commit/PR/Chat 응답에서 AI가 스스로 밝힌 구현·수정·테스트통과 주장을 추출해 실제 Evidence와 대조하고 불일치 시 Finding 생성</w:t>
-      </w:r>
-    </w:p>
-    <w:p>
-      <w:pPr>
-        <w:numPr>
-          <w:ilvl w:val="0"/>
-          <w:numId w:val="1007"/>
-        </w:numPr>
-        <w:pStyle w:val="Compact"/>
-      </w:pPr>
-      <w:r>
-        <w:t xml:space="preserve">PR 단위 Inline Comment, Summary, Decision 생성</w:t>
-      </w:r>
-    </w:p>
-    <w:p>
-      <w:pPr>
-        <w:numPr>
-          <w:ilvl w:val="0"/>
-          <w:numId w:val="1007"/>
-        </w:numPr>
-        <w:pStyle w:val="Compact"/>
-      </w:pPr>
-      <w:r>
-        <w:t xml:space="preserve">독립 Review Pass 지원(가능한 경우 원 구현에 사용된 모델과 다른 계열의 모델로 수행)</w:t>
-      </w:r>
-    </w:p>
-    <w:bookmarkEnd w:id="33"/>
-    <w:bookmarkStart w:id="34" w:name="decision"/>
-    <w:p>
-      <w:pPr>
-        <w:pStyle w:val="Heading3"/>
-      </w:pPr>
-      <w:r>
-        <w:t xml:space="preserve">Decision</w:t>
-      </w:r>
-    </w:p>
-    <w:p>
-      <w:pPr>
-        <w:pStyle w:val="FirstParagraph"/>
-      </w:pPr>
-      <w:r>
-        <w:t xml:space="preserve">APPROVE, COMMENT, REQUEST_CHANGE, REJECT, NOT_APPLICABLE, INCONCLUSIVE</w:t>
-      </w:r>
-    </w:p>
-    <w:bookmarkEnd w:id="34"/>
-    <w:bookmarkStart w:id="36" w:name="수용기준-2"/>
-    <w:p>
-      <w:pPr>
-        <w:pStyle w:val="Heading3"/>
-      </w:pPr>
-      <w:r>
-        <w:t xml:space="preserve">수용기준</w:t>
-      </w:r>
-    </w:p>
-    <w:p>
-      <w:pPr>
-        <w:numPr>
-          <w:ilvl w:val="0"/>
-          <w:numId w:val="1008"/>
-        </w:numPr>
-        <w:pStyle w:val="Compact"/>
-      </w:pPr>
-      <w:r>
-        <w:t xml:space="preserve">Finding마다 파일·라인 또는 구성요소·근거·정책·영향·제안 포함</w:t>
-      </w:r>
-    </w:p>
-    <w:p>
-      <w:pPr>
-        <w:numPr>
-          <w:ilvl w:val="0"/>
-          <w:numId w:val="1008"/>
-        </w:numPr>
-        <w:pStyle w:val="Compact"/>
-      </w:pPr>
-      <w:r>
-        <w:t xml:space="preserve">중복 Finding 통합</w:t>
-      </w:r>
-    </w:p>
-    <w:p>
-      <w:pPr>
-        <w:numPr>
-          <w:ilvl w:val="0"/>
-          <w:numId w:val="1008"/>
-        </w:numPr>
-        <w:pStyle w:val="Compact"/>
-      </w:pPr>
-      <w:r>
-        <w:t xml:space="preserve">추측성 Finding은 Confidence와 확인방법 포함</w:t>
-      </w:r>
-    </w:p>
-    <w:p>
-      <w:pPr>
-        <w:numPr>
-          <w:ilvl w:val="0"/>
-          <w:numId w:val="1008"/>
-        </w:numPr>
-        <w:pStyle w:val="Compact"/>
-      </w:pPr>
-      <w:r>
-        <w:t xml:space="preserve">Critical/High Finding은 근거 없는 자동 승인 금지</w:t>
-      </w:r>
-    </w:p>
-    <w:p>
-      <w:pPr>
-        <w:numPr>
-          <w:ilvl w:val="0"/>
-          <w:numId w:val="1008"/>
-        </w:numPr>
-        <w:pStyle w:val="Compact"/>
-      </w:pPr>
-      <w:r>
         <w:t xml:space="preserve">Critical Finding은 원 구현/1차 판정과 다른 모델 계열의 Cross-Model Verification을 거친 뒤에만 최종 확정한다(</w:t>
       </w:r>
-      <w:hyperlink r:id="rId35">
+      <w:hyperlink r:id="rId34">
         <w:r>
           <w:rPr>
             <w:rStyle w:val="Hyperlink"/>
@@ -1036,7 +1449,7 @@
       <w:pPr>
         <w:numPr>
           <w:ilvl w:val="0"/>
-          <w:numId w:val="1008"/>
+          <w:numId w:val="1007"/>
         </w:numPr>
         <w:pStyle w:val="Compact"/>
       </w:pPr>
@@ -1048,7 +1461,7 @@
       <w:pPr>
         <w:numPr>
           <w:ilvl w:val="0"/>
-          <w:numId w:val="1008"/>
+          <w:numId w:val="1007"/>
         </w:numPr>
         <w:pStyle w:val="Compact"/>
       </w:pPr>
@@ -1080,7 +1493,7 @@
       <w:pPr>
         <w:numPr>
           <w:ilvl w:val="0"/>
-          <w:numId w:val="1009"/>
+          <w:numId w:val="1008"/>
         </w:numPr>
         <w:pStyle w:val="Compact"/>
       </w:pPr>
@@ -1092,7 +1505,7 @@
       <w:pPr>
         <w:numPr>
           <w:ilvl w:val="0"/>
-          <w:numId w:val="1009"/>
+          <w:numId w:val="1008"/>
         </w:numPr>
         <w:pStyle w:val="Compact"/>
       </w:pPr>
@@ -1104,7 +1517,7 @@
       <w:pPr>
         <w:numPr>
           <w:ilvl w:val="0"/>
-          <w:numId w:val="1009"/>
+          <w:numId w:val="1008"/>
         </w:numPr>
         <w:pStyle w:val="Compact"/>
       </w:pPr>
@@ -1116,7 +1529,7 @@
       <w:pPr>
         <w:numPr>
           <w:ilvl w:val="0"/>
-          <w:numId w:val="1009"/>
+          <w:numId w:val="1008"/>
         </w:numPr>
         <w:pStyle w:val="Compact"/>
       </w:pPr>
@@ -1128,7 +1541,7 @@
       <w:pPr>
         <w:numPr>
           <w:ilvl w:val="0"/>
-          <w:numId w:val="1009"/>
+          <w:numId w:val="1008"/>
         </w:numPr>
         <w:pStyle w:val="Compact"/>
       </w:pPr>
@@ -1170,7 +1583,7 @@
       <w:pPr>
         <w:numPr>
           <w:ilvl w:val="0"/>
-          <w:numId w:val="1009"/>
+          <w:numId w:val="1008"/>
         </w:numPr>
         <w:pStyle w:val="Compact"/>
       </w:pPr>
@@ -1182,7 +1595,7 @@
       <w:pPr>
         <w:numPr>
           <w:ilvl w:val="0"/>
-          <w:numId w:val="1009"/>
+          <w:numId w:val="1008"/>
         </w:numPr>
         <w:pStyle w:val="Compact"/>
       </w:pPr>
@@ -1194,7 +1607,7 @@
       <w:pPr>
         <w:numPr>
           <w:ilvl w:val="0"/>
-          <w:numId w:val="1009"/>
+          <w:numId w:val="1008"/>
         </w:numPr>
         <w:pStyle w:val="Compact"/>
       </w:pPr>
@@ -1206,7 +1619,7 @@
       <w:pPr>
         <w:numPr>
           <w:ilvl w:val="0"/>
-          <w:numId w:val="1009"/>
+          <w:numId w:val="1008"/>
         </w:numPr>
         <w:pStyle w:val="Compact"/>
       </w:pPr>
@@ -1304,7 +1717,7 @@
       <w:pPr>
         <w:numPr>
           <w:ilvl w:val="0"/>
-          <w:numId w:val="1010"/>
+          <w:numId w:val="1009"/>
         </w:numPr>
         <w:pStyle w:val="Compact"/>
       </w:pPr>
@@ -1316,7 +1729,7 @@
       <w:pPr>
         <w:numPr>
           <w:ilvl w:val="0"/>
-          <w:numId w:val="1010"/>
+          <w:numId w:val="1009"/>
         </w:numPr>
         <w:pStyle w:val="Compact"/>
       </w:pPr>
@@ -1328,7 +1741,7 @@
       <w:pPr>
         <w:numPr>
           <w:ilvl w:val="0"/>
-          <w:numId w:val="1010"/>
+          <w:numId w:val="1009"/>
         </w:numPr>
         <w:pStyle w:val="Compact"/>
       </w:pPr>
@@ -1340,7 +1753,7 @@
       <w:pPr>
         <w:numPr>
           <w:ilvl w:val="0"/>
-          <w:numId w:val="1010"/>
+          <w:numId w:val="1009"/>
         </w:numPr>
         <w:pStyle w:val="Compact"/>
       </w:pPr>
@@ -1352,7 +1765,7 @@
       <w:pPr>
         <w:numPr>
           <w:ilvl w:val="0"/>
-          <w:numId w:val="1010"/>
+          <w:numId w:val="1009"/>
         </w:numPr>
         <w:pStyle w:val="Compact"/>
       </w:pPr>
@@ -1364,7 +1777,7 @@
       <w:pPr>
         <w:numPr>
           <w:ilvl w:val="0"/>
-          <w:numId w:val="1010"/>
+          <w:numId w:val="1009"/>
         </w:numPr>
         <w:pStyle w:val="Compact"/>
       </w:pPr>
@@ -1376,7 +1789,7 @@
       <w:pPr>
         <w:numPr>
           <w:ilvl w:val="0"/>
-          <w:numId w:val="1010"/>
+          <w:numId w:val="1009"/>
         </w:numPr>
         <w:pStyle w:val="Compact"/>
       </w:pPr>
@@ -1388,7 +1801,7 @@
       <w:pPr>
         <w:numPr>
           <w:ilvl w:val="0"/>
-          <w:numId w:val="1010"/>
+          <w:numId w:val="1009"/>
         </w:numPr>
         <w:pStyle w:val="Compact"/>
       </w:pPr>
@@ -1400,7 +1813,7 @@
       <w:pPr>
         <w:numPr>
           <w:ilvl w:val="0"/>
-          <w:numId w:val="1010"/>
+          <w:numId w:val="1009"/>
         </w:numPr>
         <w:pStyle w:val="Compact"/>
       </w:pPr>
@@ -1412,7 +1825,7 @@
       <w:pPr>
         <w:numPr>
           <w:ilvl w:val="0"/>
-          <w:numId w:val="1010"/>
+          <w:numId w:val="1009"/>
         </w:numPr>
         <w:pStyle w:val="Compact"/>
       </w:pPr>
@@ -1434,7 +1847,7 @@
       <w:pPr>
         <w:numPr>
           <w:ilvl w:val="0"/>
-          <w:numId w:val="1011"/>
+          <w:numId w:val="1010"/>
         </w:numPr>
         <w:pStyle w:val="Compact"/>
       </w:pPr>
@@ -1446,7 +1859,7 @@
       <w:pPr>
         <w:numPr>
           <w:ilvl w:val="0"/>
-          <w:numId w:val="1011"/>
+          <w:numId w:val="1010"/>
         </w:numPr>
         <w:pStyle w:val="Compact"/>
       </w:pPr>
@@ -1458,7 +1871,7 @@
       <w:pPr>
         <w:numPr>
           <w:ilvl w:val="0"/>
-          <w:numId w:val="1011"/>
+          <w:numId w:val="1010"/>
         </w:numPr>
         <w:pStyle w:val="Compact"/>
       </w:pPr>
@@ -1470,7 +1883,7 @@
       <w:pPr>
         <w:numPr>
           <w:ilvl w:val="0"/>
-          <w:numId w:val="1011"/>
+          <w:numId w:val="1010"/>
         </w:numPr>
         <w:pStyle w:val="Compact"/>
       </w:pPr>
@@ -1482,7 +1895,7 @@
       <w:pPr>
         <w:numPr>
           <w:ilvl w:val="0"/>
-          <w:numId w:val="1011"/>
+          <w:numId w:val="1010"/>
         </w:numPr>
         <w:pStyle w:val="Compact"/>
       </w:pPr>
@@ -1532,7 +1945,7 @@
       <w:pPr>
         <w:numPr>
           <w:ilvl w:val="0"/>
-          <w:numId w:val="1012"/>
+          <w:numId w:val="1011"/>
         </w:numPr>
         <w:pStyle w:val="Compact"/>
       </w:pPr>
@@ -1544,26 +1957,26 @@
       <w:pPr>
         <w:numPr>
           <w:ilvl w:val="0"/>
-          <w:numId w:val="1012"/>
-        </w:numPr>
-        <w:pStyle w:val="Compact"/>
-      </w:pPr>
-      <w:r>
-        <w:t xml:space="preserve">Failure Pattern 추출: REJECT/REQUEST_CHANGE로 종료된 Review와 FAIL로 종료된 Verification에서 실패 유형 추출</w:t>
-      </w:r>
-    </w:p>
-    <w:p>
-      <w:pPr>
-        <w:numPr>
-          <w:ilvl w:val="0"/>
-          <w:numId w:val="1012"/>
+          <w:numId w:val="1011"/>
+        </w:numPr>
+        <w:pStyle w:val="Compact"/>
+      </w:pPr>
+      <w:r>
+        <w:t xml:space="preserve">Failure Pattern 추출: FAIL로 종료된 Review와 Verification에서 실패 유형 추출</w:t>
+      </w:r>
+    </w:p>
+    <w:p>
+      <w:pPr>
+        <w:numPr>
+          <w:ilvl w:val="0"/>
+          <w:numId w:val="1011"/>
         </w:numPr>
         <w:pStyle w:val="Compact"/>
       </w:pPr>
       <w:r>
         <w:t xml:space="preserve">AI/바이브 코딩 특유 패턴 별도 태깅: Hallucinated Dependency, Prompt Injection 방어 누락, 과잉 생성, Silent Error Swallowing, Test 없는 대량 커밋 등 (</w:t>
       </w:r>
-      <w:hyperlink r:id="rId35">
+      <w:hyperlink r:id="rId34">
         <w:r>
           <w:rPr>
             <w:rStyle w:val="Hyperlink"/>
@@ -1579,7 +1992,7 @@
       <w:pPr>
         <w:numPr>
           <w:ilvl w:val="0"/>
-          <w:numId w:val="1012"/>
+          <w:numId w:val="1011"/>
         </w:numPr>
         <w:pStyle w:val="Compact"/>
       </w:pPr>
@@ -1591,7 +2004,7 @@
       <w:pPr>
         <w:numPr>
           <w:ilvl w:val="0"/>
-          <w:numId w:val="1012"/>
+          <w:numId w:val="1011"/>
         </w:numPr>
         <w:pStyle w:val="Compact"/>
       </w:pPr>
@@ -1603,7 +2016,7 @@
       <w:pPr>
         <w:numPr>
           <w:ilvl w:val="0"/>
-          <w:numId w:val="1012"/>
+          <w:numId w:val="1011"/>
         </w:numPr>
         <w:pStyle w:val="Compact"/>
       </w:pPr>
@@ -1615,7 +2028,7 @@
       <w:pPr>
         <w:numPr>
           <w:ilvl w:val="0"/>
-          <w:numId w:val="1012"/>
+          <w:numId w:val="1011"/>
         </w:numPr>
         <w:pStyle w:val="Compact"/>
       </w:pPr>
@@ -1645,7 +2058,7 @@
       <w:pPr>
         <w:numPr>
           <w:ilvl w:val="0"/>
-          <w:numId w:val="1013"/>
+          <w:numId w:val="1012"/>
         </w:numPr>
         <w:pStyle w:val="Compact"/>
       </w:pPr>
@@ -1657,7 +2070,7 @@
       <w:pPr>
         <w:numPr>
           <w:ilvl w:val="0"/>
-          <w:numId w:val="1013"/>
+          <w:numId w:val="1012"/>
         </w:numPr>
         <w:pStyle w:val="Compact"/>
       </w:pPr>
@@ -1669,7 +2082,7 @@
       <w:pPr>
         <w:numPr>
           <w:ilvl w:val="0"/>
-          <w:numId w:val="1013"/>
+          <w:numId w:val="1012"/>
         </w:numPr>
         <w:pStyle w:val="Compact"/>
       </w:pPr>
@@ -1681,7 +2094,7 @@
       <w:pPr>
         <w:numPr>
           <w:ilvl w:val="0"/>
-          <w:numId w:val="1013"/>
+          <w:numId w:val="1012"/>
         </w:numPr>
         <w:pStyle w:val="Compact"/>
       </w:pPr>
@@ -1693,7 +2106,7 @@
       <w:pPr>
         <w:numPr>
           <w:ilvl w:val="0"/>
-          <w:numId w:val="1013"/>
+          <w:numId w:val="1012"/>
         </w:numPr>
         <w:pStyle w:val="Compact"/>
       </w:pPr>
@@ -1741,7 +2154,7 @@
       <w:pPr>
         <w:numPr>
           <w:ilvl w:val="0"/>
-          <w:numId w:val="1014"/>
+          <w:numId w:val="1013"/>
         </w:numPr>
         <w:pStyle w:val="Compact"/>
       </w:pPr>
@@ -1753,7 +2166,7 @@
       <w:pPr>
         <w:numPr>
           <w:ilvl w:val="0"/>
-          <w:numId w:val="1014"/>
+          <w:numId w:val="1013"/>
         </w:numPr>
         <w:pStyle w:val="Compact"/>
       </w:pPr>
@@ -1765,7 +2178,7 @@
       <w:pPr>
         <w:numPr>
           <w:ilvl w:val="0"/>
-          <w:numId w:val="1014"/>
+          <w:numId w:val="1013"/>
         </w:numPr>
         <w:pStyle w:val="Compact"/>
       </w:pPr>
@@ -1777,7 +2190,7 @@
       <w:pPr>
         <w:numPr>
           <w:ilvl w:val="0"/>
-          <w:numId w:val="1014"/>
+          <w:numId w:val="1013"/>
         </w:numPr>
         <w:pStyle w:val="Compact"/>
       </w:pPr>
@@ -1789,7 +2202,7 @@
       <w:pPr>
         <w:numPr>
           <w:ilvl w:val="0"/>
-          <w:numId w:val="1014"/>
+          <w:numId w:val="1013"/>
         </w:numPr>
         <w:pStyle w:val="Compact"/>
       </w:pPr>
@@ -1801,7 +2214,7 @@
       <w:pPr>
         <w:numPr>
           <w:ilvl w:val="0"/>
-          <w:numId w:val="1014"/>
+          <w:numId w:val="1013"/>
         </w:numPr>
         <w:pStyle w:val="Compact"/>
       </w:pPr>
@@ -1824,7 +2237,7 @@
       <w:pPr>
         <w:numPr>
           <w:ilvl w:val="0"/>
-          <w:numId w:val="1015"/>
+          <w:numId w:val="1014"/>
         </w:numPr>
         <w:pStyle w:val="Compact"/>
       </w:pPr>
@@ -1836,7 +2249,7 @@
       <w:pPr>
         <w:numPr>
           <w:ilvl w:val="0"/>
-          <w:numId w:val="1015"/>
+          <w:numId w:val="1014"/>
         </w:numPr>
         <w:pStyle w:val="Compact"/>
       </w:pPr>
@@ -1848,7 +2261,7 @@
       <w:pPr>
         <w:numPr>
           <w:ilvl w:val="0"/>
-          <w:numId w:val="1015"/>
+          <w:numId w:val="1014"/>
         </w:numPr>
         <w:pStyle w:val="Compact"/>
       </w:pPr>
@@ -1860,7 +2273,7 @@
       <w:pPr>
         <w:numPr>
           <w:ilvl w:val="0"/>
-          <w:numId w:val="1015"/>
+          <w:numId w:val="1014"/>
         </w:numPr>
         <w:pStyle w:val="Compact"/>
       </w:pPr>
@@ -1872,7 +2285,7 @@
       <w:pPr>
         <w:numPr>
           <w:ilvl w:val="0"/>
-          <w:numId w:val="1015"/>
+          <w:numId w:val="1014"/>
         </w:numPr>
         <w:pStyle w:val="Compact"/>
       </w:pPr>
@@ -1884,7 +2297,7 @@
       <w:pPr>
         <w:numPr>
           <w:ilvl w:val="0"/>
-          <w:numId w:val="1015"/>
+          <w:numId w:val="1014"/>
         </w:numPr>
         <w:pStyle w:val="Compact"/>
       </w:pPr>
@@ -1896,7 +2309,7 @@
       <w:pPr>
         <w:numPr>
           <w:ilvl w:val="0"/>
-          <w:numId w:val="1015"/>
+          <w:numId w:val="1014"/>
         </w:numPr>
         <w:pStyle w:val="Compact"/>
       </w:pPr>
@@ -1908,7 +2321,7 @@
       <w:pPr>
         <w:numPr>
           <w:ilvl w:val="0"/>
-          <w:numId w:val="1015"/>
+          <w:numId w:val="1014"/>
         </w:numPr>
         <w:pStyle w:val="Compact"/>
       </w:pPr>
@@ -1920,7 +2333,7 @@
       <w:pPr>
         <w:numPr>
           <w:ilvl w:val="0"/>
-          <w:numId w:val="1015"/>
+          <w:numId w:val="1014"/>
         </w:numPr>
         <w:pStyle w:val="Compact"/>
       </w:pPr>
@@ -1932,7 +2345,7 @@
       <w:pPr>
         <w:numPr>
           <w:ilvl w:val="0"/>
-          <w:numId w:val="1015"/>
+          <w:numId w:val="1014"/>
         </w:numPr>
         <w:pStyle w:val="Compact"/>
       </w:pPr>
@@ -1944,7 +2357,7 @@
       <w:pPr>
         <w:numPr>
           <w:ilvl w:val="0"/>
-          <w:numId w:val="1015"/>
+          <w:numId w:val="1014"/>
         </w:numPr>
         <w:pStyle w:val="Compact"/>
       </w:pPr>
@@ -1956,7 +2369,7 @@
       <w:pPr>
         <w:numPr>
           <w:ilvl w:val="0"/>
-          <w:numId w:val="1015"/>
+          <w:numId w:val="1014"/>
         </w:numPr>
         <w:pStyle w:val="Compact"/>
       </w:pPr>
@@ -1968,7 +2381,7 @@
       <w:pPr>
         <w:numPr>
           <w:ilvl w:val="0"/>
-          <w:numId w:val="1015"/>
+          <w:numId w:val="1014"/>
         </w:numPr>
         <w:pStyle w:val="Compact"/>
       </w:pPr>
@@ -1980,7 +2393,7 @@
       <w:pPr>
         <w:numPr>
           <w:ilvl w:val="0"/>
-          <w:numId w:val="1015"/>
+          <w:numId w:val="1014"/>
         </w:numPr>
         <w:pStyle w:val="Compact"/>
       </w:pPr>
@@ -2034,7 +2447,7 @@
       <w:pPr>
         <w:numPr>
           <w:ilvl w:val="0"/>
-          <w:numId w:val="1016"/>
+          <w:numId w:val="1015"/>
         </w:numPr>
         <w:pStyle w:val="Compact"/>
       </w:pPr>
@@ -2046,7 +2459,7 @@
       <w:pPr>
         <w:numPr>
           <w:ilvl w:val="0"/>
-          <w:numId w:val="1016"/>
+          <w:numId w:val="1015"/>
         </w:numPr>
         <w:pStyle w:val="Compact"/>
       </w:pPr>
@@ -2058,7 +2471,7 @@
       <w:pPr>
         <w:numPr>
           <w:ilvl w:val="0"/>
-          <w:numId w:val="1016"/>
+          <w:numId w:val="1015"/>
         </w:numPr>
         <w:pStyle w:val="Compact"/>
       </w:pPr>
@@ -2070,7 +2483,7 @@
       <w:pPr>
         <w:numPr>
           <w:ilvl w:val="0"/>
-          <w:numId w:val="1016"/>
+          <w:numId w:val="1015"/>
         </w:numPr>
         <w:pStyle w:val="Compact"/>
       </w:pPr>
@@ -2082,7 +2495,7 @@
       <w:pPr>
         <w:numPr>
           <w:ilvl w:val="0"/>
-          <w:numId w:val="1016"/>
+          <w:numId w:val="1015"/>
         </w:numPr>
         <w:pStyle w:val="Compact"/>
       </w:pPr>
@@ -2094,7 +2507,7 @@
       <w:pPr>
         <w:numPr>
           <w:ilvl w:val="0"/>
-          <w:numId w:val="1016"/>
+          <w:numId w:val="1015"/>
         </w:numPr>
         <w:pStyle w:val="Compact"/>
       </w:pPr>
@@ -2106,7 +2519,7 @@
       <w:pPr>
         <w:numPr>
           <w:ilvl w:val="0"/>
-          <w:numId w:val="1016"/>
+          <w:numId w:val="1015"/>
         </w:numPr>
         <w:pStyle w:val="Compact"/>
       </w:pPr>
@@ -2118,7 +2531,7 @@
       <w:pPr>
         <w:numPr>
           <w:ilvl w:val="0"/>
-          <w:numId w:val="1016"/>
+          <w:numId w:val="1015"/>
         </w:numPr>
         <w:pStyle w:val="Compact"/>
       </w:pPr>
@@ -2130,7 +2543,7 @@
       <w:pPr>
         <w:numPr>
           <w:ilvl w:val="0"/>
-          <w:numId w:val="1016"/>
+          <w:numId w:val="1015"/>
         </w:numPr>
         <w:pStyle w:val="Compact"/>
       </w:pPr>
@@ -2142,7 +2555,7 @@
       <w:pPr>
         <w:numPr>
           <w:ilvl w:val="0"/>
-          <w:numId w:val="1016"/>
+          <w:numId w:val="1015"/>
         </w:numPr>
         <w:pStyle w:val="Compact"/>
       </w:pPr>
@@ -2154,7 +2567,7 @@
       <w:pPr>
         <w:numPr>
           <w:ilvl w:val="0"/>
-          <w:numId w:val="1016"/>
+          <w:numId w:val="1015"/>
         </w:numPr>
         <w:pStyle w:val="Compact"/>
       </w:pPr>
@@ -2166,19 +2579,55 @@
       <w:pPr>
         <w:numPr>
           <w:ilvl w:val="0"/>
-          <w:numId w:val="1016"/>
-        </w:numPr>
-        <w:pStyle w:val="Compact"/>
-      </w:pPr>
-      <w:r>
-        <w:t xml:space="preserve">Merge 권고</w:t>
-      </w:r>
-    </w:p>
-    <w:p>
-      <w:pPr>
-        <w:numPr>
-          <w:ilvl w:val="0"/>
-          <w:numId w:val="1016"/>
+          <w:numId w:val="1015"/>
+        </w:numPr>
+        <w:pStyle w:val="Compact"/>
+      </w:pPr>
+      <w:r>
+        <w:t xml:space="preserve">Merge 권고:</w:t>
+      </w:r>
+      <w:r>
+        <w:t xml:space="preserve"> </w:t>
+      </w:r>
+      <w:r>
+        <w:rPr>
+          <w:rStyle w:val="VerbatimChar"/>
+        </w:rPr>
+        <w:t xml:space="preserve">contracts/git-change-set.v1.schema.json</w:t>
+      </w:r>
+      <w:r>
+        <w:t xml:space="preserve">은</w:t>
+      </w:r>
+      <w:r>
+        <w:t xml:space="preserve"> </w:t>
+      </w:r>
+      <w:r>
+        <w:rPr>
+          <w:rStyle w:val="VerbatimChar"/>
+        </w:rPr>
+        <w:t xml:space="preserve">merge_state</w:t>
+      </w:r>
+      <w:r>
+        <w:t xml:space="preserve">를 항상</w:t>
+      </w:r>
+      <w:r>
+        <w:t xml:space="preserve"> </w:t>
+      </w:r>
+      <w:r>
+        <w:rPr>
+          <w:rStyle w:val="VerbatimChar"/>
+        </w:rPr>
+        <w:t xml:space="preserve">"PROHIBITED"</w:t>
+      </w:r>
+      <w:r>
+        <w:t xml:space="preserve">로 고정한다 — OGit은 권고만 하며 어떤 경로로도 Merge를 실행하지 않는다(계약 수준 강제, 정책 예외 없음)</w:t>
+      </w:r>
+    </w:p>
+    <w:p>
+      <w:pPr>
+        <w:numPr>
+          <w:ilvl w:val="0"/>
+          <w:numId w:val="1015"/>
         </w:numPr>
         <w:pStyle w:val="Compact"/>
       </w:pPr>
@@ -2190,7 +2639,7 @@
       <w:pPr>
         <w:numPr>
           <w:ilvl w:val="0"/>
-          <w:numId w:val="1016"/>
+          <w:numId w:val="1015"/>
         </w:numPr>
         <w:pStyle w:val="Compact"/>
       </w:pPr>
@@ -2202,7 +2651,7 @@
       <w:pPr>
         <w:numPr>
           <w:ilvl w:val="0"/>
-          <w:numId w:val="1016"/>
+          <w:numId w:val="1015"/>
         </w:numPr>
         <w:pStyle w:val="Compact"/>
       </w:pPr>
@@ -2214,7 +2663,7 @@
       <w:pPr>
         <w:numPr>
           <w:ilvl w:val="0"/>
-          <w:numId w:val="1016"/>
+          <w:numId w:val="1015"/>
         </w:numPr>
         <w:pStyle w:val="Compact"/>
       </w:pPr>
@@ -2236,7 +2685,7 @@
       <w:pPr>
         <w:numPr>
           <w:ilvl w:val="0"/>
-          <w:numId w:val="1017"/>
+          <w:numId w:val="1016"/>
         </w:numPr>
         <w:pStyle w:val="Compact"/>
       </w:pPr>
@@ -2248,7 +2697,7 @@
       <w:pPr>
         <w:numPr>
           <w:ilvl w:val="0"/>
-          <w:numId w:val="1017"/>
+          <w:numId w:val="1016"/>
         </w:numPr>
         <w:pStyle w:val="Compact"/>
       </w:pPr>
@@ -2260,7 +2709,7 @@
       <w:pPr>
         <w:numPr>
           <w:ilvl w:val="0"/>
-          <w:numId w:val="1017"/>
+          <w:numId w:val="1016"/>
         </w:numPr>
         <w:pStyle w:val="Compact"/>
       </w:pPr>
@@ -2272,7 +2721,7 @@
       <w:pPr>
         <w:numPr>
           <w:ilvl w:val="0"/>
-          <w:numId w:val="1017"/>
+          <w:numId w:val="1016"/>
         </w:numPr>
         <w:pStyle w:val="Compact"/>
       </w:pPr>
@@ -2284,7 +2733,7 @@
       <w:pPr>
         <w:numPr>
           <w:ilvl w:val="0"/>
-          <w:numId w:val="1017"/>
+          <w:numId w:val="1016"/>
         </w:numPr>
         <w:pStyle w:val="Compact"/>
       </w:pPr>
@@ -2296,7 +2745,7 @@
       <w:pPr>
         <w:numPr>
           <w:ilvl w:val="0"/>
-          <w:numId w:val="1017"/>
+          <w:numId w:val="1016"/>
         </w:numPr>
         <w:pStyle w:val="Compact"/>
       </w:pPr>
@@ -2323,7 +2772,7 @@
       <w:pPr>
         <w:numPr>
           <w:ilvl w:val="0"/>
-          <w:numId w:val="1017"/>
+          <w:numId w:val="1016"/>
         </w:numPr>
         <w:pStyle w:val="Compact"/>
       </w:pPr>
@@ -2335,7 +2784,7 @@
       <w:pPr>
         <w:numPr>
           <w:ilvl w:val="0"/>
-          <w:numId w:val="1017"/>
+          <w:numId w:val="1016"/>
         </w:numPr>
         <w:pStyle w:val="Compact"/>
       </w:pPr>
@@ -2347,7 +2796,7 @@
       <w:pPr>
         <w:numPr>
           <w:ilvl w:val="0"/>
-          <w:numId w:val="1017"/>
+          <w:numId w:val="1016"/>
         </w:numPr>
         <w:pStyle w:val="Compact"/>
       </w:pPr>
@@ -2359,7 +2808,7 @@
       <w:pPr>
         <w:numPr>
           <w:ilvl w:val="0"/>
-          <w:numId w:val="1017"/>
+          <w:numId w:val="1016"/>
         </w:numPr>
         <w:pStyle w:val="Compact"/>
       </w:pPr>
@@ -2371,7 +2820,7 @@
       <w:pPr>
         <w:numPr>
           <w:ilvl w:val="0"/>
-          <w:numId w:val="1017"/>
+          <w:numId w:val="1016"/>
         </w:numPr>
         <w:pStyle w:val="Compact"/>
       </w:pPr>
@@ -2383,7 +2832,7 @@
       <w:pPr>
         <w:numPr>
           <w:ilvl w:val="0"/>
-          <w:numId w:val="1017"/>
+          <w:numId w:val="1016"/>
         </w:numPr>
         <w:pStyle w:val="Compact"/>
       </w:pPr>
@@ -2432,7 +2881,7 @@
       <w:pPr>
         <w:numPr>
           <w:ilvl w:val="0"/>
-          <w:numId w:val="1018"/>
+          <w:numId w:val="1017"/>
         </w:numPr>
         <w:pStyle w:val="Compact"/>
       </w:pPr>
@@ -2444,7 +2893,7 @@
       <w:pPr>
         <w:numPr>
           <w:ilvl w:val="0"/>
-          <w:numId w:val="1018"/>
+          <w:numId w:val="1017"/>
         </w:numPr>
         <w:pStyle w:val="Compact"/>
       </w:pPr>
@@ -2456,7 +2905,7 @@
       <w:pPr>
         <w:numPr>
           <w:ilvl w:val="0"/>
-          <w:numId w:val="1018"/>
+          <w:numId w:val="1017"/>
         </w:numPr>
         <w:pStyle w:val="Compact"/>
       </w:pPr>
@@ -2468,7 +2917,7 @@
       <w:pPr>
         <w:numPr>
           <w:ilvl w:val="0"/>
-          <w:numId w:val="1018"/>
+          <w:numId w:val="1017"/>
         </w:numPr>
         <w:pStyle w:val="Compact"/>
       </w:pPr>
@@ -2480,7 +2929,7 @@
       <w:pPr>
         <w:numPr>
           <w:ilvl w:val="0"/>
-          <w:numId w:val="1018"/>
+          <w:numId w:val="1017"/>
         </w:numPr>
         <w:pStyle w:val="Compact"/>
       </w:pPr>
@@ -2535,7 +2984,7 @@
       <w:pPr>
         <w:numPr>
           <w:ilvl w:val="0"/>
-          <w:numId w:val="1019"/>
+          <w:numId w:val="1018"/>
         </w:numPr>
         <w:pStyle w:val="Compact"/>
       </w:pPr>
@@ -2547,7 +2996,7 @@
       <w:pPr>
         <w:numPr>
           <w:ilvl w:val="0"/>
-          <w:numId w:val="1019"/>
+          <w:numId w:val="1018"/>
         </w:numPr>
         <w:pStyle w:val="Compact"/>
       </w:pPr>
@@ -2559,7 +3008,7 @@
       <w:pPr>
         <w:numPr>
           <w:ilvl w:val="0"/>
-          <w:numId w:val="1019"/>
+          <w:numId w:val="1018"/>
         </w:numPr>
         <w:pStyle w:val="Compact"/>
       </w:pPr>
@@ -2582,79 +3031,79 @@
       <w:pPr>
         <w:numPr>
           <w:ilvl w:val="0"/>
+          <w:numId w:val="1019"/>
+        </w:numPr>
+        <w:pStyle w:val="Compact"/>
+      </w:pPr>
+      <w:r>
+        <w:t xml:space="preserve">NFR-SEC: 저장·전송 암호화, Secret 비노출, 최소권한</w:t>
+      </w:r>
+    </w:p>
+    <w:p>
+      <w:pPr>
+        <w:numPr>
+          <w:ilvl w:val="0"/>
+          <w:numId w:val="1019"/>
+        </w:numPr>
+        <w:pStyle w:val="Compact"/>
+      </w:pPr>
+      <w:r>
+        <w:t xml:space="preserve">NFR-REL: 멱등성, 재시도, 중복 이벤트 방어</w:t>
+      </w:r>
+    </w:p>
+    <w:p>
+      <w:pPr>
+        <w:numPr>
+          <w:ilvl w:val="0"/>
+          <w:numId w:val="1019"/>
+        </w:numPr>
+        <w:pStyle w:val="Compact"/>
+      </w:pPr>
+      <w:r>
+        <w:t xml:space="preserve">NFR-PERF: 대규모 Repository의 단계적 분석과 중단·재개. 목표치는 다음을 기본값으로 하며 고객 SLA로 협의 변경 가능하다.</w:t>
+      </w:r>
+    </w:p>
+    <w:p>
+      <w:pPr>
+        <w:numPr>
+          <w:ilvl w:val="1"/>
           <w:numId w:val="1020"/>
         </w:numPr>
         <w:pStyle w:val="Compact"/>
       </w:pPr>
       <w:r>
-        <w:t xml:space="preserve">NFR-SEC: 저장·전송 암호화, Secret 비노출, 최소권한</w:t>
-      </w:r>
-    </w:p>
-    <w:p>
-      <w:pPr>
-        <w:numPr>
-          <w:ilvl w:val="0"/>
+        <w:t xml:space="preserve">Learning: 100만 LOC 기준 8시간 이내 최초 완료, 이후 증분 학습은 변경분 10만 LOC 기준 30분 이내</w:t>
+      </w:r>
+    </w:p>
+    <w:p>
+      <w:pPr>
+        <w:numPr>
+          <w:ilvl w:val="1"/>
           <w:numId w:val="1020"/>
         </w:numPr>
         <w:pStyle w:val="Compact"/>
       </w:pPr>
       <w:r>
-        <w:t xml:space="preserve">NFR-REL: 멱등성, 재시도, 중복 이벤트 방어</w:t>
-      </w:r>
-    </w:p>
-    <w:p>
-      <w:pPr>
-        <w:numPr>
-          <w:ilvl w:val="0"/>
+        <w:t xml:space="preserve">Continuous Review(VS Code Fast Review): Diff 저장 후 5초 이내 1차 결과</w:t>
+      </w:r>
+    </w:p>
+    <w:p>
+      <w:pPr>
+        <w:numPr>
+          <w:ilvl w:val="1"/>
           <w:numId w:val="1020"/>
         </w:numPr>
         <w:pStyle w:val="Compact"/>
       </w:pPr>
       <w:r>
-        <w:t xml:space="preserve">NFR-PERF: 대규모 Repository의 단계적 분석과 중단·재개. 목표치는 다음을 기본값으로 하며 고객 SLA로 협의 변경 가능하다.</w:t>
+        <w:t xml:space="preserve">Verification Scenario 실행: Verification Pack 1개당 평균 15분 이내, 병렬 실행 시 Case당 동시 Scenario 20개 이상 지원</w:t>
       </w:r>
     </w:p>
     <w:p>
       <w:pPr>
         <w:numPr>
           <w:ilvl w:val="1"/>
-          <w:numId w:val="1021"/>
-        </w:numPr>
-        <w:pStyle w:val="Compact"/>
-      </w:pPr>
-      <w:r>
-        <w:t xml:space="preserve">Learning: 100만 LOC 기준 8시간 이내 최초 완료, 이후 증분 학습은 변경분 10만 LOC 기준 30분 이내</w:t>
-      </w:r>
-    </w:p>
-    <w:p>
-      <w:pPr>
-        <w:numPr>
-          <w:ilvl w:val="1"/>
-          <w:numId w:val="1021"/>
-        </w:numPr>
-        <w:pStyle w:val="Compact"/>
-      </w:pPr>
-      <w:r>
-        <w:t xml:space="preserve">Continuous Review(VS Code Fast Review): Diff 저장 후 5초 이내 1차 결과</w:t>
-      </w:r>
-    </w:p>
-    <w:p>
-      <w:pPr>
-        <w:numPr>
-          <w:ilvl w:val="1"/>
-          <w:numId w:val="1021"/>
-        </w:numPr>
-        <w:pStyle w:val="Compact"/>
-      </w:pPr>
-      <w:r>
-        <w:t xml:space="preserve">Verification Scenario 실행: Verification Pack 1개당 평균 15분 이내, 병렬 실행 시 Case당 동시 Scenario 20개 이상 지원</w:t>
-      </w:r>
-    </w:p>
-    <w:p>
-      <w:pPr>
-        <w:numPr>
-          <w:ilvl w:val="1"/>
-          <w:numId w:val="1021"/>
+          <w:numId w:val="1020"/>
         </w:numPr>
         <w:pStyle w:val="Compact"/>
       </w:pPr>
@@ -2666,7 +3115,7 @@
       <w:pPr>
         <w:numPr>
           <w:ilvl w:val="0"/>
-          <w:numId w:val="1020"/>
+          <w:numId w:val="1019"/>
         </w:numPr>
         <w:pStyle w:val="Compact"/>
       </w:pPr>
@@ -2678,7 +3127,7 @@
       <w:pPr>
         <w:numPr>
           <w:ilvl w:val="0"/>
-          <w:numId w:val="1020"/>
+          <w:numId w:val="1019"/>
         </w:numPr>
         <w:pStyle w:val="Compact"/>
       </w:pPr>
@@ -2690,7 +3139,7 @@
       <w:pPr>
         <w:numPr>
           <w:ilvl w:val="0"/>
-          <w:numId w:val="1020"/>
+          <w:numId w:val="1019"/>
         </w:numPr>
         <w:pStyle w:val="Compact"/>
       </w:pPr>
@@ -2702,7 +3151,7 @@
       <w:pPr>
         <w:numPr>
           <w:ilvl w:val="0"/>
-          <w:numId w:val="1020"/>
+          <w:numId w:val="1019"/>
         </w:numPr>
         <w:pStyle w:val="Compact"/>
       </w:pPr>
@@ -2714,7 +3163,7 @@
       <w:pPr>
         <w:numPr>
           <w:ilvl w:val="0"/>
-          <w:numId w:val="1020"/>
+          <w:numId w:val="1019"/>
         </w:numPr>
         <w:pStyle w:val="Compact"/>
       </w:pPr>
@@ -2726,7 +3175,7 @@
       <w:pPr>
         <w:numPr>
           <w:ilvl w:val="0"/>
-          <w:numId w:val="1020"/>
+          <w:numId w:val="1019"/>
         </w:numPr>
         <w:pStyle w:val="Compact"/>
       </w:pPr>
@@ -3058,9 +3507,6 @@
     <w:abstractNumId w:val="991"/>
   </w:num>
   <w:num w:numId="1012">
-    <w:abstractNumId w:val="991"/>
-  </w:num>
-  <w:num w:numId="1013">
     <w:abstractNumId w:val="99411"/>
     <w:lvlOverride w:ilvl="0">
       <w:startOverride w:val="1"/>
@@ -3090,6 +3536,9 @@
       <w:startOverride w:val="1"/>
     </w:lvlOverride>
   </w:num>
+  <w:num w:numId="1013">
+    <w:abstractNumId w:val="991"/>
+  </w:num>
   <w:num w:numId="1014">
     <w:abstractNumId w:val="991"/>
   </w:num>
@@ -3109,9 +3558,6 @@
     <w:abstractNumId w:val="991"/>
   </w:num>
   <w:num w:numId="1020">
-    <w:abstractNumId w:val="991"/>
-  </w:num>
-  <w:num w:numId="1021">
     <w:abstractNumId w:val="991"/>
   </w:num>
 </w:numbering>

--- a/docs/master/doc/02_FUNCTIONAL_REQUIREMENTS_AND_PROGRAMS.docx
+++ b/docs/master/doc/02_FUNCTIONAL_REQUIREMENTS_AND_PROGRAMS.docx
@@ -638,7 +638,19 @@
         <w:pStyle w:val="Compact"/>
       </w:pPr>
       <w:r>
-        <w:t xml:space="preserve">FR-COM-008 고객 승인 전 Main Branch 직접 변경을 금지한다.</w:t>
+        <w:t xml:space="preserve">FR-COM-008 고객 승인 전 Main Branch 직접 변경을 금지한다. 실제</w:t>
+      </w:r>
+      <w:r>
+        <w:t xml:space="preserve"> </w:t>
+      </w:r>
+      <w:r>
+        <w:rPr>
+          <w:rStyle w:val="VerbatimChar"/>
+        </w:rPr>
+        <w:t xml:space="preserve">contracts/main-branch-protection.v1.json</w:t>
+      </w:r>
+      <w:r>
+        <w:t xml:space="preserve">이 이를 강제하는 구체 설정이다: PR 필수, 최소 승인 1명, 오래된 승인 자동 무효화, 대화 스레드 전부 해결 필수, 직접 Push·Force Push·Branch 삭제 차단, 관리자도 예외 없이 적용, Merge 전 독립 Status Check 필수.</w:t>
       </w:r>
     </w:p>
     <w:p>

--- a/docs/master/doc/02_FUNCTIONAL_REQUIREMENTS_AND_PROGRAMS.docx
+++ b/docs/master/doc/02_FUNCTIONAL_REQUIREMENTS_AND_PROGRAMS.docx
@@ -10,7 +10,7 @@
         <w:t xml:space="preserve">02_FUNCTIONAL_REQUIREMENTS_AND_PROGRAMS</w:t>
       </w:r>
     </w:p>
-    <w:bookmarkStart w:id="62" w:name="onsure-기능-요구사항-및-프로그램-명세"/>
+    <w:bookmarkStart w:id="68" w:name="onsure-기능-요구사항-및-프로그램-명세"/>
     <w:p>
       <w:pPr>
         <w:pStyle w:val="Heading1"/>
@@ -2236,12 +2236,393 @@
     </w:p>
     <w:bookmarkEnd w:id="49"/>
     <w:bookmarkEnd w:id="50"/>
-    <w:bookmarkStart w:id="52" w:name="oevidence"/>
+    <w:bookmarkStart w:id="56" w:name="otraining-target-ai-auto-learning"/>
     <w:p>
       <w:pPr>
         <w:pStyle w:val="Heading2"/>
       </w:pPr>
       <w:r>
+        <w:t xml:space="preserve">7-2. OTraining (Target AI Auto-Learning)</w:t>
+      </w:r>
+    </w:p>
+    <w:p>
+      <w:pPr>
+        <w:pStyle w:val="FirstParagraph"/>
+      </w:pPr>
+      <w:r>
+        <w:rPr>
+          <w:rStyle w:val="VerbatimChar"/>
+        </w:rPr>
+        <w:t xml:space="preserve">docs/v2/09_TARGET_AI_AUTO_LEARNING_BUSINESS_AND_DEVELOPMENT_STRATEGY.md</w:t>
+      </w:r>
+      <w:r>
+        <w:t xml:space="preserve">에서 흡수. OLearning(Program Understanding Learning)과 다른 축이다 — OLearning은 ONSure가 대상 프로그램을 이해하는 학습이고, OTraining은 대상 프로그램</w:t>
+      </w:r>
+      <w:r>
+        <w:t xml:space="preserve"> </w:t>
+      </w:r>
+      <w:r>
+        <w:rPr>
+          <w:bCs/>
+          <w:b/>
+        </w:rPr>
+        <w:t xml:space="preserve">안의</w:t>
+      </w:r>
+      <w:r>
+        <w:t xml:space="preserve"> </w:t>
+      </w:r>
+      <w:r>
+        <w:t xml:space="preserve">RAG·Prompt·Agent·Model 자체를 실제 데이터로 재학습·개선하는 기능이다.</w:t>
+      </w:r>
+    </w:p>
+    <w:bookmarkStart w:id="51" w:name="책임-3"/>
+    <w:p>
+      <w:pPr>
+        <w:pStyle w:val="Heading3"/>
+      </w:pPr>
+      <w:r>
+        <w:t xml:space="preserve">책임</w:t>
+      </w:r>
+    </w:p>
+    <w:p>
+      <w:pPr>
+        <w:pStyle w:val="FirstParagraph"/>
+      </w:pPr>
+      <w:r>
+        <w:t xml:space="preserve">검증된 Finding 또는 승인된 개선 목표(정확도·안정성·속도·비용)에 근거해 대상 프로그램의 AI 구성요소를 재학습하고, 독립 재검증을 통과한 경우에만 배포를 승인한다.</w:t>
+      </w:r>
+    </w:p>
+    <w:bookmarkEnd w:id="51"/>
+    <w:bookmarkStart w:id="52" w:name="기능-5"/>
+    <w:p>
+      <w:pPr>
+        <w:pStyle w:val="Heading3"/>
+      </w:pPr>
+      <w:r>
+        <w:t xml:space="preserve">기능</w:t>
+      </w:r>
+    </w:p>
+    <w:p>
+      <w:pPr>
+        <w:numPr>
+          <w:ilvl w:val="0"/>
+          <w:numId w:val="1014"/>
+        </w:numPr>
+        <w:pStyle w:val="Compact"/>
+      </w:pPr>
+      <w:r>
+        <w:t xml:space="preserve">Decide: OImprovement와 공유하는 RCA(원인이 코드·정책·데이터·RAG·Prompt·Agent·Model 중 어디인지 판정, §7 OImprovement 참조) 결과를 바탕으로 코드 Patch(Improve)로 충분한지 AI 재학습(Train)이 필요한지 판정 근거를 기록한다. 판정은 사람 또는 승인된 규칙이 하며 ONSure가 임의로 결정하지 않는다</w:t>
+      </w:r>
+    </w:p>
+    <w:p>
+      <w:pPr>
+        <w:numPr>
+          <w:ilvl w:val="0"/>
+          <w:numId w:val="1014"/>
+        </w:numPr>
+        <w:pStyle w:val="Compact"/>
+      </w:pPr>
+      <w:r>
+        <w:t xml:space="preserve">Training Plan 생성: 대상 구성요소(RAG Index/Prompt/Agent 선택정책/Model), 학습 데이터 출처, 평가 데이터셋, 예상 비용·GPU·소요시간을 제시하고 승인받는다</w:t>
+      </w:r>
+    </w:p>
+    <w:p>
+      <w:pPr>
+        <w:numPr>
+          <w:ilvl w:val="0"/>
+          <w:numId w:val="1014"/>
+        </w:numPr>
+        <w:pStyle w:val="Compact"/>
+      </w:pPr>
+      <w:r>
+        <w:t xml:space="preserve">학습 데이터 품질 검사: 편향·중복·유출·오염(Poisoning) 여부 확인</w:t>
+      </w:r>
+    </w:p>
+    <w:p>
+      <w:pPr>
+        <w:numPr>
+          <w:ilvl w:val="0"/>
+          <w:numId w:val="1014"/>
+        </w:numPr>
+        <w:pStyle w:val="Compact"/>
+      </w:pPr>
+      <w:r>
+        <w:t xml:space="preserve">Training Run 실행: RAG 재인덱싱, Prompt 개정, Agent 정책 재학습, Model Fine-tuning 중 해당 유형만 수행</w:t>
+      </w:r>
+    </w:p>
+    <w:p>
+      <w:pPr>
+        <w:numPr>
+          <w:ilvl w:val="0"/>
+          <w:numId w:val="1014"/>
+        </w:numPr>
+        <w:pStyle w:val="Compact"/>
+      </w:pPr>
+      <w:r>
+        <w:t xml:space="preserve">Before/After 비교: 기존 버전과 신규 버전을 동일 평가 데이터셋·시나리오로 비교</w:t>
+      </w:r>
+    </w:p>
+    <w:p>
+      <w:pPr>
+        <w:numPr>
+          <w:ilvl w:val="0"/>
+          <w:numId w:val="1014"/>
+        </w:numPr>
+        <w:pStyle w:val="Compact"/>
+      </w:pPr>
+      <w:r>
+        <w:t xml:space="preserve">독립 재검증: Training을 수행한 모델과 다른 모델 또는 규칙 기반으로 결과를 재확인한다(</w:t>
+      </w:r>
+      <w:hyperlink r:id="rId34">
+        <w:r>
+          <w:rPr>
+            <w:rStyle w:val="Hyperlink"/>
+          </w:rPr>
+          <w:t xml:space="preserve">03_OREVIEW_CODE_REVIEW_SPECIFICATION.md</w:t>
+        </w:r>
+      </w:hyperlink>
+      <w:r>
+        <w:t xml:space="preserve"> </w:t>
+      </w:r>
+      <w:r>
+        <w:t xml:space="preserve">§10-1 Cross-Model Verification과 동일 원칙 재사용)</w:t>
+      </w:r>
+    </w:p>
+    <w:p>
+      <w:pPr>
+        <w:numPr>
+          <w:ilvl w:val="0"/>
+          <w:numId w:val="1014"/>
+        </w:numPr>
+        <w:pStyle w:val="Compact"/>
+      </w:pPr>
+      <w:r>
+        <w:t xml:space="preserve">승인된 경우에만 ModelVersion/RAGIndexVersion/PromptVersion/AgentPolicyVersion을 승격하고 Deployment Approval을 기록</w:t>
+      </w:r>
+    </w:p>
+    <w:p>
+      <w:pPr>
+        <w:numPr>
+          <w:ilvl w:val="0"/>
+          <w:numId w:val="1014"/>
+        </w:numPr>
+        <w:pStyle w:val="Compact"/>
+      </w:pPr>
+      <w:r>
+        <w:t xml:space="preserve">Production Observation: 배포 후 실 운영 데이터에서 성능·오류율을 관찰</w:t>
+      </w:r>
+    </w:p>
+    <w:p>
+      <w:pPr>
+        <w:numPr>
+          <w:ilvl w:val="0"/>
+          <w:numId w:val="1014"/>
+        </w:numPr>
+        <w:pStyle w:val="Compact"/>
+      </w:pPr>
+      <w:r>
+        <w:t xml:space="preserve">Re-learn Trigger: Observation에서 임계치를 넘는 성능저하나 신규 실패 패턴이 확인되면 새 TrainingRequest를 제안한다(자동 실행 아님) — 이 제안은 §7-1 OMemory의 MissedFinding 등록과 같은 성격이며, ONSure 자신의 탐지 능력을 보강하는 재귀학습 루프와 동일한</w:t>
+      </w:r>
+      <w:r>
+        <w:t xml:space="preserve"> </w:t>
+      </w:r>
+      <w:r>
+        <w:t xml:space="preserve">“</w:t>
+      </w:r>
+      <w:r>
+        <w:t xml:space="preserve">검증된 근거 → 독립 재검증 → 승격</w:t>
+      </w:r>
+      <w:r>
+        <w:t xml:space="preserve">”</w:t>
+      </w:r>
+      <w:r>
+        <w:t xml:space="preserve"> </w:t>
+      </w:r>
+      <w:r>
+        <w:t xml:space="preserve">구조를 대상 프로그램의 AI에도 적용한 것이다</w:t>
+      </w:r>
+    </w:p>
+    <w:bookmarkEnd w:id="52"/>
+    <w:bookmarkStart w:id="53" w:name="산출물-3"/>
+    <w:p>
+      <w:pPr>
+        <w:pStyle w:val="Heading3"/>
+      </w:pPr>
+      <w:r>
+        <w:t xml:space="preserve">산출물</w:t>
+      </w:r>
+    </w:p>
+    <w:p>
+      <w:pPr>
+        <w:pStyle w:val="FirstParagraph"/>
+      </w:pPr>
+      <w:r>
+        <w:t xml:space="preserve">TrainingRequest, TrainingPlan, TrainingRun, ModelVersion/RAGIndexVersion/PromptVersion/AgentPolicyVersion, EvaluationReport, DeploymentApproval, ProductionObservation, RelearnTrigger</w:t>
+      </w:r>
+    </w:p>
+    <w:bookmarkEnd w:id="53"/>
+    <w:bookmarkStart w:id="54" w:name="수용기준-5"/>
+    <w:p>
+      <w:pPr>
+        <w:pStyle w:val="Heading3"/>
+      </w:pPr>
+      <w:r>
+        <w:t xml:space="preserve">수용기준</w:t>
+      </w:r>
+    </w:p>
+    <w:p>
+      <w:pPr>
+        <w:numPr>
+          <w:ilvl w:val="0"/>
+          <w:numId w:val="1015"/>
+        </w:numPr>
+        <w:pStyle w:val="Compact"/>
+      </w:pPr>
+      <w:r>
+        <w:t xml:space="preserve">검증된 Finding 또는 승인된 목표 없이 Training을 시작할 수 없다(OImprovement의 임의 요청 금지 원칙과 동일)</w:t>
+      </w:r>
+    </w:p>
+    <w:p>
+      <w:pPr>
+        <w:numPr>
+          <w:ilvl w:val="0"/>
+          <w:numId w:val="1015"/>
+        </w:numPr>
+        <w:pStyle w:val="Compact"/>
+      </w:pPr>
+      <w:r>
+        <w:t xml:space="preserve">평가 데이터셋은 학습 데이터셋과 물리적으로 분리되며 학습에 재사용되지 않는다</w:t>
+      </w:r>
+    </w:p>
+    <w:p>
+      <w:pPr>
+        <w:numPr>
+          <w:ilvl w:val="0"/>
+          <w:numId w:val="1015"/>
+        </w:numPr>
+        <w:pStyle w:val="Compact"/>
+      </w:pPr>
+      <w:r>
+        <w:t xml:space="preserve">Before/After 비교 없이 배포 승인을 발급하지 않는다</w:t>
+      </w:r>
+    </w:p>
+    <w:p>
+      <w:pPr>
+        <w:numPr>
+          <w:ilvl w:val="0"/>
+          <w:numId w:val="1015"/>
+        </w:numPr>
+        <w:pStyle w:val="Compact"/>
+      </w:pPr>
+      <w:r>
+        <w:t xml:space="preserve">독립 재검증을 통과하지 못한 Training 결과는 배포하지 않는다(자기 참조 승인 금지 — Training을 수행한 모델이 스스로 결과를 승인할 수 없음)</w:t>
+      </w:r>
+    </w:p>
+    <w:p>
+      <w:pPr>
+        <w:numPr>
+          <w:ilvl w:val="0"/>
+          <w:numId w:val="1015"/>
+        </w:numPr>
+        <w:pStyle w:val="Compact"/>
+      </w:pPr>
+      <w:r>
+        <w:t xml:space="preserve">Production Observation으로 실측 확인하기 전까지</w:t>
+      </w:r>
+      <w:r>
+        <w:t xml:space="preserve"> </w:t>
+      </w:r>
+      <w:r>
+        <w:t xml:space="preserve">“</w:t>
+      </w:r>
+      <w:r>
+        <w:t xml:space="preserve">개선되었다</w:t>
+      </w:r>
+      <w:r>
+        <w:t xml:space="preserve">”</w:t>
+      </w:r>
+      <w:r>
+        <w:t xml:space="preserve">고 최종 주장하지 않는다(NON_FINAL)</w:t>
+      </w:r>
+    </w:p>
+    <w:p>
+      <w:pPr>
+        <w:numPr>
+          <w:ilvl w:val="0"/>
+          <w:numId w:val="1015"/>
+        </w:numPr>
+        <w:pStyle w:val="Compact"/>
+      </w:pPr>
+      <w:r>
+        <w:t xml:space="preserve">Re-learn Trigger는 제안일 뿐이며 자동 재학습·자동 배포로 이어지지 않는다</w:t>
+      </w:r>
+    </w:p>
+    <w:bookmarkEnd w:id="54"/>
+    <w:bookmarkStart w:id="55" w:name="금지-1"/>
+    <w:p>
+      <w:pPr>
+        <w:pStyle w:val="Heading3"/>
+      </w:pPr>
+      <w:r>
+        <w:t xml:space="preserve">금지</w:t>
+      </w:r>
+    </w:p>
+    <w:p>
+      <w:pPr>
+        <w:numPr>
+          <w:ilvl w:val="0"/>
+          <w:numId w:val="1016"/>
+        </w:numPr>
+        <w:pStyle w:val="Compact"/>
+      </w:pPr>
+      <w:r>
+        <w:t xml:space="preserve">학습 데이터에 대한 고객 동의·라이선스 확인 없는 학습</w:t>
+      </w:r>
+    </w:p>
+    <w:p>
+      <w:pPr>
+        <w:numPr>
+          <w:ilvl w:val="0"/>
+          <w:numId w:val="1016"/>
+        </w:numPr>
+        <w:pStyle w:val="Compact"/>
+      </w:pPr>
+      <w:r>
+        <w:t xml:space="preserve">평가 데이터셋을 학습에 사용해 결과를 부풀리는 행위</w:t>
+      </w:r>
+    </w:p>
+    <w:p>
+      <w:pPr>
+        <w:numPr>
+          <w:ilvl w:val="0"/>
+          <w:numId w:val="1016"/>
+        </w:numPr>
+        <w:pStyle w:val="Compact"/>
+      </w:pPr>
+      <w:r>
+        <w:t xml:space="preserve">Model/RAG/Prompt/Agent 변경을 코드 Patch처럼 취급해 OImprovement의 최소 변경 원칙을 우회</w:t>
+      </w:r>
+    </w:p>
+    <w:p>
+      <w:pPr>
+        <w:numPr>
+          <w:ilvl w:val="0"/>
+          <w:numId w:val="1016"/>
+        </w:numPr>
+        <w:pStyle w:val="Compact"/>
+      </w:pPr>
+      <w:r>
+        <w:t xml:space="preserve">Production 배포 후 Observation 생략</w:t>
+      </w:r>
+    </w:p>
+    <w:bookmarkEnd w:id="55"/>
+    <w:bookmarkEnd w:id="56"/>
+    <w:bookmarkStart w:id="58" w:name="oevidence"/>
+    <w:p>
+      <w:pPr>
+        <w:pStyle w:val="Heading2"/>
+      </w:pPr>
+      <w:r>
         <w:t xml:space="preserve">8. OEvidence</w:t>
       </w:r>
     </w:p>
@@ -2249,7 +2630,7 @@
       <w:pPr>
         <w:numPr>
           <w:ilvl w:val="0"/>
-          <w:numId w:val="1014"/>
+          <w:numId w:val="1017"/>
         </w:numPr>
         <w:pStyle w:val="Compact"/>
       </w:pPr>
@@ -2261,7 +2642,7 @@
       <w:pPr>
         <w:numPr>
           <w:ilvl w:val="0"/>
-          <w:numId w:val="1014"/>
+          <w:numId w:val="1017"/>
         </w:numPr>
         <w:pStyle w:val="Compact"/>
       </w:pPr>
@@ -2273,7 +2654,7 @@
       <w:pPr>
         <w:numPr>
           <w:ilvl w:val="0"/>
-          <w:numId w:val="1014"/>
+          <w:numId w:val="1017"/>
         </w:numPr>
         <w:pStyle w:val="Compact"/>
       </w:pPr>
@@ -2285,7 +2666,7 @@
       <w:pPr>
         <w:numPr>
           <w:ilvl w:val="0"/>
-          <w:numId w:val="1014"/>
+          <w:numId w:val="1017"/>
         </w:numPr>
         <w:pStyle w:val="Compact"/>
       </w:pPr>
@@ -2297,7 +2678,7 @@
       <w:pPr>
         <w:numPr>
           <w:ilvl w:val="0"/>
-          <w:numId w:val="1014"/>
+          <w:numId w:val="1017"/>
         </w:numPr>
         <w:pStyle w:val="Compact"/>
       </w:pPr>
@@ -2309,7 +2690,7 @@
       <w:pPr>
         <w:numPr>
           <w:ilvl w:val="0"/>
-          <w:numId w:val="1014"/>
+          <w:numId w:val="1017"/>
         </w:numPr>
         <w:pStyle w:val="Compact"/>
       </w:pPr>
@@ -2321,7 +2702,7 @@
       <w:pPr>
         <w:numPr>
           <w:ilvl w:val="0"/>
-          <w:numId w:val="1014"/>
+          <w:numId w:val="1017"/>
         </w:numPr>
         <w:pStyle w:val="Compact"/>
       </w:pPr>
@@ -2333,7 +2714,7 @@
       <w:pPr>
         <w:numPr>
           <w:ilvl w:val="0"/>
-          <w:numId w:val="1014"/>
+          <w:numId w:val="1017"/>
         </w:numPr>
         <w:pStyle w:val="Compact"/>
       </w:pPr>
@@ -2345,7 +2726,7 @@
       <w:pPr>
         <w:numPr>
           <w:ilvl w:val="0"/>
-          <w:numId w:val="1014"/>
+          <w:numId w:val="1017"/>
         </w:numPr>
         <w:pStyle w:val="Compact"/>
       </w:pPr>
@@ -2357,7 +2738,7 @@
       <w:pPr>
         <w:numPr>
           <w:ilvl w:val="0"/>
-          <w:numId w:val="1014"/>
+          <w:numId w:val="1017"/>
         </w:numPr>
         <w:pStyle w:val="Compact"/>
       </w:pPr>
@@ -2369,7 +2750,7 @@
       <w:pPr>
         <w:numPr>
           <w:ilvl w:val="0"/>
-          <w:numId w:val="1014"/>
+          <w:numId w:val="1017"/>
         </w:numPr>
         <w:pStyle w:val="Compact"/>
       </w:pPr>
@@ -2381,7 +2762,7 @@
       <w:pPr>
         <w:numPr>
           <w:ilvl w:val="0"/>
-          <w:numId w:val="1014"/>
+          <w:numId w:val="1017"/>
         </w:numPr>
         <w:pStyle w:val="Compact"/>
       </w:pPr>
@@ -2393,7 +2774,7 @@
       <w:pPr>
         <w:numPr>
           <w:ilvl w:val="0"/>
-          <w:numId w:val="1014"/>
+          <w:numId w:val="1017"/>
         </w:numPr>
         <w:pStyle w:val="Compact"/>
       </w:pPr>
@@ -2405,7 +2786,7 @@
       <w:pPr>
         <w:numPr>
           <w:ilvl w:val="0"/>
-          <w:numId w:val="1014"/>
+          <w:numId w:val="1017"/>
         </w:numPr>
         <w:pStyle w:val="Compact"/>
       </w:pPr>
@@ -2415,7 +2796,7 @@
       <w:r>
         <w:t xml:space="preserve"> </w:t>
       </w:r>
-      <w:hyperlink r:id="rId51">
+      <w:hyperlink r:id="rId57">
         <w:r>
           <w:rPr>
             <w:rStyle w:val="Hyperlink"/>
@@ -2445,8 +2826,8 @@
         <w:t xml:space="preserve">의 실측 근거로 삼는다(FR-COM-005가 실제로 지켜지고 있는지 스스로 검증)</w:t>
       </w:r>
     </w:p>
-    <w:bookmarkEnd w:id="52"/>
-    <w:bookmarkStart w:id="53" w:name="ogit"/>
+    <w:bookmarkEnd w:id="58"/>
+    <w:bookmarkStart w:id="59" w:name="ogit"/>
     <w:p>
       <w:pPr>
         <w:pStyle w:val="Heading2"/>
@@ -2459,7 +2840,7 @@
       <w:pPr>
         <w:numPr>
           <w:ilvl w:val="0"/>
-          <w:numId w:val="1015"/>
+          <w:numId w:val="1018"/>
         </w:numPr>
         <w:pStyle w:val="Compact"/>
       </w:pPr>
@@ -2471,7 +2852,7 @@
       <w:pPr>
         <w:numPr>
           <w:ilvl w:val="0"/>
-          <w:numId w:val="1015"/>
+          <w:numId w:val="1018"/>
         </w:numPr>
         <w:pStyle w:val="Compact"/>
       </w:pPr>
@@ -2483,7 +2864,7 @@
       <w:pPr>
         <w:numPr>
           <w:ilvl w:val="0"/>
-          <w:numId w:val="1015"/>
+          <w:numId w:val="1018"/>
         </w:numPr>
         <w:pStyle w:val="Compact"/>
       </w:pPr>
@@ -2495,7 +2876,7 @@
       <w:pPr>
         <w:numPr>
           <w:ilvl w:val="0"/>
-          <w:numId w:val="1015"/>
+          <w:numId w:val="1018"/>
         </w:numPr>
         <w:pStyle w:val="Compact"/>
       </w:pPr>
@@ -2507,7 +2888,7 @@
       <w:pPr>
         <w:numPr>
           <w:ilvl w:val="0"/>
-          <w:numId w:val="1015"/>
+          <w:numId w:val="1018"/>
         </w:numPr>
         <w:pStyle w:val="Compact"/>
       </w:pPr>
@@ -2519,7 +2900,7 @@
       <w:pPr>
         <w:numPr>
           <w:ilvl w:val="0"/>
-          <w:numId w:val="1015"/>
+          <w:numId w:val="1018"/>
         </w:numPr>
         <w:pStyle w:val="Compact"/>
       </w:pPr>
@@ -2531,7 +2912,7 @@
       <w:pPr>
         <w:numPr>
           <w:ilvl w:val="0"/>
-          <w:numId w:val="1015"/>
+          <w:numId w:val="1018"/>
         </w:numPr>
         <w:pStyle w:val="Compact"/>
       </w:pPr>
@@ -2543,7 +2924,7 @@
       <w:pPr>
         <w:numPr>
           <w:ilvl w:val="0"/>
-          <w:numId w:val="1015"/>
+          <w:numId w:val="1018"/>
         </w:numPr>
         <w:pStyle w:val="Compact"/>
       </w:pPr>
@@ -2555,7 +2936,7 @@
       <w:pPr>
         <w:numPr>
           <w:ilvl w:val="0"/>
-          <w:numId w:val="1015"/>
+          <w:numId w:val="1018"/>
         </w:numPr>
         <w:pStyle w:val="Compact"/>
       </w:pPr>
@@ -2567,7 +2948,7 @@
       <w:pPr>
         <w:numPr>
           <w:ilvl w:val="0"/>
-          <w:numId w:val="1015"/>
+          <w:numId w:val="1018"/>
         </w:numPr>
         <w:pStyle w:val="Compact"/>
       </w:pPr>
@@ -2579,7 +2960,7 @@
       <w:pPr>
         <w:numPr>
           <w:ilvl w:val="0"/>
-          <w:numId w:val="1015"/>
+          <w:numId w:val="1018"/>
         </w:numPr>
         <w:pStyle w:val="Compact"/>
       </w:pPr>
@@ -2591,7 +2972,7 @@
       <w:pPr>
         <w:numPr>
           <w:ilvl w:val="0"/>
-          <w:numId w:val="1015"/>
+          <w:numId w:val="1018"/>
         </w:numPr>
         <w:pStyle w:val="Compact"/>
       </w:pPr>
@@ -2639,7 +3020,7 @@
       <w:pPr>
         <w:numPr>
           <w:ilvl w:val="0"/>
-          <w:numId w:val="1015"/>
+          <w:numId w:val="1018"/>
         </w:numPr>
         <w:pStyle w:val="Compact"/>
       </w:pPr>
@@ -2651,7 +3032,7 @@
       <w:pPr>
         <w:numPr>
           <w:ilvl w:val="0"/>
-          <w:numId w:val="1015"/>
+          <w:numId w:val="1018"/>
         </w:numPr>
         <w:pStyle w:val="Compact"/>
       </w:pPr>
@@ -2663,7 +3044,7 @@
       <w:pPr>
         <w:numPr>
           <w:ilvl w:val="0"/>
-          <w:numId w:val="1015"/>
+          <w:numId w:val="1018"/>
         </w:numPr>
         <w:pStyle w:val="Compact"/>
       </w:pPr>
@@ -2675,7 +3056,7 @@
       <w:pPr>
         <w:numPr>
           <w:ilvl w:val="0"/>
-          <w:numId w:val="1015"/>
+          <w:numId w:val="1018"/>
         </w:numPr>
         <w:pStyle w:val="Compact"/>
       </w:pPr>
@@ -2683,8 +3064,8 @@
         <w:t xml:space="preserve">Multi-PR Integration Risk Scan: 동시에 열려있는 여러 Draft PR이 각각은 통과해도 함께 병합될 때 같은 Component를 상충되게 변경하는지 예측하고, 위험이 있으면 관련 PR 담당자에게 상호 링크된 경고를 표시</w:t>
       </w:r>
     </w:p>
-    <w:bookmarkEnd w:id="53"/>
-    <w:bookmarkStart w:id="54" w:name="odelivery"/>
+    <w:bookmarkEnd w:id="59"/>
+    <w:bookmarkStart w:id="60" w:name="odelivery"/>
     <w:p>
       <w:pPr>
         <w:pStyle w:val="Heading2"/>
@@ -2697,7 +3078,7 @@
       <w:pPr>
         <w:numPr>
           <w:ilvl w:val="0"/>
-          <w:numId w:val="1016"/>
+          <w:numId w:val="1019"/>
         </w:numPr>
         <w:pStyle w:val="Compact"/>
       </w:pPr>
@@ -2709,7 +3090,7 @@
       <w:pPr>
         <w:numPr>
           <w:ilvl w:val="0"/>
-          <w:numId w:val="1016"/>
+          <w:numId w:val="1019"/>
         </w:numPr>
         <w:pStyle w:val="Compact"/>
       </w:pPr>
@@ -2721,7 +3102,7 @@
       <w:pPr>
         <w:numPr>
           <w:ilvl w:val="0"/>
-          <w:numId w:val="1016"/>
+          <w:numId w:val="1019"/>
         </w:numPr>
         <w:pStyle w:val="Compact"/>
       </w:pPr>
@@ -2733,7 +3114,7 @@
       <w:pPr>
         <w:numPr>
           <w:ilvl w:val="0"/>
-          <w:numId w:val="1016"/>
+          <w:numId w:val="1019"/>
         </w:numPr>
         <w:pStyle w:val="Compact"/>
       </w:pPr>
@@ -2745,7 +3126,7 @@
       <w:pPr>
         <w:numPr>
           <w:ilvl w:val="0"/>
-          <w:numId w:val="1016"/>
+          <w:numId w:val="1019"/>
         </w:numPr>
         <w:pStyle w:val="Compact"/>
       </w:pPr>
@@ -2757,7 +3138,7 @@
       <w:pPr>
         <w:numPr>
           <w:ilvl w:val="0"/>
-          <w:numId w:val="1016"/>
+          <w:numId w:val="1019"/>
         </w:numPr>
         <w:pStyle w:val="Compact"/>
       </w:pPr>
@@ -2784,7 +3165,7 @@
       <w:pPr>
         <w:numPr>
           <w:ilvl w:val="0"/>
-          <w:numId w:val="1016"/>
+          <w:numId w:val="1019"/>
         </w:numPr>
         <w:pStyle w:val="Compact"/>
       </w:pPr>
@@ -2796,7 +3177,7 @@
       <w:pPr>
         <w:numPr>
           <w:ilvl w:val="0"/>
-          <w:numId w:val="1016"/>
+          <w:numId w:val="1019"/>
         </w:numPr>
         <w:pStyle w:val="Compact"/>
       </w:pPr>
@@ -2808,7 +3189,7 @@
       <w:pPr>
         <w:numPr>
           <w:ilvl w:val="0"/>
-          <w:numId w:val="1016"/>
+          <w:numId w:val="1019"/>
         </w:numPr>
         <w:pStyle w:val="Compact"/>
       </w:pPr>
@@ -2820,7 +3201,7 @@
       <w:pPr>
         <w:numPr>
           <w:ilvl w:val="0"/>
-          <w:numId w:val="1016"/>
+          <w:numId w:val="1019"/>
         </w:numPr>
         <w:pStyle w:val="Compact"/>
       </w:pPr>
@@ -2832,7 +3213,7 @@
       <w:pPr>
         <w:numPr>
           <w:ilvl w:val="0"/>
-          <w:numId w:val="1016"/>
+          <w:numId w:val="1019"/>
         </w:numPr>
         <w:pStyle w:val="Compact"/>
       </w:pPr>
@@ -2844,7 +3225,7 @@
       <w:pPr>
         <w:numPr>
           <w:ilvl w:val="0"/>
-          <w:numId w:val="1016"/>
+          <w:numId w:val="1019"/>
         </w:numPr>
         <w:pStyle w:val="Compact"/>
       </w:pPr>
@@ -2852,8 +3233,8 @@
         <w:t xml:space="preserve">Deletion Receipt</w:t>
       </w:r>
     </w:p>
-    <w:bookmarkEnd w:id="54"/>
-    <w:bookmarkStart w:id="59" w:name="onotify"/>
+    <w:bookmarkEnd w:id="60"/>
+    <w:bookmarkStart w:id="65" w:name="onotify"/>
     <w:p>
       <w:pPr>
         <w:pStyle w:val="Heading2"/>
@@ -2862,7 +3243,7 @@
         <w:t xml:space="preserve">10-1. ONotify</w:t>
       </w:r>
     </w:p>
-    <w:bookmarkStart w:id="55" w:name="책임-3"/>
+    <w:bookmarkStart w:id="61" w:name="책임-4"/>
     <w:p>
       <w:pPr>
         <w:pStyle w:val="Heading3"/>
@@ -2879,8 +3260,8 @@
         <w:t xml:space="preserve">Case, Finding, License의 중요 상태 변화를 구독 채널로 능동 통지한다(FR-COM-011).</w:t>
       </w:r>
     </w:p>
-    <w:bookmarkEnd w:id="55"/>
-    <w:bookmarkStart w:id="56" w:name="기능-5"/>
+    <w:bookmarkEnd w:id="61"/>
+    <w:bookmarkStart w:id="62" w:name="기능-6"/>
     <w:p>
       <w:pPr>
         <w:pStyle w:val="Heading3"/>
@@ -2893,7 +3274,7 @@
       <w:pPr>
         <w:numPr>
           <w:ilvl w:val="0"/>
-          <w:numId w:val="1017"/>
+          <w:numId w:val="1020"/>
         </w:numPr>
         <w:pStyle w:val="Compact"/>
       </w:pPr>
@@ -2905,7 +3286,7 @@
       <w:pPr>
         <w:numPr>
           <w:ilvl w:val="0"/>
-          <w:numId w:val="1017"/>
+          <w:numId w:val="1020"/>
         </w:numPr>
         <w:pStyle w:val="Compact"/>
       </w:pPr>
@@ -2917,7 +3298,7 @@
       <w:pPr>
         <w:numPr>
           <w:ilvl w:val="0"/>
-          <w:numId w:val="1017"/>
+          <w:numId w:val="1020"/>
         </w:numPr>
         <w:pStyle w:val="Compact"/>
       </w:pPr>
@@ -2929,7 +3310,7 @@
       <w:pPr>
         <w:numPr>
           <w:ilvl w:val="0"/>
-          <w:numId w:val="1017"/>
+          <w:numId w:val="1020"/>
         </w:numPr>
         <w:pStyle w:val="Compact"/>
       </w:pPr>
@@ -2941,7 +3322,7 @@
       <w:pPr>
         <w:numPr>
           <w:ilvl w:val="0"/>
-          <w:numId w:val="1017"/>
+          <w:numId w:val="1020"/>
         </w:numPr>
         <w:pStyle w:val="Compact"/>
       </w:pPr>
@@ -2964,8 +3345,8 @@
         <w:t xml:space="preserve">을 감사 가능하게 함</w:t>
       </w:r>
     </w:p>
-    <w:bookmarkEnd w:id="56"/>
-    <w:bookmarkStart w:id="57" w:name="산출물-3"/>
+    <w:bookmarkEnd w:id="62"/>
+    <w:bookmarkStart w:id="63" w:name="산출물-4"/>
     <w:p>
       <w:pPr>
         <w:pStyle w:val="Heading3"/>
@@ -2982,8 +3363,8 @@
         <w:t xml:space="preserve">NotificationRule, NotificationEvent, NotificationDeliveryReceipt</w:t>
       </w:r>
     </w:p>
-    <w:bookmarkEnd w:id="57"/>
-    <w:bookmarkStart w:id="58" w:name="수용기준-5"/>
+    <w:bookmarkEnd w:id="63"/>
+    <w:bookmarkStart w:id="64" w:name="수용기준-6"/>
     <w:p>
       <w:pPr>
         <w:pStyle w:val="Heading3"/>
@@ -2996,7 +3377,7 @@
       <w:pPr>
         <w:numPr>
           <w:ilvl w:val="0"/>
-          <w:numId w:val="1018"/>
+          <w:numId w:val="1021"/>
         </w:numPr>
         <w:pStyle w:val="Compact"/>
       </w:pPr>
@@ -3008,7 +3389,7 @@
       <w:pPr>
         <w:numPr>
           <w:ilvl w:val="0"/>
-          <w:numId w:val="1018"/>
+          <w:numId w:val="1021"/>
         </w:numPr>
         <w:pStyle w:val="Compact"/>
       </w:pPr>
@@ -3020,7 +3401,7 @@
       <w:pPr>
         <w:numPr>
           <w:ilvl w:val="0"/>
-          <w:numId w:val="1018"/>
+          <w:numId w:val="1021"/>
         </w:numPr>
         <w:pStyle w:val="Compact"/>
       </w:pPr>
@@ -3028,9 +3409,9 @@
         <w:t xml:space="preserve">고객이 구독하지 않은 채널로는 발송하지 않는다(Opt-in 채널만 사용)</w:t>
       </w:r>
     </w:p>
-    <w:bookmarkEnd w:id="58"/>
-    <w:bookmarkEnd w:id="59"/>
-    <w:bookmarkStart w:id="60" w:name="비기능-요구사항"/>
+    <w:bookmarkEnd w:id="64"/>
+    <w:bookmarkEnd w:id="65"/>
+    <w:bookmarkStart w:id="66" w:name="비기능-요구사항"/>
     <w:p>
       <w:pPr>
         <w:pStyle w:val="Heading2"/>
@@ -3043,7 +3424,7 @@
       <w:pPr>
         <w:numPr>
           <w:ilvl w:val="0"/>
-          <w:numId w:val="1019"/>
+          <w:numId w:val="1022"/>
         </w:numPr>
         <w:pStyle w:val="Compact"/>
       </w:pPr>
@@ -3055,7 +3436,7 @@
       <w:pPr>
         <w:numPr>
           <w:ilvl w:val="0"/>
-          <w:numId w:val="1019"/>
+          <w:numId w:val="1022"/>
         </w:numPr>
         <w:pStyle w:val="Compact"/>
       </w:pPr>
@@ -3067,7 +3448,7 @@
       <w:pPr>
         <w:numPr>
           <w:ilvl w:val="0"/>
-          <w:numId w:val="1019"/>
+          <w:numId w:val="1022"/>
         </w:numPr>
         <w:pStyle w:val="Compact"/>
       </w:pPr>
@@ -3079,7 +3460,7 @@
       <w:pPr>
         <w:numPr>
           <w:ilvl w:val="1"/>
-          <w:numId w:val="1020"/>
+          <w:numId w:val="1023"/>
         </w:numPr>
         <w:pStyle w:val="Compact"/>
       </w:pPr>
@@ -3091,7 +3472,7 @@
       <w:pPr>
         <w:numPr>
           <w:ilvl w:val="1"/>
-          <w:numId w:val="1020"/>
+          <w:numId w:val="1023"/>
         </w:numPr>
         <w:pStyle w:val="Compact"/>
       </w:pPr>
@@ -3103,7 +3484,7 @@
       <w:pPr>
         <w:numPr>
           <w:ilvl w:val="1"/>
-          <w:numId w:val="1020"/>
+          <w:numId w:val="1023"/>
         </w:numPr>
         <w:pStyle w:val="Compact"/>
       </w:pPr>
@@ -3115,7 +3496,7 @@
       <w:pPr>
         <w:numPr>
           <w:ilvl w:val="1"/>
-          <w:numId w:val="1020"/>
+          <w:numId w:val="1023"/>
         </w:numPr>
         <w:pStyle w:val="Compact"/>
       </w:pPr>
@@ -3127,7 +3508,7 @@
       <w:pPr>
         <w:numPr>
           <w:ilvl w:val="0"/>
-          <w:numId w:val="1019"/>
+          <w:numId w:val="1022"/>
         </w:numPr>
         <w:pStyle w:val="Compact"/>
       </w:pPr>
@@ -3139,7 +3520,7 @@
       <w:pPr>
         <w:numPr>
           <w:ilvl w:val="0"/>
-          <w:numId w:val="1019"/>
+          <w:numId w:val="1022"/>
         </w:numPr>
         <w:pStyle w:val="Compact"/>
       </w:pPr>
@@ -3151,7 +3532,7 @@
       <w:pPr>
         <w:numPr>
           <w:ilvl w:val="0"/>
-          <w:numId w:val="1019"/>
+          <w:numId w:val="1022"/>
         </w:numPr>
         <w:pStyle w:val="Compact"/>
       </w:pPr>
@@ -3163,7 +3544,7 @@
       <w:pPr>
         <w:numPr>
           <w:ilvl w:val="0"/>
-          <w:numId w:val="1019"/>
+          <w:numId w:val="1022"/>
         </w:numPr>
         <w:pStyle w:val="Compact"/>
       </w:pPr>
@@ -3175,7 +3556,7 @@
       <w:pPr>
         <w:numPr>
           <w:ilvl w:val="0"/>
-          <w:numId w:val="1019"/>
+          <w:numId w:val="1022"/>
         </w:numPr>
         <w:pStyle w:val="Compact"/>
       </w:pPr>
@@ -3187,7 +3568,7 @@
       <w:pPr>
         <w:numPr>
           <w:ilvl w:val="0"/>
-          <w:numId w:val="1019"/>
+          <w:numId w:val="1022"/>
         </w:numPr>
         <w:pStyle w:val="Compact"/>
       </w:pPr>
@@ -3195,8 +3576,8 @@
         <w:t xml:space="preserve">NFR-ACCESS: 관리자·개발자·감사자 역할 분리</w:t>
       </w:r>
     </w:p>
-    <w:bookmarkEnd w:id="60"/>
-    <w:bookmarkStart w:id="61" w:name="추적성"/>
+    <w:bookmarkEnd w:id="66"/>
+    <w:bookmarkStart w:id="67" w:name="추적성"/>
     <w:p>
       <w:pPr>
         <w:pStyle w:val="Heading2"/>
@@ -3213,8 +3594,8 @@
         <w:t xml:space="preserve">Requirement → Design Component → Code Module → Test Case → Evidence → Release를 단일 ID 체계로 연결한다.</w:t>
       </w:r>
     </w:p>
-    <w:bookmarkEnd w:id="61"/>
-    <w:bookmarkEnd w:id="62"/>
+    <w:bookmarkEnd w:id="67"/>
+    <w:bookmarkEnd w:id="68"/>
     <w:sectPr/>
   </w:body>
 </w:document>
@@ -3570,6 +3951,15 @@
     <w:abstractNumId w:val="991"/>
   </w:num>
   <w:num w:numId="1020">
+    <w:abstractNumId w:val="991"/>
+  </w:num>
+  <w:num w:numId="1021">
+    <w:abstractNumId w:val="991"/>
+  </w:num>
+  <w:num w:numId="1022">
+    <w:abstractNumId w:val="991"/>
+  </w:num>
+  <w:num w:numId="1023">
     <w:abstractNumId w:val="991"/>
   </w:num>
 </w:numbering>

--- a/docs/master/doc/02_FUNCTIONAL_REQUIREMENTS_AND_PROGRAMS.docx
+++ b/docs/master/doc/02_FUNCTIONAL_REQUIREMENTS_AND_PROGRAMS.docx
@@ -10,7 +10,7 @@
         <w:t xml:space="preserve">02_FUNCTIONAL_REQUIREMENTS_AND_PROGRAMS</w:t>
       </w:r>
     </w:p>
-    <w:bookmarkStart w:id="68" w:name="onsure-기능-요구사항-및-프로그램-명세"/>
+    <w:bookmarkStart w:id="69" w:name="onsure-기능-요구사항-및-프로그램-명세"/>
     <w:p>
       <w:pPr>
         <w:pStyle w:val="Heading1"/>
@@ -2063,7 +2063,65 @@
         <w:pStyle w:val="FirstParagraph"/>
       </w:pPr>
       <w:r>
-        <w:t xml:space="preserve">자동 Review/Verification이 놓친 결함이 Independent Review 불일치, Human Review Override, Production Incident, 고객 신고, 뒤늦은 Regression으로 확인되면 다음 루프를 수행한다.</w:t>
+        <w:t xml:space="preserve">실제</w:t>
+      </w:r>
+      <w:r>
+        <w:t xml:space="preserve"> </w:t>
+      </w:r>
+      <w:r>
+        <w:rPr>
+          <w:rStyle w:val="VerbatimChar"/>
+        </w:rPr>
+        <w:t xml:space="preserve">contracts/learning-validation-engine.v1.json</w:t>
+      </w:r>
+      <w:r>
+        <w:t xml:space="preserve">과</w:t>
+      </w:r>
+      <w:r>
+        <w:t xml:space="preserve"> </w:t>
+      </w:r>
+      <w:r>
+        <w:rPr>
+          <w:rStyle w:val="VerbatimChar"/>
+        </w:rPr>
+        <w:t xml:space="preserve">contracts/learning-to-application-pipeline.v1.json</w:t>
+      </w:r>
+      <w:r>
+        <w:t xml:space="preserve">이 이 루프의 권위다. 자동 Review/Verification이 놓친 결함이 Independent Review 불일치, Human Review Override, Production Incident, 고객 신고, 뒤늦은 Regression으로 확인되면 다음 파이프라인을 수행한다.</w:t>
+      </w:r>
+    </w:p>
+    <w:p>
+      <w:pPr>
+        <w:pStyle w:val="BodyText"/>
+      </w:pPr>
+      <w:r>
+        <w:rPr>
+          <w:rStyle w:val="VerbatimChar"/>
+        </w:rPr>
+        <w:t xml:space="preserve">LEARNING_CANDIDATE → VALIDATION_REQUESTED → VALIDATION_RUNNING → (VALIDATION_PASSED 또는 VALIDATION_FAILED) → PROMOTION_REVIEW → PROMOTION_APPROVED → SHADOW_APPLIED → CANARY_APPLIED → STABLE_APPLIED → APPLIED_LOCKED</w:t>
+      </w:r>
+      <w:r>
+        <w:t xml:space="preserve">(예외 ROLLED_BACK)</w:t>
+      </w:r>
+    </w:p>
+    <w:p>
+      <w:pPr>
+        <w:pStyle w:val="BodyText"/>
+      </w:pPr>
+      <w:r>
+        <w:t xml:space="preserve">4개 엔진으로 역할을 분리하며 어느 엔진도 자기 자신을 검증·승인하지 않는다(계약의</w:t>
+      </w:r>
+      <w:r>
+        <w:t xml:space="preserve"> </w:t>
+      </w:r>
+      <w:r>
+        <w:rPr>
+          <w:rStyle w:val="VerbatimChar"/>
+        </w:rPr>
+        <w:t xml:space="preserve">hard_invariants</w:t>
+      </w:r>
+      <w:r>
+        <w:t xml:space="preserve">).</w:t>
       </w:r>
     </w:p>
     <w:p>
@@ -2075,7 +2133,36 @@
         <w:pStyle w:val="Compact"/>
       </w:pPr>
       <w:r>
-        <w:t xml:space="preserve">MissedFinding 등록: 놓친 결함을 원 Case, 원 Rule Pack/모델 버전과 함께 기록</w:t>
+        <w:rPr>
+          <w:bCs/>
+          <w:b/>
+        </w:rPr>
+        <w:t xml:space="preserve">Learning Engine</w:t>
+      </w:r>
+      <w:r>
+        <w:t xml:space="preserve">(후보 생성 전담): FAILURE_RECEIPT_ANALYSIS, RCA_CLUSTERING, FAILURE_MODE/FIXTURE/ORACLE/RUBRIC/REMEDIATION_PATTERN Candidate 생성만 수행. PASS_DECISION, PROMOTION_GATE_OPEN, SILENT_RUBRIC_CHANGE,</w:t>
+      </w:r>
+      <w:r>
+        <w:t xml:space="preserve"> </w:t>
+      </w:r>
+      <w:r>
+        <w:rPr>
+          <w:bCs/>
+          <w:b/>
+        </w:rPr>
+        <w:t xml:space="preserve">SELF_APPROVAL</w:t>
+      </w:r>
+      <w:r>
+        <w:t xml:space="preserve">은 금지(</w:t>
+      </w:r>
+      <w:r>
+        <w:rPr>
+          <w:rStyle w:val="VerbatimChar"/>
+        </w:rPr>
+        <w:t xml:space="preserve">LEARNING_ENGINE_CANNOT_PASS_VALIDATE_OR_PROMOTE</w:t>
+      </w:r>
+      <w:r>
+        <w:t xml:space="preserve">)</w:t>
       </w:r>
     </w:p>
     <w:p>
@@ -2087,7 +2174,32 @@
         <w:pStyle w:val="Compact"/>
       </w:pPr>
       <w:r>
-        <w:t xml:space="preserve">RCA: Rule 미존재, Confidence Threshold 오류, 모델 한계, Fixture 미포함 중 원인 분류</w:t>
+        <w:rPr>
+          <w:bCs/>
+          <w:b/>
+        </w:rPr>
+        <w:t xml:space="preserve">Validator Engine</w:t>
+      </w:r>
+      <w:r>
+        <w:t xml:space="preserve">(독립 판정 전담): FALSE_PASS, FALSE_FAIL, NONDETERMINISM, GOLDEN_REGRESSION, HIDDEN_TEST_RESULT를 측정하며 Learner 출력을 재계산 없이 신뢰하지 않는다(</w:t>
+      </w:r>
+      <w:r>
+        <w:rPr>
+          <w:rStyle w:val="VerbatimChar"/>
+        </w:rPr>
+        <w:t xml:space="preserve">VALIDATOR_MUST_RECALCULATE_CANDIDATE_FROM_SOURCE_EVIDENCE</w:t>
+      </w:r>
+      <w:r>
+        <w:t xml:space="preserve">). Hidden Dataset은 Learning Engine이 접근할 수 없다(</w:t>
+      </w:r>
+      <w:r>
+        <w:rPr>
+          <w:rStyle w:val="VerbatimChar"/>
+        </w:rPr>
+        <w:t xml:space="preserve">HIDDEN_DATASET_MUST_NOT_BE_USED_BY_LEARNING_ENGINE</w:t>
+      </w:r>
+      <w:r>
+        <w:t xml:space="preserve">)</w:t>
       </w:r>
     </w:p>
     <w:p>
@@ -2099,7 +2211,14 @@
         <w:pStyle w:val="Compact"/>
       </w:pPr>
       <w:r>
-        <w:t xml:space="preserve">보강안 생성: 신규/개정 KnowledgePattern 또는 Rule Pack 개정안, 필요 시 Golden Review Fixture·OLicense Fixture에 해당 사례 추가</w:t>
+        <w:rPr>
+          <w:bCs/>
+          <w:b/>
+        </w:rPr>
+        <w:t xml:space="preserve">Executor Engine</w:t>
+      </w:r>
+      <w:r>
+        <w:t xml:space="preserve">(Queue 소비·실행): READY→RUNNING→DONE/RETRY/HOLD/CANCELLED/EXPIRED→APPLY_PENDING→POST_APPLY_VERIFY→APPLIED_LOCKED. Queue Lease, Idempotency Key, 중복소비 차단, Checkpoint Resume을 강제</w:t>
       </w:r>
     </w:p>
     <w:p>
@@ -2111,24 +2230,48 @@
         <w:pStyle w:val="Compact"/>
       </w:pPr>
       <w:r>
-        <w:t xml:space="preserve">회귀 검증: 개정안이 동일 MissedFinding을 재현 탐지하는지 확인하는 동시에, 기존 Golden Fixture 전체에 대해 False Positive가 급증하지 않는지 확인(모델/Rule 개정도 하나의 Patch로 취급해 회귀검증)</w:t>
-      </w:r>
-    </w:p>
-    <w:p>
-      <w:pPr>
-        <w:numPr>
-          <w:ilvl w:val="0"/>
-          <w:numId w:val="1012"/>
-        </w:numPr>
-        <w:pStyle w:val="Compact"/>
-      </w:pPr>
-      <w:r>
-        <w:t xml:space="preserve">승격: 회귀 검증을 통과한 개정안만 프로덕션 Rule Pack/Pattern Library에 반영하고 Rule Pack Digest를 갱신</w:t>
+        <w:rPr>
+          <w:bCs/>
+          <w:b/>
+        </w:rPr>
+        <w:t xml:space="preserve">Governance Engine</w:t>
+      </w:r>
+      <w:r>
+        <w:t xml:space="preserve">(승격·적용 통제): Promotion Receipt, Reviewer/Approver 분리, Apply Commit 또는 안정 Registry Version, Post-apply Verification, Rollback Pointer, Applied Count 회계를 강제. Candidate를 Applied로 집계하거나 Rollback Pointer 없이 승격하는 것을 금지</w:t>
       </w:r>
     </w:p>
     <w:p>
       <w:pPr>
         <w:pStyle w:val="FirstParagraph"/>
+      </w:pPr>
+      <w:r>
+        <w:t xml:space="preserve">승격은 SHADOW_APPLIED(제한 노출) → CANARY_APPLIED(부분 확대) → STABLE_APPLIED(전체 적용) → APPLIED_LOCKED(불변 Evidence로 고정) 순으로 점진적이다.</w:t>
+      </w:r>
+      <w:r>
+        <w:t xml:space="preserve"> </w:t>
+      </w:r>
+      <w:r>
+        <w:rPr>
+          <w:rStyle w:val="VerbatimChar"/>
+        </w:rPr>
+        <w:t xml:space="preserve">applied_count</w:t>
+      </w:r>
+      <w:r>
+        <w:t xml:space="preserve">는 STABLE_APPLIED 또는 APPLIED_LOCKED이면서 Active Selector·Apply Commit·Post-apply Verification Receipt·Rollback Pointer가 모두 있어야만 집계한다(</w:t>
+      </w:r>
+      <w:r>
+        <w:rPr>
+          <w:rStyle w:val="VerbatimChar"/>
+        </w:rPr>
+        <w:t xml:space="preserve">MISSING_APPLY_RECEIPT_IS_ZERO_APPLIED</w:t>
+      </w:r>
+      <w:r>
+        <w:t xml:space="preserve">) — Candidate가 Queue에 있거나 PASS Receipt만 있고 Promotion Approval이 없으면 0건으로 취급한다.</w:t>
+      </w:r>
+    </w:p>
+    <w:p>
+      <w:pPr>
+        <w:pStyle w:val="BodyText"/>
       </w:pPr>
       <w:r>
         <w:t xml:space="preserve">이 루프는 사람이 승인한 개정만 프로덕션에 반영하며, 탐지 결과를 스스로 무비판 재학습해 자기 자신을 검증하지 않는다(자기 참조 승인 금지). Cycle마다 Recall(놓친 결함 비율 감소)과 False Positive율 변화를 함께 추적해 개선/퇴보를 판정한다.</w:t>
@@ -2149,7 +2292,7 @@
         <w:pStyle w:val="FirstParagraph"/>
       </w:pPr>
       <w:r>
-        <w:t xml:space="preserve">KnowledgePattern, MissedFinding, PatternApplicationReceipt, PatternLibraryRevision, DetectionCapabilityChangeReport</w:t>
+        <w:t xml:space="preserve">KnowledgePattern, MissedFinding, PatternApplicationReceipt, PatternLibraryRevision, DetectionCapabilityChangeReport, PromotionReceipt, ApplyReceipt, RollbackPointer</w:t>
       </w:r>
     </w:p>
     <w:bookmarkEnd w:id="48"/>
@@ -2234,9 +2377,84 @@
         <w:t xml:space="preserve">MissedFinding은 발견 경로(Independent Review/Human Override/Incident/고객신고/지연 Regression)를 구분해 기록한다</w:t>
       </w:r>
     </w:p>
+    <w:p>
+      <w:pPr>
+        <w:numPr>
+          <w:ilvl w:val="0"/>
+          <w:numId w:val="1013"/>
+        </w:numPr>
+        <w:pStyle w:val="Compact"/>
+      </w:pPr>
+      <w:r>
+        <w:t xml:space="preserve">Rollback Pointer 없는 승격, Active Selector 없는 Applied 집계는 금지한다(계약의</w:t>
+      </w:r>
+      <w:r>
+        <w:t xml:space="preserve"> </w:t>
+      </w:r>
+      <w:r>
+        <w:rPr>
+          <w:rStyle w:val="VerbatimChar"/>
+        </w:rPr>
+        <w:t xml:space="preserve">hard_invariants</w:t>
+      </w:r>
+      <w:r>
+        <w:t xml:space="preserve"> </w:t>
+      </w:r>
+      <w:r>
+        <w:t xml:space="preserve">그대로 적용)</w:t>
+      </w:r>
+    </w:p>
+    <w:p>
+      <w:pPr>
+        <w:numPr>
+          <w:ilvl w:val="0"/>
+          <w:numId w:val="1013"/>
+        </w:numPr>
+        <w:pStyle w:val="Compact"/>
+      </w:pPr>
+      <w:r>
+        <w:t xml:space="preserve">이 루프가 최초로 APPLIED_LOCKED에 1건 이상 도달하기 전까지는 §7-2 OTraining의 TARGET_PRODUCT_APPLY(대상 프로그램에 학습결과 적용)를 MVP 범위에 포함하지 않는다(</w:t>
+      </w:r>
+      <w:r>
+        <w:rPr>
+          <w:rStyle w:val="VerbatimChar"/>
+        </w:rPr>
+        <w:t xml:space="preserve">contracts/learning-to-application-pipeline.v1.json</w:t>
+      </w:r>
+      <w:r>
+        <w:t xml:space="preserve">의</w:t>
+      </w:r>
+      <w:r>
+        <w:t xml:space="preserve"> </w:t>
+      </w:r>
+      <w:r>
+        <w:rPr>
+          <w:rStyle w:val="VerbatimChar"/>
+        </w:rPr>
+        <w:t xml:space="preserve">TARGET_PRODUCT_APPLY: mvp_allowed=false</w:t>
+      </w:r>
+      <w:r>
+        <w:t xml:space="preserve">, 사유</w:t>
+      </w:r>
+      <w:r>
+        <w:t xml:space="preserve"> </w:t>
+      </w:r>
+      <w:r>
+        <w:t xml:space="preserve">“</w:t>
+      </w:r>
+      <w:r>
+        <w:t xml:space="preserve">ONSure Core가 자신의 승격 경로를 먼저 증명해야 함</w:t>
+      </w:r>
+      <w:r>
+        <w:t xml:space="preserve">”</w:t>
+      </w:r>
+      <w:r>
+        <w:t xml:space="preserve">)</w:t>
+      </w:r>
+    </w:p>
     <w:bookmarkEnd w:id="49"/>
     <w:bookmarkEnd w:id="50"/>
-    <w:bookmarkStart w:id="56" w:name="otraining-target-ai-auto-learning"/>
+    <w:bookmarkStart w:id="57" w:name="otraining-target-ai-auto-learning"/>
     <w:p>
       <w:pPr>
         <w:pStyle w:val="Heading2"/>
@@ -2275,12 +2493,100 @@
         <w:t xml:space="preserve">RAG·Prompt·Agent·Model 자체를 실제 데이터로 재학습·개선하는 기능이다.</w:t>
       </w:r>
     </w:p>
-    <w:bookmarkStart w:id="51" w:name="책임-3"/>
+    <w:bookmarkStart w:id="51" w:name="출시-전제조건하드-게이트"/>
     <w:p>
       <w:pPr>
         <w:pStyle w:val="Heading3"/>
       </w:pPr>
       <w:r>
+        <w:t xml:space="preserve">출시 전제조건(하드 게이트)</w:t>
+      </w:r>
+    </w:p>
+    <w:p>
+      <w:pPr>
+        <w:pStyle w:val="FirstParagraph"/>
+      </w:pPr>
+      <w:r>
+        <w:rPr>
+          <w:rStyle w:val="VerbatimChar"/>
+        </w:rPr>
+        <w:t xml:space="preserve">contracts/learning-to-application-pipeline.v1.json</w:t>
+      </w:r>
+      <w:r>
+        <w:t xml:space="preserve">은 학습결과 적용을 3등급으로 나눈다: VALIDATION_PACK_APPLY(허용), ONSURE_RUNTIME_CODE_APPLY(제한적 허용, Human Review 필수),</w:t>
+      </w:r>
+      <w:r>
+        <w:t xml:space="preserve"> </w:t>
+      </w:r>
+      <w:r>
+        <w:rPr>
+          <w:bCs/>
+          <w:b/>
+        </w:rPr>
+        <w:t xml:space="preserve">TARGET_PRODUCT_APPLY(현재 불허 —</w:t>
+      </w:r>
+      <w:r>
+        <w:rPr>
+          <w:bCs/>
+          <w:b/>
+        </w:rPr>
+        <w:t xml:space="preserve"> </w:t>
+      </w:r>
+      <w:r>
+        <w:rPr>
+          <w:bCs/>
+          <w:b/>
+        </w:rPr>
+        <w:t xml:space="preserve">“</w:t>
+      </w:r>
+      <w:r>
+        <w:rPr>
+          <w:bCs/>
+          <w:b/>
+        </w:rPr>
+        <w:t xml:space="preserve">ONSure Core가 자신의 승격 경로를 먼저 증명해야 함</w:t>
+      </w:r>
+      <w:r>
+        <w:rPr>
+          <w:bCs/>
+          <w:b/>
+        </w:rPr>
+        <w:t xml:space="preserve">”</w:t>
+      </w:r>
+      <w:r>
+        <w:rPr>
+          <w:bCs/>
+          <w:b/>
+        </w:rPr>
+        <w:t xml:space="preserve">)</w:t>
+      </w:r>
+      <w:r>
+        <w:t xml:space="preserve">. OTraining이 대상 프로그램에 학습결과를 적용하는 것은 정확히 TARGET_PRODUCT_APPLY에 해당한다. 따라서</w:t>
+      </w:r>
+      <w:r>
+        <w:t xml:space="preserve"> </w:t>
+      </w:r>
+      <w:r>
+        <w:rPr>
+          <w:bCs/>
+          <w:b/>
+        </w:rPr>
+        <w:t xml:space="preserve">OMemory의 자기 재귀학습 루프(§7-1)가 APPLIED_LOCKED에 최소 1건 도달하기 전까지 OTraining은 MVP·상용 출시 대상이 아니다.</w:t>
+      </w:r>
+      <w:r>
+        <w:t xml:space="preserve"> </w:t>
+      </w:r>
+      <w:r>
+        <w:t xml:space="preserve">이 순서를 임의로 앞당기지 않는다 — ONSure가 대상 프로그램을 재학습시키려면, 먼저 자기 자신의 학습 결과를 안전하게 승격시킬 수 있음을 증명해야 한다.</w:t>
+      </w:r>
+    </w:p>
+    <w:bookmarkEnd w:id="51"/>
+    <w:bookmarkStart w:id="52" w:name="책임-3"/>
+    <w:p>
+      <w:pPr>
+        <w:pStyle w:val="Heading3"/>
+      </w:pPr>
+      <w:r>
         <w:t xml:space="preserve">책임</w:t>
       </w:r>
     </w:p>
@@ -2292,8 +2598,8 @@
         <w:t xml:space="preserve">검증된 Finding 또는 승인된 개선 목표(정확도·안정성·속도·비용)에 근거해 대상 프로그램의 AI 구성요소를 재학습하고, 독립 재검증을 통과한 경우에만 배포를 승인한다.</w:t>
       </w:r>
     </w:p>
-    <w:bookmarkEnd w:id="51"/>
-    <w:bookmarkStart w:id="52" w:name="기능-5"/>
+    <w:bookmarkEnd w:id="52"/>
+    <w:bookmarkStart w:id="53" w:name="기능-5"/>
     <w:p>
       <w:pPr>
         <w:pStyle w:val="Heading3"/>
@@ -2442,8 +2748,8 @@
         <w:t xml:space="preserve">구조를 대상 프로그램의 AI에도 적용한 것이다</w:t>
       </w:r>
     </w:p>
-    <w:bookmarkEnd w:id="52"/>
-    <w:bookmarkStart w:id="53" w:name="산출물-3"/>
+    <w:bookmarkEnd w:id="53"/>
+    <w:bookmarkStart w:id="54" w:name="산출물-3"/>
     <w:p>
       <w:pPr>
         <w:pStyle w:val="Heading3"/>
@@ -2460,8 +2766,8 @@
         <w:t xml:space="preserve">TrainingRequest, TrainingPlan, TrainingRun, ModelVersion/RAGIndexVersion/PromptVersion/AgentPolicyVersion, EvaluationReport, DeploymentApproval, ProductionObservation, RelearnTrigger</w:t>
       </w:r>
     </w:p>
-    <w:bookmarkEnd w:id="53"/>
-    <w:bookmarkStart w:id="54" w:name="수용기준-5"/>
+    <w:bookmarkEnd w:id="54"/>
+    <w:bookmarkStart w:id="55" w:name="수용기준-5"/>
     <w:p>
       <w:pPr>
         <w:pStyle w:val="Heading3"/>
@@ -2557,8 +2863,8 @@
         <w:t xml:space="preserve">Re-learn Trigger는 제안일 뿐이며 자동 재학습·자동 배포로 이어지지 않는다</w:t>
       </w:r>
     </w:p>
-    <w:bookmarkEnd w:id="54"/>
-    <w:bookmarkStart w:id="55" w:name="금지-1"/>
+    <w:bookmarkEnd w:id="55"/>
+    <w:bookmarkStart w:id="56" w:name="금지-1"/>
     <w:p>
       <w:pPr>
         <w:pStyle w:val="Heading3"/>
@@ -2615,9 +2921,9 @@
         <w:t xml:space="preserve">Production 배포 후 Observation 생략</w:t>
       </w:r>
     </w:p>
-    <w:bookmarkEnd w:id="55"/>
     <w:bookmarkEnd w:id="56"/>
-    <w:bookmarkStart w:id="58" w:name="oevidence"/>
+    <w:bookmarkEnd w:id="57"/>
+    <w:bookmarkStart w:id="59" w:name="oevidence"/>
     <w:p>
       <w:pPr>
         <w:pStyle w:val="Heading2"/>
@@ -2796,7 +3102,7 @@
       <w:r>
         <w:t xml:space="preserve"> </w:t>
       </w:r>
-      <w:hyperlink r:id="rId57">
+      <w:hyperlink r:id="rId58">
         <w:r>
           <w:rPr>
             <w:rStyle w:val="Hyperlink"/>
@@ -2826,8 +3132,8 @@
         <w:t xml:space="preserve">의 실측 근거로 삼는다(FR-COM-005가 실제로 지켜지고 있는지 스스로 검증)</w:t>
       </w:r>
     </w:p>
-    <w:bookmarkEnd w:id="58"/>
-    <w:bookmarkStart w:id="59" w:name="ogit"/>
+    <w:bookmarkEnd w:id="59"/>
+    <w:bookmarkStart w:id="60" w:name="ogit"/>
     <w:p>
       <w:pPr>
         <w:pStyle w:val="Heading2"/>
@@ -3064,8 +3370,8 @@
         <w:t xml:space="preserve">Multi-PR Integration Risk Scan: 동시에 열려있는 여러 Draft PR이 각각은 통과해도 함께 병합될 때 같은 Component를 상충되게 변경하는지 예측하고, 위험이 있으면 관련 PR 담당자에게 상호 링크된 경고를 표시</w:t>
       </w:r>
     </w:p>
-    <w:bookmarkEnd w:id="59"/>
-    <w:bookmarkStart w:id="60" w:name="odelivery"/>
+    <w:bookmarkEnd w:id="60"/>
+    <w:bookmarkStart w:id="61" w:name="odelivery"/>
     <w:p>
       <w:pPr>
         <w:pStyle w:val="Heading2"/>
@@ -3233,8 +3539,8 @@
         <w:t xml:space="preserve">Deletion Receipt</w:t>
       </w:r>
     </w:p>
-    <w:bookmarkEnd w:id="60"/>
-    <w:bookmarkStart w:id="65" w:name="onotify"/>
+    <w:bookmarkEnd w:id="61"/>
+    <w:bookmarkStart w:id="66" w:name="onotify"/>
     <w:p>
       <w:pPr>
         <w:pStyle w:val="Heading2"/>
@@ -3243,7 +3549,7 @@
         <w:t xml:space="preserve">10-1. ONotify</w:t>
       </w:r>
     </w:p>
-    <w:bookmarkStart w:id="61" w:name="책임-4"/>
+    <w:bookmarkStart w:id="62" w:name="책임-4"/>
     <w:p>
       <w:pPr>
         <w:pStyle w:val="Heading3"/>
@@ -3260,8 +3566,8 @@
         <w:t xml:space="preserve">Case, Finding, License의 중요 상태 변화를 구독 채널로 능동 통지한다(FR-COM-011).</w:t>
       </w:r>
     </w:p>
-    <w:bookmarkEnd w:id="61"/>
-    <w:bookmarkStart w:id="62" w:name="기능-6"/>
+    <w:bookmarkEnd w:id="62"/>
+    <w:bookmarkStart w:id="63" w:name="기능-6"/>
     <w:p>
       <w:pPr>
         <w:pStyle w:val="Heading3"/>
@@ -3345,8 +3651,8 @@
         <w:t xml:space="preserve">을 감사 가능하게 함</w:t>
       </w:r>
     </w:p>
-    <w:bookmarkEnd w:id="62"/>
-    <w:bookmarkStart w:id="63" w:name="산출물-4"/>
+    <w:bookmarkEnd w:id="63"/>
+    <w:bookmarkStart w:id="64" w:name="산출물-4"/>
     <w:p>
       <w:pPr>
         <w:pStyle w:val="Heading3"/>
@@ -3363,8 +3669,8 @@
         <w:t xml:space="preserve">NotificationRule, NotificationEvent, NotificationDeliveryReceipt</w:t>
       </w:r>
     </w:p>
-    <w:bookmarkEnd w:id="63"/>
-    <w:bookmarkStart w:id="64" w:name="수용기준-6"/>
+    <w:bookmarkEnd w:id="64"/>
+    <w:bookmarkStart w:id="65" w:name="수용기준-6"/>
     <w:p>
       <w:pPr>
         <w:pStyle w:val="Heading3"/>
@@ -3409,9 +3715,9 @@
         <w:t xml:space="preserve">고객이 구독하지 않은 채널로는 발송하지 않는다(Opt-in 채널만 사용)</w:t>
       </w:r>
     </w:p>
-    <w:bookmarkEnd w:id="64"/>
     <w:bookmarkEnd w:id="65"/>
-    <w:bookmarkStart w:id="66" w:name="비기능-요구사항"/>
+    <w:bookmarkEnd w:id="66"/>
+    <w:bookmarkStart w:id="67" w:name="비기능-요구사항"/>
     <w:p>
       <w:pPr>
         <w:pStyle w:val="Heading2"/>
@@ -3576,8 +3882,8 @@
         <w:t xml:space="preserve">NFR-ACCESS: 관리자·개발자·감사자 역할 분리</w:t>
       </w:r>
     </w:p>
-    <w:bookmarkEnd w:id="66"/>
-    <w:bookmarkStart w:id="67" w:name="추적성"/>
+    <w:bookmarkEnd w:id="67"/>
+    <w:bookmarkStart w:id="68" w:name="추적성"/>
     <w:p>
       <w:pPr>
         <w:pStyle w:val="Heading2"/>
@@ -3594,8 +3900,8 @@
         <w:t xml:space="preserve">Requirement → Design Component → Code Module → Test Case → Evidence → Release를 단일 ID 체계로 연결한다.</w:t>
       </w:r>
     </w:p>
-    <w:bookmarkEnd w:id="67"/>
     <w:bookmarkEnd w:id="68"/>
+    <w:bookmarkEnd w:id="69"/>
     <w:sectPr/>
   </w:body>
 </w:document>
@@ -3772,91 +4078,6 @@
     <w:lvl w:ilvl="8">
       <w:numFmt w:val="bullet"/>
       <w:lvlText w:val="•"/>
-      <w:lvlJc w:val="left"/>
-      <w:pPr>
-        <w:ind w:left="6480" w:hanging="480"/>
-      </w:pPr>
-    </w:lvl>
-  </w:abstractNum>
-  <w:abstractNum w:abstractNumId="99411">
-    <w:nsid w:val="A99411"/>
-    <w:multiLevelType w:val="multilevel"/>
-    <w:lvl w:ilvl="0">
-      <w:start w:val="1"/>
-      <w:numFmt w:val="decimal"/>
-      <w:lvlText w:val="%1."/>
-      <w:lvlJc w:val="left"/>
-      <w:pPr>
-        <w:ind w:left="720" w:hanging="480"/>
-      </w:pPr>
-    </w:lvl>
-    <w:lvl w:ilvl="1">
-      <w:start w:val="1"/>
-      <w:numFmt w:val="decimal"/>
-      <w:lvlText w:val="%2."/>
-      <w:lvlJc w:val="left"/>
-      <w:pPr>
-        <w:ind w:left="1440" w:hanging="480"/>
-      </w:pPr>
-    </w:lvl>
-    <w:lvl w:ilvl="2">
-      <w:start w:val="1"/>
-      <w:numFmt w:val="decimal"/>
-      <w:lvlText w:val="%3."/>
-      <w:lvlJc w:val="left"/>
-      <w:pPr>
-        <w:ind w:left="2160" w:hanging="480"/>
-      </w:pPr>
-    </w:lvl>
-    <w:lvl w:ilvl="3">
-      <w:start w:val="1"/>
-      <w:numFmt w:val="decimal"/>
-      <w:lvlText w:val="%4."/>
-      <w:lvlJc w:val="left"/>
-      <w:pPr>
-        <w:ind w:left="2880" w:hanging="480"/>
-      </w:pPr>
-    </w:lvl>
-    <w:lvl w:ilvl="4">
-      <w:start w:val="1"/>
-      <w:numFmt w:val="decimal"/>
-      <w:lvlText w:val="%5."/>
-      <w:lvlJc w:val="left"/>
-      <w:pPr>
-        <w:ind w:left="3600" w:hanging="480"/>
-      </w:pPr>
-    </w:lvl>
-    <w:lvl w:ilvl="5">
-      <w:start w:val="1"/>
-      <w:numFmt w:val="decimal"/>
-      <w:lvlText w:val="%6."/>
-      <w:lvlJc w:val="left"/>
-      <w:pPr>
-        <w:ind w:left="4320" w:hanging="480"/>
-      </w:pPr>
-    </w:lvl>
-    <w:lvl w:ilvl="6">
-      <w:start w:val="1"/>
-      <w:numFmt w:val="decimal"/>
-      <w:lvlText w:val="%7."/>
-      <w:lvlJc w:val="left"/>
-      <w:pPr>
-        <w:ind w:left="5040" w:hanging="480"/>
-      </w:pPr>
-    </w:lvl>
-    <w:lvl w:ilvl="7">
-      <w:start w:val="1"/>
-      <w:numFmt w:val="decimal"/>
-      <w:lvlText w:val="%8."/>
-      <w:lvlJc w:val="left"/>
-      <w:pPr>
-        <w:ind w:left="5760" w:hanging="480"/>
-      </w:pPr>
-    </w:lvl>
-    <w:lvl w:ilvl="8">
-      <w:start w:val="1"/>
-      <w:numFmt w:val="decimal"/>
-      <w:lvlText w:val="%9."/>
       <w:lvlJc w:val="left"/>
       <w:pPr>
         <w:ind w:left="6480" w:hanging="480"/>
@@ -3900,34 +4121,7 @@
     <w:abstractNumId w:val="991"/>
   </w:num>
   <w:num w:numId="1012">
-    <w:abstractNumId w:val="99411"/>
-    <w:lvlOverride w:ilvl="0">
-      <w:startOverride w:val="1"/>
-    </w:lvlOverride>
-    <w:lvlOverride w:ilvl="1">
-      <w:startOverride w:val="1"/>
-    </w:lvlOverride>
-    <w:lvlOverride w:ilvl="2">
-      <w:startOverride w:val="1"/>
-    </w:lvlOverride>
-    <w:lvlOverride w:ilvl="3">
-      <w:startOverride w:val="1"/>
-    </w:lvlOverride>
-    <w:lvlOverride w:ilvl="4">
-      <w:startOverride w:val="1"/>
-    </w:lvlOverride>
-    <w:lvlOverride w:ilvl="5">
-      <w:startOverride w:val="1"/>
-    </w:lvlOverride>
-    <w:lvlOverride w:ilvl="6">
-      <w:startOverride w:val="1"/>
-    </w:lvlOverride>
-    <w:lvlOverride w:ilvl="7">
-      <w:startOverride w:val="1"/>
-    </w:lvlOverride>
-    <w:lvlOverride w:ilvl="8">
-      <w:startOverride w:val="1"/>
-    </w:lvlOverride>
+    <w:abstractNumId w:val="991"/>
   </w:num>
   <w:num w:numId="1013">
     <w:abstractNumId w:val="991"/>

--- a/docs/master/doc/02_FUNCTIONAL_REQUIREMENTS_AND_PROGRAMS.docx
+++ b/docs/master/doc/02_FUNCTIONAL_REQUIREMENTS_AND_PROGRAMS.docx
@@ -2641,7 +2641,49 @@
         <w:pStyle w:val="Compact"/>
       </w:pPr>
       <w:r>
-        <w:t xml:space="preserve">학습 데이터 품질 검사: 편향·중복·유출·오염(Poisoning) 여부 확인</w:t>
+        <w:t xml:space="preserve">RAG 학습자료 소유권 분리(</w:t>
+      </w:r>
+      <w:r>
+        <w:rPr>
+          <w:rStyle w:val="VerbatimChar"/>
+        </w:rPr>
+        <w:t xml:space="preserve">docs/architecture/ONSURE_PROGRAM_RAG_ENVIRONMENT_v1.md</w:t>
+      </w:r>
+      <w:r>
+        <w:t xml:space="preserve">에서 흡수): ONSure 자신의 검증·학습에서 나온 RAG 후보는 ONSure 저장소에서 관리하고, 대상 프로그램의 실제 RAG 학습자료는 대상 프로그램의</w:t>
+      </w:r>
+      <w:r>
+        <w:t xml:space="preserve"> </w:t>
+      </w:r>
+      <w:r>
+        <w:rPr>
+          <w:rStyle w:val="VerbatimChar"/>
+        </w:rPr>
+        <w:t xml:space="preserve">.onsure/rag-preparation/</w:t>
+      </w:r>
+      <w:r>
+        <w:t xml:space="preserve">에서 대상이 소유한다 — ONSure가 고객의 학습자료를 중앙으로 가져와 소유하지 않는다. 환경 생성(Bootstrap)은 검증과 분리된 명시적 승인 후에만 하며, Bootstrap 자체를 실제 적재·Index 생성·Embedding·파인튜닝·적용으로 표시하지 않는다</w:t>
+      </w:r>
+    </w:p>
+    <w:p>
+      <w:pPr>
+        <w:numPr>
+          <w:ilvl w:val="0"/>
+          <w:numId w:val="1014"/>
+        </w:numPr>
+        <w:pStyle w:val="Compact"/>
+      </w:pPr>
+      <w:r>
+        <w:t xml:space="preserve">학습 데이터 품질 검사: 편향·중복·유출·오염(Poisoning) 여부 확인. 오염 검증 자료 자체도 COMPLETE/PARTIAL/MISSING/DUPLICATE/STALE로 준비상태를 판정하며 PARTIAL/MISSING/DUPLICATE/STALE는 투입 자격을 HOLD로 둔다(</w:t>
+      </w:r>
+      <w:r>
+        <w:rPr>
+          <w:rStyle w:val="VerbatimChar"/>
+        </w:rPr>
+        <w:t xml:space="preserve">docs/architecture/ONSURE_RAG_ADVERSARIAL_MATERIAL_PREPARATION_v1.md</w:t>
+      </w:r>
+      <w:r>
+        <w:t xml:space="preserve">)</w:t>
       </w:r>
     </w:p>
     <w:p>
